--- a/TranscriptAnalysis/results/correlation_conventional/RiRyzLl4Y8U/RiRyzLl4Y8U_correlation_topics_n0_p15_m6.docx
+++ b/TranscriptAnalysis/results/correlation_conventional/RiRyzLl4Y8U/RiRyzLl4Y8U_correlation_topics_n0_p15_m6.docx
@@ -127,7 +127,38 @@
           </w:tcPr>
           <w:p>
             <w:r>
-              <w:t>frame_0000.jpg</w:t>
+              <w:drawing>
+                <wp:inline xmlns:a="http://schemas.openxmlformats.org/drawingml/2006/main" xmlns:pic="http://schemas.openxmlformats.org/drawingml/2006/picture">
+                  <wp:extent cx="1097280" cy="617220"/>
+                  <wp:docPr id="1" name="Picture 1"/>
+                  <wp:cNvGraphicFramePr>
+                    <a:graphicFrameLocks noChangeAspect="1"/>
+                  </wp:cNvGraphicFramePr>
+                  <a:graphic>
+                    <a:graphicData uri="http://schemas.openxmlformats.org/drawingml/2006/picture">
+                      <pic:pic>
+                        <pic:nvPicPr>
+                          <pic:cNvPr id="0" name="frame_0000.jpg"/>
+                          <pic:cNvPicPr/>
+                        </pic:nvPicPr>
+                        <pic:blipFill>
+                          <a:blip r:embed="rId9"/>
+                          <a:stretch>
+                            <a:fillRect/>
+                          </a:stretch>
+                        </pic:blipFill>
+                        <pic:spPr>
+                          <a:xfrm>
+                            <a:off x="0" y="0"/>
+                            <a:ext cx="1097280" cy="617220"/>
+                          </a:xfrm>
+                          <a:prstGeom prst="rect"/>
+                        </pic:spPr>
+                      </pic:pic>
+                    </a:graphicData>
+                  </a:graphic>
+                </wp:inline>
+              </w:drawing>
             </w:r>
           </w:p>
         </w:tc>
@@ -137,7 +168,38 @@
           </w:tcPr>
           <w:p>
             <w:r>
-              <w:t>frame_0142.jpg</w:t>
+              <w:drawing>
+                <wp:inline xmlns:a="http://schemas.openxmlformats.org/drawingml/2006/main" xmlns:pic="http://schemas.openxmlformats.org/drawingml/2006/picture">
+                  <wp:extent cx="1097280" cy="617220"/>
+                  <wp:docPr id="2" name="Picture 2"/>
+                  <wp:cNvGraphicFramePr>
+                    <a:graphicFrameLocks noChangeAspect="1"/>
+                  </wp:cNvGraphicFramePr>
+                  <a:graphic>
+                    <a:graphicData uri="http://schemas.openxmlformats.org/drawingml/2006/picture">
+                      <pic:pic>
+                        <pic:nvPicPr>
+                          <pic:cNvPr id="0" name="frame_0142.jpg"/>
+                          <pic:cNvPicPr/>
+                        </pic:nvPicPr>
+                        <pic:blipFill>
+                          <a:blip r:embed="rId10"/>
+                          <a:stretch>
+                            <a:fillRect/>
+                          </a:stretch>
+                        </pic:blipFill>
+                        <pic:spPr>
+                          <a:xfrm>
+                            <a:off x="0" y="0"/>
+                            <a:ext cx="1097280" cy="617220"/>
+                          </a:xfrm>
+                          <a:prstGeom prst="rect"/>
+                        </pic:spPr>
+                      </pic:pic>
+                    </a:graphicData>
+                  </a:graphic>
+                </wp:inline>
+              </w:drawing>
             </w:r>
           </w:p>
         </w:tc>
@@ -147,7 +209,38 @@
           </w:tcPr>
           <w:p>
             <w:r>
-              <w:t>frame_0284.jpg</w:t>
+              <w:drawing>
+                <wp:inline xmlns:a="http://schemas.openxmlformats.org/drawingml/2006/main" xmlns:pic="http://schemas.openxmlformats.org/drawingml/2006/picture">
+                  <wp:extent cx="1097280" cy="617220"/>
+                  <wp:docPr id="3" name="Picture 3"/>
+                  <wp:cNvGraphicFramePr>
+                    <a:graphicFrameLocks noChangeAspect="1"/>
+                  </wp:cNvGraphicFramePr>
+                  <a:graphic>
+                    <a:graphicData uri="http://schemas.openxmlformats.org/drawingml/2006/picture">
+                      <pic:pic>
+                        <pic:nvPicPr>
+                          <pic:cNvPr id="0" name="frame_0284.jpg"/>
+                          <pic:cNvPicPr/>
+                        </pic:nvPicPr>
+                        <pic:blipFill>
+                          <a:blip r:embed="rId11"/>
+                          <a:stretch>
+                            <a:fillRect/>
+                          </a:stretch>
+                        </pic:blipFill>
+                        <pic:spPr>
+                          <a:xfrm>
+                            <a:off x="0" y="0"/>
+                            <a:ext cx="1097280" cy="617220"/>
+                          </a:xfrm>
+                          <a:prstGeom prst="rect"/>
+                        </pic:spPr>
+                      </pic:pic>
+                    </a:graphicData>
+                  </a:graphic>
+                </wp:inline>
+              </w:drawing>
             </w:r>
           </w:p>
         </w:tc>
@@ -186,7 +279,38 @@
           </w:tcPr>
           <w:p>
             <w:r>
-              <w:t>frame_0000.jpg</w:t>
+              <w:drawing>
+                <wp:inline xmlns:a="http://schemas.openxmlformats.org/drawingml/2006/main" xmlns:pic="http://schemas.openxmlformats.org/drawingml/2006/picture">
+                  <wp:extent cx="1097280" cy="617220"/>
+                  <wp:docPr id="4" name="Picture 4"/>
+                  <wp:cNvGraphicFramePr>
+                    <a:graphicFrameLocks noChangeAspect="1"/>
+                  </wp:cNvGraphicFramePr>
+                  <a:graphic>
+                    <a:graphicData uri="http://schemas.openxmlformats.org/drawingml/2006/picture">
+                      <pic:pic>
+                        <pic:nvPicPr>
+                          <pic:cNvPr id="0" name="frame_0000.jpg"/>
+                          <pic:cNvPicPr/>
+                        </pic:nvPicPr>
+                        <pic:blipFill>
+                          <a:blip r:embed="rId9"/>
+                          <a:stretch>
+                            <a:fillRect/>
+                          </a:stretch>
+                        </pic:blipFill>
+                        <pic:spPr>
+                          <a:xfrm>
+                            <a:off x="0" y="0"/>
+                            <a:ext cx="1097280" cy="617220"/>
+                          </a:xfrm>
+                          <a:prstGeom prst="rect"/>
+                        </pic:spPr>
+                      </pic:pic>
+                    </a:graphicData>
+                  </a:graphic>
+                </wp:inline>
+              </w:drawing>
             </w:r>
           </w:p>
         </w:tc>
@@ -196,7 +320,38 @@
           </w:tcPr>
           <w:p>
             <w:r>
-              <w:t>frame_0142.jpg</w:t>
+              <w:drawing>
+                <wp:inline xmlns:a="http://schemas.openxmlformats.org/drawingml/2006/main" xmlns:pic="http://schemas.openxmlformats.org/drawingml/2006/picture">
+                  <wp:extent cx="1097280" cy="617220"/>
+                  <wp:docPr id="5" name="Picture 5"/>
+                  <wp:cNvGraphicFramePr>
+                    <a:graphicFrameLocks noChangeAspect="1"/>
+                  </wp:cNvGraphicFramePr>
+                  <a:graphic>
+                    <a:graphicData uri="http://schemas.openxmlformats.org/drawingml/2006/picture">
+                      <pic:pic>
+                        <pic:nvPicPr>
+                          <pic:cNvPr id="0" name="frame_0142.jpg"/>
+                          <pic:cNvPicPr/>
+                        </pic:nvPicPr>
+                        <pic:blipFill>
+                          <a:blip r:embed="rId10"/>
+                          <a:stretch>
+                            <a:fillRect/>
+                          </a:stretch>
+                        </pic:blipFill>
+                        <pic:spPr>
+                          <a:xfrm>
+                            <a:off x="0" y="0"/>
+                            <a:ext cx="1097280" cy="617220"/>
+                          </a:xfrm>
+                          <a:prstGeom prst="rect"/>
+                        </pic:spPr>
+                      </pic:pic>
+                    </a:graphicData>
+                  </a:graphic>
+                </wp:inline>
+              </w:drawing>
             </w:r>
           </w:p>
         </w:tc>
@@ -206,7 +361,38 @@
           </w:tcPr>
           <w:p>
             <w:r>
-              <w:t>frame_0284.jpg</w:t>
+              <w:drawing>
+                <wp:inline xmlns:a="http://schemas.openxmlformats.org/drawingml/2006/main" xmlns:pic="http://schemas.openxmlformats.org/drawingml/2006/picture">
+                  <wp:extent cx="1097280" cy="617220"/>
+                  <wp:docPr id="6" name="Picture 6"/>
+                  <wp:cNvGraphicFramePr>
+                    <a:graphicFrameLocks noChangeAspect="1"/>
+                  </wp:cNvGraphicFramePr>
+                  <a:graphic>
+                    <a:graphicData uri="http://schemas.openxmlformats.org/drawingml/2006/picture">
+                      <pic:pic>
+                        <pic:nvPicPr>
+                          <pic:cNvPr id="0" name="frame_0284.jpg"/>
+                          <pic:cNvPicPr/>
+                        </pic:nvPicPr>
+                        <pic:blipFill>
+                          <a:blip r:embed="rId11"/>
+                          <a:stretch>
+                            <a:fillRect/>
+                          </a:stretch>
+                        </pic:blipFill>
+                        <pic:spPr>
+                          <a:xfrm>
+                            <a:off x="0" y="0"/>
+                            <a:ext cx="1097280" cy="617220"/>
+                          </a:xfrm>
+                          <a:prstGeom prst="rect"/>
+                        </pic:spPr>
+                      </pic:pic>
+                    </a:graphicData>
+                  </a:graphic>
+                </wp:inline>
+              </w:drawing>
             </w:r>
           </w:p>
         </w:tc>
@@ -245,7 +431,38 @@
           </w:tcPr>
           <w:p>
             <w:r>
-              <w:t>frame_0000.jpg</w:t>
+              <w:drawing>
+                <wp:inline xmlns:a="http://schemas.openxmlformats.org/drawingml/2006/main" xmlns:pic="http://schemas.openxmlformats.org/drawingml/2006/picture">
+                  <wp:extent cx="1097280" cy="617220"/>
+                  <wp:docPr id="7" name="Picture 7"/>
+                  <wp:cNvGraphicFramePr>
+                    <a:graphicFrameLocks noChangeAspect="1"/>
+                  </wp:cNvGraphicFramePr>
+                  <a:graphic>
+                    <a:graphicData uri="http://schemas.openxmlformats.org/drawingml/2006/picture">
+                      <pic:pic>
+                        <pic:nvPicPr>
+                          <pic:cNvPr id="0" name="frame_0000.jpg"/>
+                          <pic:cNvPicPr/>
+                        </pic:nvPicPr>
+                        <pic:blipFill>
+                          <a:blip r:embed="rId9"/>
+                          <a:stretch>
+                            <a:fillRect/>
+                          </a:stretch>
+                        </pic:blipFill>
+                        <pic:spPr>
+                          <a:xfrm>
+                            <a:off x="0" y="0"/>
+                            <a:ext cx="1097280" cy="617220"/>
+                          </a:xfrm>
+                          <a:prstGeom prst="rect"/>
+                        </pic:spPr>
+                      </pic:pic>
+                    </a:graphicData>
+                  </a:graphic>
+                </wp:inline>
+              </w:drawing>
             </w:r>
           </w:p>
         </w:tc>
@@ -255,7 +472,38 @@
           </w:tcPr>
           <w:p>
             <w:r>
-              <w:t>frame_0142.jpg</w:t>
+              <w:drawing>
+                <wp:inline xmlns:a="http://schemas.openxmlformats.org/drawingml/2006/main" xmlns:pic="http://schemas.openxmlformats.org/drawingml/2006/picture">
+                  <wp:extent cx="1097280" cy="617220"/>
+                  <wp:docPr id="8" name="Picture 8"/>
+                  <wp:cNvGraphicFramePr>
+                    <a:graphicFrameLocks noChangeAspect="1"/>
+                  </wp:cNvGraphicFramePr>
+                  <a:graphic>
+                    <a:graphicData uri="http://schemas.openxmlformats.org/drawingml/2006/picture">
+                      <pic:pic>
+                        <pic:nvPicPr>
+                          <pic:cNvPr id="0" name="frame_0142.jpg"/>
+                          <pic:cNvPicPr/>
+                        </pic:nvPicPr>
+                        <pic:blipFill>
+                          <a:blip r:embed="rId10"/>
+                          <a:stretch>
+                            <a:fillRect/>
+                          </a:stretch>
+                        </pic:blipFill>
+                        <pic:spPr>
+                          <a:xfrm>
+                            <a:off x="0" y="0"/>
+                            <a:ext cx="1097280" cy="617220"/>
+                          </a:xfrm>
+                          <a:prstGeom prst="rect"/>
+                        </pic:spPr>
+                      </pic:pic>
+                    </a:graphicData>
+                  </a:graphic>
+                </wp:inline>
+              </w:drawing>
             </w:r>
           </w:p>
         </w:tc>
@@ -265,7 +513,38 @@
           </w:tcPr>
           <w:p>
             <w:r>
-              <w:t>frame_0284.jpg</w:t>
+              <w:drawing>
+                <wp:inline xmlns:a="http://schemas.openxmlformats.org/drawingml/2006/main" xmlns:pic="http://schemas.openxmlformats.org/drawingml/2006/picture">
+                  <wp:extent cx="1097280" cy="617220"/>
+                  <wp:docPr id="9" name="Picture 9"/>
+                  <wp:cNvGraphicFramePr>
+                    <a:graphicFrameLocks noChangeAspect="1"/>
+                  </wp:cNvGraphicFramePr>
+                  <a:graphic>
+                    <a:graphicData uri="http://schemas.openxmlformats.org/drawingml/2006/picture">
+                      <pic:pic>
+                        <pic:nvPicPr>
+                          <pic:cNvPr id="0" name="frame_0284.jpg"/>
+                          <pic:cNvPicPr/>
+                        </pic:nvPicPr>
+                        <pic:blipFill>
+                          <a:blip r:embed="rId11"/>
+                          <a:stretch>
+                            <a:fillRect/>
+                          </a:stretch>
+                        </pic:blipFill>
+                        <pic:spPr>
+                          <a:xfrm>
+                            <a:off x="0" y="0"/>
+                            <a:ext cx="1097280" cy="617220"/>
+                          </a:xfrm>
+                          <a:prstGeom prst="rect"/>
+                        </pic:spPr>
+                      </pic:pic>
+                    </a:graphicData>
+                  </a:graphic>
+                </wp:inline>
+              </w:drawing>
             </w:r>
           </w:p>
         </w:tc>
@@ -304,7 +583,38 @@
           </w:tcPr>
           <w:p>
             <w:r>
-              <w:t>frame_0000.jpg</w:t>
+              <w:drawing>
+                <wp:inline xmlns:a="http://schemas.openxmlformats.org/drawingml/2006/main" xmlns:pic="http://schemas.openxmlformats.org/drawingml/2006/picture">
+                  <wp:extent cx="1097280" cy="617220"/>
+                  <wp:docPr id="10" name="Picture 10"/>
+                  <wp:cNvGraphicFramePr>
+                    <a:graphicFrameLocks noChangeAspect="1"/>
+                  </wp:cNvGraphicFramePr>
+                  <a:graphic>
+                    <a:graphicData uri="http://schemas.openxmlformats.org/drawingml/2006/picture">
+                      <pic:pic>
+                        <pic:nvPicPr>
+                          <pic:cNvPr id="0" name="frame_0000.jpg"/>
+                          <pic:cNvPicPr/>
+                        </pic:nvPicPr>
+                        <pic:blipFill>
+                          <a:blip r:embed="rId9"/>
+                          <a:stretch>
+                            <a:fillRect/>
+                          </a:stretch>
+                        </pic:blipFill>
+                        <pic:spPr>
+                          <a:xfrm>
+                            <a:off x="0" y="0"/>
+                            <a:ext cx="1097280" cy="617220"/>
+                          </a:xfrm>
+                          <a:prstGeom prst="rect"/>
+                        </pic:spPr>
+                      </pic:pic>
+                    </a:graphicData>
+                  </a:graphic>
+                </wp:inline>
+              </w:drawing>
             </w:r>
           </w:p>
         </w:tc>
@@ -314,7 +624,38 @@
           </w:tcPr>
           <w:p>
             <w:r>
-              <w:t>frame_0142.jpg</w:t>
+              <w:drawing>
+                <wp:inline xmlns:a="http://schemas.openxmlformats.org/drawingml/2006/main" xmlns:pic="http://schemas.openxmlformats.org/drawingml/2006/picture">
+                  <wp:extent cx="1097280" cy="617220"/>
+                  <wp:docPr id="11" name="Picture 11"/>
+                  <wp:cNvGraphicFramePr>
+                    <a:graphicFrameLocks noChangeAspect="1"/>
+                  </wp:cNvGraphicFramePr>
+                  <a:graphic>
+                    <a:graphicData uri="http://schemas.openxmlformats.org/drawingml/2006/picture">
+                      <pic:pic>
+                        <pic:nvPicPr>
+                          <pic:cNvPr id="0" name="frame_0142.jpg"/>
+                          <pic:cNvPicPr/>
+                        </pic:nvPicPr>
+                        <pic:blipFill>
+                          <a:blip r:embed="rId10"/>
+                          <a:stretch>
+                            <a:fillRect/>
+                          </a:stretch>
+                        </pic:blipFill>
+                        <pic:spPr>
+                          <a:xfrm>
+                            <a:off x="0" y="0"/>
+                            <a:ext cx="1097280" cy="617220"/>
+                          </a:xfrm>
+                          <a:prstGeom prst="rect"/>
+                        </pic:spPr>
+                      </pic:pic>
+                    </a:graphicData>
+                  </a:graphic>
+                </wp:inline>
+              </w:drawing>
             </w:r>
           </w:p>
         </w:tc>
@@ -324,7 +665,38 @@
           </w:tcPr>
           <w:p>
             <w:r>
-              <w:t>frame_0284.jpg</w:t>
+              <w:drawing>
+                <wp:inline xmlns:a="http://schemas.openxmlformats.org/drawingml/2006/main" xmlns:pic="http://schemas.openxmlformats.org/drawingml/2006/picture">
+                  <wp:extent cx="1097280" cy="617220"/>
+                  <wp:docPr id="12" name="Picture 12"/>
+                  <wp:cNvGraphicFramePr>
+                    <a:graphicFrameLocks noChangeAspect="1"/>
+                  </wp:cNvGraphicFramePr>
+                  <a:graphic>
+                    <a:graphicData uri="http://schemas.openxmlformats.org/drawingml/2006/picture">
+                      <pic:pic>
+                        <pic:nvPicPr>
+                          <pic:cNvPr id="0" name="frame_0284.jpg"/>
+                          <pic:cNvPicPr/>
+                        </pic:nvPicPr>
+                        <pic:blipFill>
+                          <a:blip r:embed="rId11"/>
+                          <a:stretch>
+                            <a:fillRect/>
+                          </a:stretch>
+                        </pic:blipFill>
+                        <pic:spPr>
+                          <a:xfrm>
+                            <a:off x="0" y="0"/>
+                            <a:ext cx="1097280" cy="617220"/>
+                          </a:xfrm>
+                          <a:prstGeom prst="rect"/>
+                        </pic:spPr>
+                      </pic:pic>
+                    </a:graphicData>
+                  </a:graphic>
+                </wp:inline>
+              </w:drawing>
             </w:r>
           </w:p>
         </w:tc>
@@ -363,7 +735,38 @@
           </w:tcPr>
           <w:p>
             <w:r>
-              <w:t>frame_0000.jpg</w:t>
+              <w:drawing>
+                <wp:inline xmlns:a="http://schemas.openxmlformats.org/drawingml/2006/main" xmlns:pic="http://schemas.openxmlformats.org/drawingml/2006/picture">
+                  <wp:extent cx="1097280" cy="617220"/>
+                  <wp:docPr id="13" name="Picture 13"/>
+                  <wp:cNvGraphicFramePr>
+                    <a:graphicFrameLocks noChangeAspect="1"/>
+                  </wp:cNvGraphicFramePr>
+                  <a:graphic>
+                    <a:graphicData uri="http://schemas.openxmlformats.org/drawingml/2006/picture">
+                      <pic:pic>
+                        <pic:nvPicPr>
+                          <pic:cNvPr id="0" name="frame_0000.jpg"/>
+                          <pic:cNvPicPr/>
+                        </pic:nvPicPr>
+                        <pic:blipFill>
+                          <a:blip r:embed="rId9"/>
+                          <a:stretch>
+                            <a:fillRect/>
+                          </a:stretch>
+                        </pic:blipFill>
+                        <pic:spPr>
+                          <a:xfrm>
+                            <a:off x="0" y="0"/>
+                            <a:ext cx="1097280" cy="617220"/>
+                          </a:xfrm>
+                          <a:prstGeom prst="rect"/>
+                        </pic:spPr>
+                      </pic:pic>
+                    </a:graphicData>
+                  </a:graphic>
+                </wp:inline>
+              </w:drawing>
             </w:r>
           </w:p>
         </w:tc>
@@ -373,7 +776,38 @@
           </w:tcPr>
           <w:p>
             <w:r>
-              <w:t>frame_0142.jpg</w:t>
+              <w:drawing>
+                <wp:inline xmlns:a="http://schemas.openxmlformats.org/drawingml/2006/main" xmlns:pic="http://schemas.openxmlformats.org/drawingml/2006/picture">
+                  <wp:extent cx="1097280" cy="617220"/>
+                  <wp:docPr id="14" name="Picture 14"/>
+                  <wp:cNvGraphicFramePr>
+                    <a:graphicFrameLocks noChangeAspect="1"/>
+                  </wp:cNvGraphicFramePr>
+                  <a:graphic>
+                    <a:graphicData uri="http://schemas.openxmlformats.org/drawingml/2006/picture">
+                      <pic:pic>
+                        <pic:nvPicPr>
+                          <pic:cNvPr id="0" name="frame_0142.jpg"/>
+                          <pic:cNvPicPr/>
+                        </pic:nvPicPr>
+                        <pic:blipFill>
+                          <a:blip r:embed="rId10"/>
+                          <a:stretch>
+                            <a:fillRect/>
+                          </a:stretch>
+                        </pic:blipFill>
+                        <pic:spPr>
+                          <a:xfrm>
+                            <a:off x="0" y="0"/>
+                            <a:ext cx="1097280" cy="617220"/>
+                          </a:xfrm>
+                          <a:prstGeom prst="rect"/>
+                        </pic:spPr>
+                      </pic:pic>
+                    </a:graphicData>
+                  </a:graphic>
+                </wp:inline>
+              </w:drawing>
             </w:r>
           </w:p>
         </w:tc>
@@ -383,7 +817,38 @@
           </w:tcPr>
           <w:p>
             <w:r>
-              <w:t>frame_0284.jpg</w:t>
+              <w:drawing>
+                <wp:inline xmlns:a="http://schemas.openxmlformats.org/drawingml/2006/main" xmlns:pic="http://schemas.openxmlformats.org/drawingml/2006/picture">
+                  <wp:extent cx="1097280" cy="617220"/>
+                  <wp:docPr id="15" name="Picture 15"/>
+                  <wp:cNvGraphicFramePr>
+                    <a:graphicFrameLocks noChangeAspect="1"/>
+                  </wp:cNvGraphicFramePr>
+                  <a:graphic>
+                    <a:graphicData uri="http://schemas.openxmlformats.org/drawingml/2006/picture">
+                      <pic:pic>
+                        <pic:nvPicPr>
+                          <pic:cNvPr id="0" name="frame_0284.jpg"/>
+                          <pic:cNvPicPr/>
+                        </pic:nvPicPr>
+                        <pic:blipFill>
+                          <a:blip r:embed="rId11"/>
+                          <a:stretch>
+                            <a:fillRect/>
+                          </a:stretch>
+                        </pic:blipFill>
+                        <pic:spPr>
+                          <a:xfrm>
+                            <a:off x="0" y="0"/>
+                            <a:ext cx="1097280" cy="617220"/>
+                          </a:xfrm>
+                          <a:prstGeom prst="rect"/>
+                        </pic:spPr>
+                      </pic:pic>
+                    </a:graphicData>
+                  </a:graphic>
+                </wp:inline>
+              </w:drawing>
             </w:r>
           </w:p>
         </w:tc>
@@ -427,7 +892,38 @@
           </w:tcPr>
           <w:p>
             <w:r>
-              <w:t>frame_0000.jpg</w:t>
+              <w:drawing>
+                <wp:inline xmlns:a="http://schemas.openxmlformats.org/drawingml/2006/main" xmlns:pic="http://schemas.openxmlformats.org/drawingml/2006/picture">
+                  <wp:extent cx="1097280" cy="617220"/>
+                  <wp:docPr id="16" name="Picture 16"/>
+                  <wp:cNvGraphicFramePr>
+                    <a:graphicFrameLocks noChangeAspect="1"/>
+                  </wp:cNvGraphicFramePr>
+                  <a:graphic>
+                    <a:graphicData uri="http://schemas.openxmlformats.org/drawingml/2006/picture">
+                      <pic:pic>
+                        <pic:nvPicPr>
+                          <pic:cNvPr id="0" name="frame_0000.jpg"/>
+                          <pic:cNvPicPr/>
+                        </pic:nvPicPr>
+                        <pic:blipFill>
+                          <a:blip r:embed="rId9"/>
+                          <a:stretch>
+                            <a:fillRect/>
+                          </a:stretch>
+                        </pic:blipFill>
+                        <pic:spPr>
+                          <a:xfrm>
+                            <a:off x="0" y="0"/>
+                            <a:ext cx="1097280" cy="617220"/>
+                          </a:xfrm>
+                          <a:prstGeom prst="rect"/>
+                        </pic:spPr>
+                      </pic:pic>
+                    </a:graphicData>
+                  </a:graphic>
+                </wp:inline>
+              </w:drawing>
             </w:r>
           </w:p>
         </w:tc>
@@ -437,7 +933,38 @@
           </w:tcPr>
           <w:p>
             <w:r>
-              <w:t>frame_0142.jpg</w:t>
+              <w:drawing>
+                <wp:inline xmlns:a="http://schemas.openxmlformats.org/drawingml/2006/main" xmlns:pic="http://schemas.openxmlformats.org/drawingml/2006/picture">
+                  <wp:extent cx="1097280" cy="617220"/>
+                  <wp:docPr id="17" name="Picture 17"/>
+                  <wp:cNvGraphicFramePr>
+                    <a:graphicFrameLocks noChangeAspect="1"/>
+                  </wp:cNvGraphicFramePr>
+                  <a:graphic>
+                    <a:graphicData uri="http://schemas.openxmlformats.org/drawingml/2006/picture">
+                      <pic:pic>
+                        <pic:nvPicPr>
+                          <pic:cNvPr id="0" name="frame_0142.jpg"/>
+                          <pic:cNvPicPr/>
+                        </pic:nvPicPr>
+                        <pic:blipFill>
+                          <a:blip r:embed="rId10"/>
+                          <a:stretch>
+                            <a:fillRect/>
+                          </a:stretch>
+                        </pic:blipFill>
+                        <pic:spPr>
+                          <a:xfrm>
+                            <a:off x="0" y="0"/>
+                            <a:ext cx="1097280" cy="617220"/>
+                          </a:xfrm>
+                          <a:prstGeom prst="rect"/>
+                        </pic:spPr>
+                      </pic:pic>
+                    </a:graphicData>
+                  </a:graphic>
+                </wp:inline>
+              </w:drawing>
             </w:r>
           </w:p>
         </w:tc>
@@ -447,7 +974,38 @@
           </w:tcPr>
           <w:p>
             <w:r>
-              <w:t>frame_0284.jpg</w:t>
+              <w:drawing>
+                <wp:inline xmlns:a="http://schemas.openxmlformats.org/drawingml/2006/main" xmlns:pic="http://schemas.openxmlformats.org/drawingml/2006/picture">
+                  <wp:extent cx="1097280" cy="617220"/>
+                  <wp:docPr id="18" name="Picture 18"/>
+                  <wp:cNvGraphicFramePr>
+                    <a:graphicFrameLocks noChangeAspect="1"/>
+                  </wp:cNvGraphicFramePr>
+                  <a:graphic>
+                    <a:graphicData uri="http://schemas.openxmlformats.org/drawingml/2006/picture">
+                      <pic:pic>
+                        <pic:nvPicPr>
+                          <pic:cNvPr id="0" name="frame_0284.jpg"/>
+                          <pic:cNvPicPr/>
+                        </pic:nvPicPr>
+                        <pic:blipFill>
+                          <a:blip r:embed="rId11"/>
+                          <a:stretch>
+                            <a:fillRect/>
+                          </a:stretch>
+                        </pic:blipFill>
+                        <pic:spPr>
+                          <a:xfrm>
+                            <a:off x="0" y="0"/>
+                            <a:ext cx="1097280" cy="617220"/>
+                          </a:xfrm>
+                          <a:prstGeom prst="rect"/>
+                        </pic:spPr>
+                      </pic:pic>
+                    </a:graphicData>
+                  </a:graphic>
+                </wp:inline>
+              </w:drawing>
             </w:r>
           </w:p>
         </w:tc>
@@ -486,7 +1044,38 @@
           </w:tcPr>
           <w:p>
             <w:r>
-              <w:t>frame_0000.jpg</w:t>
+              <w:drawing>
+                <wp:inline xmlns:a="http://schemas.openxmlformats.org/drawingml/2006/main" xmlns:pic="http://schemas.openxmlformats.org/drawingml/2006/picture">
+                  <wp:extent cx="1097280" cy="617220"/>
+                  <wp:docPr id="19" name="Picture 19"/>
+                  <wp:cNvGraphicFramePr>
+                    <a:graphicFrameLocks noChangeAspect="1"/>
+                  </wp:cNvGraphicFramePr>
+                  <a:graphic>
+                    <a:graphicData uri="http://schemas.openxmlformats.org/drawingml/2006/picture">
+                      <pic:pic>
+                        <pic:nvPicPr>
+                          <pic:cNvPr id="0" name="frame_0000.jpg"/>
+                          <pic:cNvPicPr/>
+                        </pic:nvPicPr>
+                        <pic:blipFill>
+                          <a:blip r:embed="rId9"/>
+                          <a:stretch>
+                            <a:fillRect/>
+                          </a:stretch>
+                        </pic:blipFill>
+                        <pic:spPr>
+                          <a:xfrm>
+                            <a:off x="0" y="0"/>
+                            <a:ext cx="1097280" cy="617220"/>
+                          </a:xfrm>
+                          <a:prstGeom prst="rect"/>
+                        </pic:spPr>
+                      </pic:pic>
+                    </a:graphicData>
+                  </a:graphic>
+                </wp:inline>
+              </w:drawing>
             </w:r>
           </w:p>
         </w:tc>
@@ -496,7 +1085,38 @@
           </w:tcPr>
           <w:p>
             <w:r>
-              <w:t>frame_0142.jpg</w:t>
+              <w:drawing>
+                <wp:inline xmlns:a="http://schemas.openxmlformats.org/drawingml/2006/main" xmlns:pic="http://schemas.openxmlformats.org/drawingml/2006/picture">
+                  <wp:extent cx="1097280" cy="617220"/>
+                  <wp:docPr id="20" name="Picture 20"/>
+                  <wp:cNvGraphicFramePr>
+                    <a:graphicFrameLocks noChangeAspect="1"/>
+                  </wp:cNvGraphicFramePr>
+                  <a:graphic>
+                    <a:graphicData uri="http://schemas.openxmlformats.org/drawingml/2006/picture">
+                      <pic:pic>
+                        <pic:nvPicPr>
+                          <pic:cNvPr id="0" name="frame_0142.jpg"/>
+                          <pic:cNvPicPr/>
+                        </pic:nvPicPr>
+                        <pic:blipFill>
+                          <a:blip r:embed="rId10"/>
+                          <a:stretch>
+                            <a:fillRect/>
+                          </a:stretch>
+                        </pic:blipFill>
+                        <pic:spPr>
+                          <a:xfrm>
+                            <a:off x="0" y="0"/>
+                            <a:ext cx="1097280" cy="617220"/>
+                          </a:xfrm>
+                          <a:prstGeom prst="rect"/>
+                        </pic:spPr>
+                      </pic:pic>
+                    </a:graphicData>
+                  </a:graphic>
+                </wp:inline>
+              </w:drawing>
             </w:r>
           </w:p>
         </w:tc>
@@ -506,7 +1126,38 @@
           </w:tcPr>
           <w:p>
             <w:r>
-              <w:t>frame_0284.jpg</w:t>
+              <w:drawing>
+                <wp:inline xmlns:a="http://schemas.openxmlformats.org/drawingml/2006/main" xmlns:pic="http://schemas.openxmlformats.org/drawingml/2006/picture">
+                  <wp:extent cx="1097280" cy="617220"/>
+                  <wp:docPr id="21" name="Picture 21"/>
+                  <wp:cNvGraphicFramePr>
+                    <a:graphicFrameLocks noChangeAspect="1"/>
+                  </wp:cNvGraphicFramePr>
+                  <a:graphic>
+                    <a:graphicData uri="http://schemas.openxmlformats.org/drawingml/2006/picture">
+                      <pic:pic>
+                        <pic:nvPicPr>
+                          <pic:cNvPr id="0" name="frame_0284.jpg"/>
+                          <pic:cNvPicPr/>
+                        </pic:nvPicPr>
+                        <pic:blipFill>
+                          <a:blip r:embed="rId11"/>
+                          <a:stretch>
+                            <a:fillRect/>
+                          </a:stretch>
+                        </pic:blipFill>
+                        <pic:spPr>
+                          <a:xfrm>
+                            <a:off x="0" y="0"/>
+                            <a:ext cx="1097280" cy="617220"/>
+                          </a:xfrm>
+                          <a:prstGeom prst="rect"/>
+                        </pic:spPr>
+                      </pic:pic>
+                    </a:graphicData>
+                  </a:graphic>
+                </wp:inline>
+              </w:drawing>
             </w:r>
           </w:p>
         </w:tc>
@@ -545,7 +1196,38 @@
           </w:tcPr>
           <w:p>
             <w:r>
-              <w:t>frame_0000.jpg</w:t>
+              <w:drawing>
+                <wp:inline xmlns:a="http://schemas.openxmlformats.org/drawingml/2006/main" xmlns:pic="http://schemas.openxmlformats.org/drawingml/2006/picture">
+                  <wp:extent cx="1097280" cy="617220"/>
+                  <wp:docPr id="22" name="Picture 22"/>
+                  <wp:cNvGraphicFramePr>
+                    <a:graphicFrameLocks noChangeAspect="1"/>
+                  </wp:cNvGraphicFramePr>
+                  <a:graphic>
+                    <a:graphicData uri="http://schemas.openxmlformats.org/drawingml/2006/picture">
+                      <pic:pic>
+                        <pic:nvPicPr>
+                          <pic:cNvPr id="0" name="frame_0000.jpg"/>
+                          <pic:cNvPicPr/>
+                        </pic:nvPicPr>
+                        <pic:blipFill>
+                          <a:blip r:embed="rId9"/>
+                          <a:stretch>
+                            <a:fillRect/>
+                          </a:stretch>
+                        </pic:blipFill>
+                        <pic:spPr>
+                          <a:xfrm>
+                            <a:off x="0" y="0"/>
+                            <a:ext cx="1097280" cy="617220"/>
+                          </a:xfrm>
+                          <a:prstGeom prst="rect"/>
+                        </pic:spPr>
+                      </pic:pic>
+                    </a:graphicData>
+                  </a:graphic>
+                </wp:inline>
+              </w:drawing>
             </w:r>
           </w:p>
         </w:tc>
@@ -555,7 +1237,38 @@
           </w:tcPr>
           <w:p>
             <w:r>
-              <w:t>frame_0142.jpg</w:t>
+              <w:drawing>
+                <wp:inline xmlns:a="http://schemas.openxmlformats.org/drawingml/2006/main" xmlns:pic="http://schemas.openxmlformats.org/drawingml/2006/picture">
+                  <wp:extent cx="1097280" cy="617220"/>
+                  <wp:docPr id="23" name="Picture 23"/>
+                  <wp:cNvGraphicFramePr>
+                    <a:graphicFrameLocks noChangeAspect="1"/>
+                  </wp:cNvGraphicFramePr>
+                  <a:graphic>
+                    <a:graphicData uri="http://schemas.openxmlformats.org/drawingml/2006/picture">
+                      <pic:pic>
+                        <pic:nvPicPr>
+                          <pic:cNvPr id="0" name="frame_0142.jpg"/>
+                          <pic:cNvPicPr/>
+                        </pic:nvPicPr>
+                        <pic:blipFill>
+                          <a:blip r:embed="rId10"/>
+                          <a:stretch>
+                            <a:fillRect/>
+                          </a:stretch>
+                        </pic:blipFill>
+                        <pic:spPr>
+                          <a:xfrm>
+                            <a:off x="0" y="0"/>
+                            <a:ext cx="1097280" cy="617220"/>
+                          </a:xfrm>
+                          <a:prstGeom prst="rect"/>
+                        </pic:spPr>
+                      </pic:pic>
+                    </a:graphicData>
+                  </a:graphic>
+                </wp:inline>
+              </w:drawing>
             </w:r>
           </w:p>
         </w:tc>
@@ -565,7 +1278,38 @@
           </w:tcPr>
           <w:p>
             <w:r>
-              <w:t>frame_0284.jpg</w:t>
+              <w:drawing>
+                <wp:inline xmlns:a="http://schemas.openxmlformats.org/drawingml/2006/main" xmlns:pic="http://schemas.openxmlformats.org/drawingml/2006/picture">
+                  <wp:extent cx="1097280" cy="617220"/>
+                  <wp:docPr id="24" name="Picture 24"/>
+                  <wp:cNvGraphicFramePr>
+                    <a:graphicFrameLocks noChangeAspect="1"/>
+                  </wp:cNvGraphicFramePr>
+                  <a:graphic>
+                    <a:graphicData uri="http://schemas.openxmlformats.org/drawingml/2006/picture">
+                      <pic:pic>
+                        <pic:nvPicPr>
+                          <pic:cNvPr id="0" name="frame_0284.jpg"/>
+                          <pic:cNvPicPr/>
+                        </pic:nvPicPr>
+                        <pic:blipFill>
+                          <a:blip r:embed="rId11"/>
+                          <a:stretch>
+                            <a:fillRect/>
+                          </a:stretch>
+                        </pic:blipFill>
+                        <pic:spPr>
+                          <a:xfrm>
+                            <a:off x="0" y="0"/>
+                            <a:ext cx="1097280" cy="617220"/>
+                          </a:xfrm>
+                          <a:prstGeom prst="rect"/>
+                        </pic:spPr>
+                      </pic:pic>
+                    </a:graphicData>
+                  </a:graphic>
+                </wp:inline>
+              </w:drawing>
             </w:r>
           </w:p>
         </w:tc>
@@ -604,7 +1348,38 @@
           </w:tcPr>
           <w:p>
             <w:r>
-              <w:t>frame_0000.jpg</w:t>
+              <w:drawing>
+                <wp:inline xmlns:a="http://schemas.openxmlformats.org/drawingml/2006/main" xmlns:pic="http://schemas.openxmlformats.org/drawingml/2006/picture">
+                  <wp:extent cx="1097280" cy="617220"/>
+                  <wp:docPr id="25" name="Picture 25"/>
+                  <wp:cNvGraphicFramePr>
+                    <a:graphicFrameLocks noChangeAspect="1"/>
+                  </wp:cNvGraphicFramePr>
+                  <a:graphic>
+                    <a:graphicData uri="http://schemas.openxmlformats.org/drawingml/2006/picture">
+                      <pic:pic>
+                        <pic:nvPicPr>
+                          <pic:cNvPr id="0" name="frame_0000.jpg"/>
+                          <pic:cNvPicPr/>
+                        </pic:nvPicPr>
+                        <pic:blipFill>
+                          <a:blip r:embed="rId9"/>
+                          <a:stretch>
+                            <a:fillRect/>
+                          </a:stretch>
+                        </pic:blipFill>
+                        <pic:spPr>
+                          <a:xfrm>
+                            <a:off x="0" y="0"/>
+                            <a:ext cx="1097280" cy="617220"/>
+                          </a:xfrm>
+                          <a:prstGeom prst="rect"/>
+                        </pic:spPr>
+                      </pic:pic>
+                    </a:graphicData>
+                  </a:graphic>
+                </wp:inline>
+              </w:drawing>
             </w:r>
           </w:p>
         </w:tc>
@@ -614,7 +1389,38 @@
           </w:tcPr>
           <w:p>
             <w:r>
-              <w:t>frame_0142.jpg</w:t>
+              <w:drawing>
+                <wp:inline xmlns:a="http://schemas.openxmlformats.org/drawingml/2006/main" xmlns:pic="http://schemas.openxmlformats.org/drawingml/2006/picture">
+                  <wp:extent cx="1097280" cy="617220"/>
+                  <wp:docPr id="26" name="Picture 26"/>
+                  <wp:cNvGraphicFramePr>
+                    <a:graphicFrameLocks noChangeAspect="1"/>
+                  </wp:cNvGraphicFramePr>
+                  <a:graphic>
+                    <a:graphicData uri="http://schemas.openxmlformats.org/drawingml/2006/picture">
+                      <pic:pic>
+                        <pic:nvPicPr>
+                          <pic:cNvPr id="0" name="frame_0142.jpg"/>
+                          <pic:cNvPicPr/>
+                        </pic:nvPicPr>
+                        <pic:blipFill>
+                          <a:blip r:embed="rId10"/>
+                          <a:stretch>
+                            <a:fillRect/>
+                          </a:stretch>
+                        </pic:blipFill>
+                        <pic:spPr>
+                          <a:xfrm>
+                            <a:off x="0" y="0"/>
+                            <a:ext cx="1097280" cy="617220"/>
+                          </a:xfrm>
+                          <a:prstGeom prst="rect"/>
+                        </pic:spPr>
+                      </pic:pic>
+                    </a:graphicData>
+                  </a:graphic>
+                </wp:inline>
+              </w:drawing>
             </w:r>
           </w:p>
         </w:tc>
@@ -624,7 +1430,38 @@
           </w:tcPr>
           <w:p>
             <w:r>
-              <w:t>frame_0284.jpg</w:t>
+              <w:drawing>
+                <wp:inline xmlns:a="http://schemas.openxmlformats.org/drawingml/2006/main" xmlns:pic="http://schemas.openxmlformats.org/drawingml/2006/picture">
+                  <wp:extent cx="1097280" cy="617220"/>
+                  <wp:docPr id="27" name="Picture 27"/>
+                  <wp:cNvGraphicFramePr>
+                    <a:graphicFrameLocks noChangeAspect="1"/>
+                  </wp:cNvGraphicFramePr>
+                  <a:graphic>
+                    <a:graphicData uri="http://schemas.openxmlformats.org/drawingml/2006/picture">
+                      <pic:pic>
+                        <pic:nvPicPr>
+                          <pic:cNvPr id="0" name="frame_0284.jpg"/>
+                          <pic:cNvPicPr/>
+                        </pic:nvPicPr>
+                        <pic:blipFill>
+                          <a:blip r:embed="rId11"/>
+                          <a:stretch>
+                            <a:fillRect/>
+                          </a:stretch>
+                        </pic:blipFill>
+                        <pic:spPr>
+                          <a:xfrm>
+                            <a:off x="0" y="0"/>
+                            <a:ext cx="1097280" cy="617220"/>
+                          </a:xfrm>
+                          <a:prstGeom prst="rect"/>
+                        </pic:spPr>
+                      </pic:pic>
+                    </a:graphicData>
+                  </a:graphic>
+                </wp:inline>
+              </w:drawing>
             </w:r>
           </w:p>
         </w:tc>
@@ -663,7 +1500,38 @@
           </w:tcPr>
           <w:p>
             <w:r>
-              <w:t>frame_0000.jpg</w:t>
+              <w:drawing>
+                <wp:inline xmlns:a="http://schemas.openxmlformats.org/drawingml/2006/main" xmlns:pic="http://schemas.openxmlformats.org/drawingml/2006/picture">
+                  <wp:extent cx="1097280" cy="617220"/>
+                  <wp:docPr id="28" name="Picture 28"/>
+                  <wp:cNvGraphicFramePr>
+                    <a:graphicFrameLocks noChangeAspect="1"/>
+                  </wp:cNvGraphicFramePr>
+                  <a:graphic>
+                    <a:graphicData uri="http://schemas.openxmlformats.org/drawingml/2006/picture">
+                      <pic:pic>
+                        <pic:nvPicPr>
+                          <pic:cNvPr id="0" name="frame_0000.jpg"/>
+                          <pic:cNvPicPr/>
+                        </pic:nvPicPr>
+                        <pic:blipFill>
+                          <a:blip r:embed="rId9"/>
+                          <a:stretch>
+                            <a:fillRect/>
+                          </a:stretch>
+                        </pic:blipFill>
+                        <pic:spPr>
+                          <a:xfrm>
+                            <a:off x="0" y="0"/>
+                            <a:ext cx="1097280" cy="617220"/>
+                          </a:xfrm>
+                          <a:prstGeom prst="rect"/>
+                        </pic:spPr>
+                      </pic:pic>
+                    </a:graphicData>
+                  </a:graphic>
+                </wp:inline>
+              </w:drawing>
             </w:r>
           </w:p>
         </w:tc>
@@ -673,7 +1541,38 @@
           </w:tcPr>
           <w:p>
             <w:r>
-              <w:t>frame_0142.jpg</w:t>
+              <w:drawing>
+                <wp:inline xmlns:a="http://schemas.openxmlformats.org/drawingml/2006/main" xmlns:pic="http://schemas.openxmlformats.org/drawingml/2006/picture">
+                  <wp:extent cx="1097280" cy="617220"/>
+                  <wp:docPr id="29" name="Picture 29"/>
+                  <wp:cNvGraphicFramePr>
+                    <a:graphicFrameLocks noChangeAspect="1"/>
+                  </wp:cNvGraphicFramePr>
+                  <a:graphic>
+                    <a:graphicData uri="http://schemas.openxmlformats.org/drawingml/2006/picture">
+                      <pic:pic>
+                        <pic:nvPicPr>
+                          <pic:cNvPr id="0" name="frame_0142.jpg"/>
+                          <pic:cNvPicPr/>
+                        </pic:nvPicPr>
+                        <pic:blipFill>
+                          <a:blip r:embed="rId10"/>
+                          <a:stretch>
+                            <a:fillRect/>
+                          </a:stretch>
+                        </pic:blipFill>
+                        <pic:spPr>
+                          <a:xfrm>
+                            <a:off x="0" y="0"/>
+                            <a:ext cx="1097280" cy="617220"/>
+                          </a:xfrm>
+                          <a:prstGeom prst="rect"/>
+                        </pic:spPr>
+                      </pic:pic>
+                    </a:graphicData>
+                  </a:graphic>
+                </wp:inline>
+              </w:drawing>
             </w:r>
           </w:p>
         </w:tc>
@@ -683,7 +1582,38 @@
           </w:tcPr>
           <w:p>
             <w:r>
-              <w:t>frame_0284.jpg</w:t>
+              <w:drawing>
+                <wp:inline xmlns:a="http://schemas.openxmlformats.org/drawingml/2006/main" xmlns:pic="http://schemas.openxmlformats.org/drawingml/2006/picture">
+                  <wp:extent cx="1097280" cy="617220"/>
+                  <wp:docPr id="30" name="Picture 30"/>
+                  <wp:cNvGraphicFramePr>
+                    <a:graphicFrameLocks noChangeAspect="1"/>
+                  </wp:cNvGraphicFramePr>
+                  <a:graphic>
+                    <a:graphicData uri="http://schemas.openxmlformats.org/drawingml/2006/picture">
+                      <pic:pic>
+                        <pic:nvPicPr>
+                          <pic:cNvPr id="0" name="frame_0284.jpg"/>
+                          <pic:cNvPicPr/>
+                        </pic:nvPicPr>
+                        <pic:blipFill>
+                          <a:blip r:embed="rId11"/>
+                          <a:stretch>
+                            <a:fillRect/>
+                          </a:stretch>
+                        </pic:blipFill>
+                        <pic:spPr>
+                          <a:xfrm>
+                            <a:off x="0" y="0"/>
+                            <a:ext cx="1097280" cy="617220"/>
+                          </a:xfrm>
+                          <a:prstGeom prst="rect"/>
+                        </pic:spPr>
+                      </pic:pic>
+                    </a:graphicData>
+                  </a:graphic>
+                </wp:inline>
+              </w:drawing>
             </w:r>
           </w:p>
         </w:tc>
@@ -737,7 +1667,38 @@
           </w:tcPr>
           <w:p>
             <w:r>
-              <w:t>frame_0000.jpg</w:t>
+              <w:drawing>
+                <wp:inline xmlns:a="http://schemas.openxmlformats.org/drawingml/2006/main" xmlns:pic="http://schemas.openxmlformats.org/drawingml/2006/picture">
+                  <wp:extent cx="1097280" cy="617220"/>
+                  <wp:docPr id="31" name="Picture 31"/>
+                  <wp:cNvGraphicFramePr>
+                    <a:graphicFrameLocks noChangeAspect="1"/>
+                  </wp:cNvGraphicFramePr>
+                  <a:graphic>
+                    <a:graphicData uri="http://schemas.openxmlformats.org/drawingml/2006/picture">
+                      <pic:pic>
+                        <pic:nvPicPr>
+                          <pic:cNvPr id="0" name="frame_0000.jpg"/>
+                          <pic:cNvPicPr/>
+                        </pic:nvPicPr>
+                        <pic:blipFill>
+                          <a:blip r:embed="rId9"/>
+                          <a:stretch>
+                            <a:fillRect/>
+                          </a:stretch>
+                        </pic:blipFill>
+                        <pic:spPr>
+                          <a:xfrm>
+                            <a:off x="0" y="0"/>
+                            <a:ext cx="1097280" cy="617220"/>
+                          </a:xfrm>
+                          <a:prstGeom prst="rect"/>
+                        </pic:spPr>
+                      </pic:pic>
+                    </a:graphicData>
+                  </a:graphic>
+                </wp:inline>
+              </w:drawing>
             </w:r>
           </w:p>
         </w:tc>
@@ -747,7 +1708,38 @@
           </w:tcPr>
           <w:p>
             <w:r>
-              <w:t>frame_0142.jpg</w:t>
+              <w:drawing>
+                <wp:inline xmlns:a="http://schemas.openxmlformats.org/drawingml/2006/main" xmlns:pic="http://schemas.openxmlformats.org/drawingml/2006/picture">
+                  <wp:extent cx="1097280" cy="617220"/>
+                  <wp:docPr id="32" name="Picture 32"/>
+                  <wp:cNvGraphicFramePr>
+                    <a:graphicFrameLocks noChangeAspect="1"/>
+                  </wp:cNvGraphicFramePr>
+                  <a:graphic>
+                    <a:graphicData uri="http://schemas.openxmlformats.org/drawingml/2006/picture">
+                      <pic:pic>
+                        <pic:nvPicPr>
+                          <pic:cNvPr id="0" name="frame_0142.jpg"/>
+                          <pic:cNvPicPr/>
+                        </pic:nvPicPr>
+                        <pic:blipFill>
+                          <a:blip r:embed="rId10"/>
+                          <a:stretch>
+                            <a:fillRect/>
+                          </a:stretch>
+                        </pic:blipFill>
+                        <pic:spPr>
+                          <a:xfrm>
+                            <a:off x="0" y="0"/>
+                            <a:ext cx="1097280" cy="617220"/>
+                          </a:xfrm>
+                          <a:prstGeom prst="rect"/>
+                        </pic:spPr>
+                      </pic:pic>
+                    </a:graphicData>
+                  </a:graphic>
+                </wp:inline>
+              </w:drawing>
             </w:r>
           </w:p>
         </w:tc>
@@ -757,7 +1749,38 @@
           </w:tcPr>
           <w:p>
             <w:r>
-              <w:t>frame_0284.jpg</w:t>
+              <w:drawing>
+                <wp:inline xmlns:a="http://schemas.openxmlformats.org/drawingml/2006/main" xmlns:pic="http://schemas.openxmlformats.org/drawingml/2006/picture">
+                  <wp:extent cx="1097280" cy="617220"/>
+                  <wp:docPr id="33" name="Picture 33"/>
+                  <wp:cNvGraphicFramePr>
+                    <a:graphicFrameLocks noChangeAspect="1"/>
+                  </wp:cNvGraphicFramePr>
+                  <a:graphic>
+                    <a:graphicData uri="http://schemas.openxmlformats.org/drawingml/2006/picture">
+                      <pic:pic>
+                        <pic:nvPicPr>
+                          <pic:cNvPr id="0" name="frame_0284.jpg"/>
+                          <pic:cNvPicPr/>
+                        </pic:nvPicPr>
+                        <pic:blipFill>
+                          <a:blip r:embed="rId11"/>
+                          <a:stretch>
+                            <a:fillRect/>
+                          </a:stretch>
+                        </pic:blipFill>
+                        <pic:spPr>
+                          <a:xfrm>
+                            <a:off x="0" y="0"/>
+                            <a:ext cx="1097280" cy="617220"/>
+                          </a:xfrm>
+                          <a:prstGeom prst="rect"/>
+                        </pic:spPr>
+                      </pic:pic>
+                    </a:graphicData>
+                  </a:graphic>
+                </wp:inline>
+              </w:drawing>
             </w:r>
           </w:p>
         </w:tc>
@@ -796,7 +1819,38 @@
           </w:tcPr>
           <w:p>
             <w:r>
-              <w:t>frame_0000.jpg</w:t>
+              <w:drawing>
+                <wp:inline xmlns:a="http://schemas.openxmlformats.org/drawingml/2006/main" xmlns:pic="http://schemas.openxmlformats.org/drawingml/2006/picture">
+                  <wp:extent cx="1097280" cy="617220"/>
+                  <wp:docPr id="34" name="Picture 34"/>
+                  <wp:cNvGraphicFramePr>
+                    <a:graphicFrameLocks noChangeAspect="1"/>
+                  </wp:cNvGraphicFramePr>
+                  <a:graphic>
+                    <a:graphicData uri="http://schemas.openxmlformats.org/drawingml/2006/picture">
+                      <pic:pic>
+                        <pic:nvPicPr>
+                          <pic:cNvPr id="0" name="frame_0000.jpg"/>
+                          <pic:cNvPicPr/>
+                        </pic:nvPicPr>
+                        <pic:blipFill>
+                          <a:blip r:embed="rId9"/>
+                          <a:stretch>
+                            <a:fillRect/>
+                          </a:stretch>
+                        </pic:blipFill>
+                        <pic:spPr>
+                          <a:xfrm>
+                            <a:off x="0" y="0"/>
+                            <a:ext cx="1097280" cy="617220"/>
+                          </a:xfrm>
+                          <a:prstGeom prst="rect"/>
+                        </pic:spPr>
+                      </pic:pic>
+                    </a:graphicData>
+                  </a:graphic>
+                </wp:inline>
+              </w:drawing>
             </w:r>
           </w:p>
         </w:tc>
@@ -806,7 +1860,38 @@
           </w:tcPr>
           <w:p>
             <w:r>
-              <w:t>frame_0142.jpg</w:t>
+              <w:drawing>
+                <wp:inline xmlns:a="http://schemas.openxmlformats.org/drawingml/2006/main" xmlns:pic="http://schemas.openxmlformats.org/drawingml/2006/picture">
+                  <wp:extent cx="1097280" cy="617220"/>
+                  <wp:docPr id="35" name="Picture 35"/>
+                  <wp:cNvGraphicFramePr>
+                    <a:graphicFrameLocks noChangeAspect="1"/>
+                  </wp:cNvGraphicFramePr>
+                  <a:graphic>
+                    <a:graphicData uri="http://schemas.openxmlformats.org/drawingml/2006/picture">
+                      <pic:pic>
+                        <pic:nvPicPr>
+                          <pic:cNvPr id="0" name="frame_0142.jpg"/>
+                          <pic:cNvPicPr/>
+                        </pic:nvPicPr>
+                        <pic:blipFill>
+                          <a:blip r:embed="rId10"/>
+                          <a:stretch>
+                            <a:fillRect/>
+                          </a:stretch>
+                        </pic:blipFill>
+                        <pic:spPr>
+                          <a:xfrm>
+                            <a:off x="0" y="0"/>
+                            <a:ext cx="1097280" cy="617220"/>
+                          </a:xfrm>
+                          <a:prstGeom prst="rect"/>
+                        </pic:spPr>
+                      </pic:pic>
+                    </a:graphicData>
+                  </a:graphic>
+                </wp:inline>
+              </w:drawing>
             </w:r>
           </w:p>
         </w:tc>
@@ -816,7 +1901,38 @@
           </w:tcPr>
           <w:p>
             <w:r>
-              <w:t>frame_0284.jpg</w:t>
+              <w:drawing>
+                <wp:inline xmlns:a="http://schemas.openxmlformats.org/drawingml/2006/main" xmlns:pic="http://schemas.openxmlformats.org/drawingml/2006/picture">
+                  <wp:extent cx="1097280" cy="617220"/>
+                  <wp:docPr id="36" name="Picture 36"/>
+                  <wp:cNvGraphicFramePr>
+                    <a:graphicFrameLocks noChangeAspect="1"/>
+                  </wp:cNvGraphicFramePr>
+                  <a:graphic>
+                    <a:graphicData uri="http://schemas.openxmlformats.org/drawingml/2006/picture">
+                      <pic:pic>
+                        <pic:nvPicPr>
+                          <pic:cNvPr id="0" name="frame_0284.jpg"/>
+                          <pic:cNvPicPr/>
+                        </pic:nvPicPr>
+                        <pic:blipFill>
+                          <a:blip r:embed="rId11"/>
+                          <a:stretch>
+                            <a:fillRect/>
+                          </a:stretch>
+                        </pic:blipFill>
+                        <pic:spPr>
+                          <a:xfrm>
+                            <a:off x="0" y="0"/>
+                            <a:ext cx="1097280" cy="617220"/>
+                          </a:xfrm>
+                          <a:prstGeom prst="rect"/>
+                        </pic:spPr>
+                      </pic:pic>
+                    </a:graphicData>
+                  </a:graphic>
+                </wp:inline>
+              </w:drawing>
             </w:r>
           </w:p>
         </w:tc>
@@ -855,7 +1971,38 @@
           </w:tcPr>
           <w:p>
             <w:r>
-              <w:t>frame_0000.jpg</w:t>
+              <w:drawing>
+                <wp:inline xmlns:a="http://schemas.openxmlformats.org/drawingml/2006/main" xmlns:pic="http://schemas.openxmlformats.org/drawingml/2006/picture">
+                  <wp:extent cx="1097280" cy="617220"/>
+                  <wp:docPr id="37" name="Picture 37"/>
+                  <wp:cNvGraphicFramePr>
+                    <a:graphicFrameLocks noChangeAspect="1"/>
+                  </wp:cNvGraphicFramePr>
+                  <a:graphic>
+                    <a:graphicData uri="http://schemas.openxmlformats.org/drawingml/2006/picture">
+                      <pic:pic>
+                        <pic:nvPicPr>
+                          <pic:cNvPr id="0" name="frame_0000.jpg"/>
+                          <pic:cNvPicPr/>
+                        </pic:nvPicPr>
+                        <pic:blipFill>
+                          <a:blip r:embed="rId9"/>
+                          <a:stretch>
+                            <a:fillRect/>
+                          </a:stretch>
+                        </pic:blipFill>
+                        <pic:spPr>
+                          <a:xfrm>
+                            <a:off x="0" y="0"/>
+                            <a:ext cx="1097280" cy="617220"/>
+                          </a:xfrm>
+                          <a:prstGeom prst="rect"/>
+                        </pic:spPr>
+                      </pic:pic>
+                    </a:graphicData>
+                  </a:graphic>
+                </wp:inline>
+              </w:drawing>
             </w:r>
           </w:p>
         </w:tc>
@@ -865,7 +2012,38 @@
           </w:tcPr>
           <w:p>
             <w:r>
-              <w:t>frame_0142.jpg</w:t>
+              <w:drawing>
+                <wp:inline xmlns:a="http://schemas.openxmlformats.org/drawingml/2006/main" xmlns:pic="http://schemas.openxmlformats.org/drawingml/2006/picture">
+                  <wp:extent cx="1097280" cy="617220"/>
+                  <wp:docPr id="38" name="Picture 38"/>
+                  <wp:cNvGraphicFramePr>
+                    <a:graphicFrameLocks noChangeAspect="1"/>
+                  </wp:cNvGraphicFramePr>
+                  <a:graphic>
+                    <a:graphicData uri="http://schemas.openxmlformats.org/drawingml/2006/picture">
+                      <pic:pic>
+                        <pic:nvPicPr>
+                          <pic:cNvPr id="0" name="frame_0142.jpg"/>
+                          <pic:cNvPicPr/>
+                        </pic:nvPicPr>
+                        <pic:blipFill>
+                          <a:blip r:embed="rId10"/>
+                          <a:stretch>
+                            <a:fillRect/>
+                          </a:stretch>
+                        </pic:blipFill>
+                        <pic:spPr>
+                          <a:xfrm>
+                            <a:off x="0" y="0"/>
+                            <a:ext cx="1097280" cy="617220"/>
+                          </a:xfrm>
+                          <a:prstGeom prst="rect"/>
+                        </pic:spPr>
+                      </pic:pic>
+                    </a:graphicData>
+                  </a:graphic>
+                </wp:inline>
+              </w:drawing>
             </w:r>
           </w:p>
         </w:tc>
@@ -875,7 +2053,38 @@
           </w:tcPr>
           <w:p>
             <w:r>
-              <w:t>frame_0284.jpg</w:t>
+              <w:drawing>
+                <wp:inline xmlns:a="http://schemas.openxmlformats.org/drawingml/2006/main" xmlns:pic="http://schemas.openxmlformats.org/drawingml/2006/picture">
+                  <wp:extent cx="1097280" cy="617220"/>
+                  <wp:docPr id="39" name="Picture 39"/>
+                  <wp:cNvGraphicFramePr>
+                    <a:graphicFrameLocks noChangeAspect="1"/>
+                  </wp:cNvGraphicFramePr>
+                  <a:graphic>
+                    <a:graphicData uri="http://schemas.openxmlformats.org/drawingml/2006/picture">
+                      <pic:pic>
+                        <pic:nvPicPr>
+                          <pic:cNvPr id="0" name="frame_0284.jpg"/>
+                          <pic:cNvPicPr/>
+                        </pic:nvPicPr>
+                        <pic:blipFill>
+                          <a:blip r:embed="rId11"/>
+                          <a:stretch>
+                            <a:fillRect/>
+                          </a:stretch>
+                        </pic:blipFill>
+                        <pic:spPr>
+                          <a:xfrm>
+                            <a:off x="0" y="0"/>
+                            <a:ext cx="1097280" cy="617220"/>
+                          </a:xfrm>
+                          <a:prstGeom prst="rect"/>
+                        </pic:spPr>
+                      </pic:pic>
+                    </a:graphicData>
+                  </a:graphic>
+                </wp:inline>
+              </w:drawing>
             </w:r>
           </w:p>
         </w:tc>
@@ -914,7 +2123,38 @@
           </w:tcPr>
           <w:p>
             <w:r>
-              <w:t>frame_0000.jpg</w:t>
+              <w:drawing>
+                <wp:inline xmlns:a="http://schemas.openxmlformats.org/drawingml/2006/main" xmlns:pic="http://schemas.openxmlformats.org/drawingml/2006/picture">
+                  <wp:extent cx="1097280" cy="617220"/>
+                  <wp:docPr id="40" name="Picture 40"/>
+                  <wp:cNvGraphicFramePr>
+                    <a:graphicFrameLocks noChangeAspect="1"/>
+                  </wp:cNvGraphicFramePr>
+                  <a:graphic>
+                    <a:graphicData uri="http://schemas.openxmlformats.org/drawingml/2006/picture">
+                      <pic:pic>
+                        <pic:nvPicPr>
+                          <pic:cNvPr id="0" name="frame_0000.jpg"/>
+                          <pic:cNvPicPr/>
+                        </pic:nvPicPr>
+                        <pic:blipFill>
+                          <a:blip r:embed="rId9"/>
+                          <a:stretch>
+                            <a:fillRect/>
+                          </a:stretch>
+                        </pic:blipFill>
+                        <pic:spPr>
+                          <a:xfrm>
+                            <a:off x="0" y="0"/>
+                            <a:ext cx="1097280" cy="617220"/>
+                          </a:xfrm>
+                          <a:prstGeom prst="rect"/>
+                        </pic:spPr>
+                      </pic:pic>
+                    </a:graphicData>
+                  </a:graphic>
+                </wp:inline>
+              </w:drawing>
             </w:r>
           </w:p>
         </w:tc>
@@ -924,7 +2164,38 @@
           </w:tcPr>
           <w:p>
             <w:r>
-              <w:t>frame_0142.jpg</w:t>
+              <w:drawing>
+                <wp:inline xmlns:a="http://schemas.openxmlformats.org/drawingml/2006/main" xmlns:pic="http://schemas.openxmlformats.org/drawingml/2006/picture">
+                  <wp:extent cx="1097280" cy="617220"/>
+                  <wp:docPr id="41" name="Picture 41"/>
+                  <wp:cNvGraphicFramePr>
+                    <a:graphicFrameLocks noChangeAspect="1"/>
+                  </wp:cNvGraphicFramePr>
+                  <a:graphic>
+                    <a:graphicData uri="http://schemas.openxmlformats.org/drawingml/2006/picture">
+                      <pic:pic>
+                        <pic:nvPicPr>
+                          <pic:cNvPr id="0" name="frame_0142.jpg"/>
+                          <pic:cNvPicPr/>
+                        </pic:nvPicPr>
+                        <pic:blipFill>
+                          <a:blip r:embed="rId10"/>
+                          <a:stretch>
+                            <a:fillRect/>
+                          </a:stretch>
+                        </pic:blipFill>
+                        <pic:spPr>
+                          <a:xfrm>
+                            <a:off x="0" y="0"/>
+                            <a:ext cx="1097280" cy="617220"/>
+                          </a:xfrm>
+                          <a:prstGeom prst="rect"/>
+                        </pic:spPr>
+                      </pic:pic>
+                    </a:graphicData>
+                  </a:graphic>
+                </wp:inline>
+              </w:drawing>
             </w:r>
           </w:p>
         </w:tc>
@@ -934,7 +2205,38 @@
           </w:tcPr>
           <w:p>
             <w:r>
-              <w:t>frame_0284.jpg</w:t>
+              <w:drawing>
+                <wp:inline xmlns:a="http://schemas.openxmlformats.org/drawingml/2006/main" xmlns:pic="http://schemas.openxmlformats.org/drawingml/2006/picture">
+                  <wp:extent cx="1097280" cy="617220"/>
+                  <wp:docPr id="42" name="Picture 42"/>
+                  <wp:cNvGraphicFramePr>
+                    <a:graphicFrameLocks noChangeAspect="1"/>
+                  </wp:cNvGraphicFramePr>
+                  <a:graphic>
+                    <a:graphicData uri="http://schemas.openxmlformats.org/drawingml/2006/picture">
+                      <pic:pic>
+                        <pic:nvPicPr>
+                          <pic:cNvPr id="0" name="frame_0284.jpg"/>
+                          <pic:cNvPicPr/>
+                        </pic:nvPicPr>
+                        <pic:blipFill>
+                          <a:blip r:embed="rId11"/>
+                          <a:stretch>
+                            <a:fillRect/>
+                          </a:stretch>
+                        </pic:blipFill>
+                        <pic:spPr>
+                          <a:xfrm>
+                            <a:off x="0" y="0"/>
+                            <a:ext cx="1097280" cy="617220"/>
+                          </a:xfrm>
+                          <a:prstGeom prst="rect"/>
+                        </pic:spPr>
+                      </pic:pic>
+                    </a:graphicData>
+                  </a:graphic>
+                </wp:inline>
+              </w:drawing>
             </w:r>
           </w:p>
         </w:tc>
@@ -973,7 +2275,38 @@
           </w:tcPr>
           <w:p>
             <w:r>
-              <w:t>frame_0000.jpg</w:t>
+              <w:drawing>
+                <wp:inline xmlns:a="http://schemas.openxmlformats.org/drawingml/2006/main" xmlns:pic="http://schemas.openxmlformats.org/drawingml/2006/picture">
+                  <wp:extent cx="1097280" cy="617220"/>
+                  <wp:docPr id="43" name="Picture 43"/>
+                  <wp:cNvGraphicFramePr>
+                    <a:graphicFrameLocks noChangeAspect="1"/>
+                  </wp:cNvGraphicFramePr>
+                  <a:graphic>
+                    <a:graphicData uri="http://schemas.openxmlformats.org/drawingml/2006/picture">
+                      <pic:pic>
+                        <pic:nvPicPr>
+                          <pic:cNvPr id="0" name="frame_0000.jpg"/>
+                          <pic:cNvPicPr/>
+                        </pic:nvPicPr>
+                        <pic:blipFill>
+                          <a:blip r:embed="rId9"/>
+                          <a:stretch>
+                            <a:fillRect/>
+                          </a:stretch>
+                        </pic:blipFill>
+                        <pic:spPr>
+                          <a:xfrm>
+                            <a:off x="0" y="0"/>
+                            <a:ext cx="1097280" cy="617220"/>
+                          </a:xfrm>
+                          <a:prstGeom prst="rect"/>
+                        </pic:spPr>
+                      </pic:pic>
+                    </a:graphicData>
+                  </a:graphic>
+                </wp:inline>
+              </w:drawing>
             </w:r>
           </w:p>
         </w:tc>
@@ -983,7 +2316,38 @@
           </w:tcPr>
           <w:p>
             <w:r>
-              <w:t>frame_0142.jpg</w:t>
+              <w:drawing>
+                <wp:inline xmlns:a="http://schemas.openxmlformats.org/drawingml/2006/main" xmlns:pic="http://schemas.openxmlformats.org/drawingml/2006/picture">
+                  <wp:extent cx="1097280" cy="617220"/>
+                  <wp:docPr id="44" name="Picture 44"/>
+                  <wp:cNvGraphicFramePr>
+                    <a:graphicFrameLocks noChangeAspect="1"/>
+                  </wp:cNvGraphicFramePr>
+                  <a:graphic>
+                    <a:graphicData uri="http://schemas.openxmlformats.org/drawingml/2006/picture">
+                      <pic:pic>
+                        <pic:nvPicPr>
+                          <pic:cNvPr id="0" name="frame_0142.jpg"/>
+                          <pic:cNvPicPr/>
+                        </pic:nvPicPr>
+                        <pic:blipFill>
+                          <a:blip r:embed="rId10"/>
+                          <a:stretch>
+                            <a:fillRect/>
+                          </a:stretch>
+                        </pic:blipFill>
+                        <pic:spPr>
+                          <a:xfrm>
+                            <a:off x="0" y="0"/>
+                            <a:ext cx="1097280" cy="617220"/>
+                          </a:xfrm>
+                          <a:prstGeom prst="rect"/>
+                        </pic:spPr>
+                      </pic:pic>
+                    </a:graphicData>
+                  </a:graphic>
+                </wp:inline>
+              </w:drawing>
             </w:r>
           </w:p>
         </w:tc>
@@ -993,7 +2357,38 @@
           </w:tcPr>
           <w:p>
             <w:r>
-              <w:t>frame_0284.jpg</w:t>
+              <w:drawing>
+                <wp:inline xmlns:a="http://schemas.openxmlformats.org/drawingml/2006/main" xmlns:pic="http://schemas.openxmlformats.org/drawingml/2006/picture">
+                  <wp:extent cx="1097280" cy="617220"/>
+                  <wp:docPr id="45" name="Picture 45"/>
+                  <wp:cNvGraphicFramePr>
+                    <a:graphicFrameLocks noChangeAspect="1"/>
+                  </wp:cNvGraphicFramePr>
+                  <a:graphic>
+                    <a:graphicData uri="http://schemas.openxmlformats.org/drawingml/2006/picture">
+                      <pic:pic>
+                        <pic:nvPicPr>
+                          <pic:cNvPr id="0" name="frame_0284.jpg"/>
+                          <pic:cNvPicPr/>
+                        </pic:nvPicPr>
+                        <pic:blipFill>
+                          <a:blip r:embed="rId11"/>
+                          <a:stretch>
+                            <a:fillRect/>
+                          </a:stretch>
+                        </pic:blipFill>
+                        <pic:spPr>
+                          <a:xfrm>
+                            <a:off x="0" y="0"/>
+                            <a:ext cx="1097280" cy="617220"/>
+                          </a:xfrm>
+                          <a:prstGeom prst="rect"/>
+                        </pic:spPr>
+                      </pic:pic>
+                    </a:graphicData>
+                  </a:graphic>
+                </wp:inline>
+              </w:drawing>
             </w:r>
           </w:p>
         </w:tc>
@@ -1037,7 +2432,38 @@
           </w:tcPr>
           <w:p>
             <w:r>
-              <w:t>frame_0000.jpg</w:t>
+              <w:drawing>
+                <wp:inline xmlns:a="http://schemas.openxmlformats.org/drawingml/2006/main" xmlns:pic="http://schemas.openxmlformats.org/drawingml/2006/picture">
+                  <wp:extent cx="1097280" cy="617220"/>
+                  <wp:docPr id="46" name="Picture 46"/>
+                  <wp:cNvGraphicFramePr>
+                    <a:graphicFrameLocks noChangeAspect="1"/>
+                  </wp:cNvGraphicFramePr>
+                  <a:graphic>
+                    <a:graphicData uri="http://schemas.openxmlformats.org/drawingml/2006/picture">
+                      <pic:pic>
+                        <pic:nvPicPr>
+                          <pic:cNvPr id="0" name="frame_0000.jpg"/>
+                          <pic:cNvPicPr/>
+                        </pic:nvPicPr>
+                        <pic:blipFill>
+                          <a:blip r:embed="rId9"/>
+                          <a:stretch>
+                            <a:fillRect/>
+                          </a:stretch>
+                        </pic:blipFill>
+                        <pic:spPr>
+                          <a:xfrm>
+                            <a:off x="0" y="0"/>
+                            <a:ext cx="1097280" cy="617220"/>
+                          </a:xfrm>
+                          <a:prstGeom prst="rect"/>
+                        </pic:spPr>
+                      </pic:pic>
+                    </a:graphicData>
+                  </a:graphic>
+                </wp:inline>
+              </w:drawing>
             </w:r>
           </w:p>
         </w:tc>
@@ -1047,7 +2473,38 @@
           </w:tcPr>
           <w:p>
             <w:r>
-              <w:t>frame_0142.jpg</w:t>
+              <w:drawing>
+                <wp:inline xmlns:a="http://schemas.openxmlformats.org/drawingml/2006/main" xmlns:pic="http://schemas.openxmlformats.org/drawingml/2006/picture">
+                  <wp:extent cx="1097280" cy="617220"/>
+                  <wp:docPr id="47" name="Picture 47"/>
+                  <wp:cNvGraphicFramePr>
+                    <a:graphicFrameLocks noChangeAspect="1"/>
+                  </wp:cNvGraphicFramePr>
+                  <a:graphic>
+                    <a:graphicData uri="http://schemas.openxmlformats.org/drawingml/2006/picture">
+                      <pic:pic>
+                        <pic:nvPicPr>
+                          <pic:cNvPr id="0" name="frame_0142.jpg"/>
+                          <pic:cNvPicPr/>
+                        </pic:nvPicPr>
+                        <pic:blipFill>
+                          <a:blip r:embed="rId10"/>
+                          <a:stretch>
+                            <a:fillRect/>
+                          </a:stretch>
+                        </pic:blipFill>
+                        <pic:spPr>
+                          <a:xfrm>
+                            <a:off x="0" y="0"/>
+                            <a:ext cx="1097280" cy="617220"/>
+                          </a:xfrm>
+                          <a:prstGeom prst="rect"/>
+                        </pic:spPr>
+                      </pic:pic>
+                    </a:graphicData>
+                  </a:graphic>
+                </wp:inline>
+              </w:drawing>
             </w:r>
           </w:p>
         </w:tc>
@@ -1057,7 +2514,38 @@
           </w:tcPr>
           <w:p>
             <w:r>
-              <w:t>frame_0284.jpg</w:t>
+              <w:drawing>
+                <wp:inline xmlns:a="http://schemas.openxmlformats.org/drawingml/2006/main" xmlns:pic="http://schemas.openxmlformats.org/drawingml/2006/picture">
+                  <wp:extent cx="1097280" cy="617220"/>
+                  <wp:docPr id="48" name="Picture 48"/>
+                  <wp:cNvGraphicFramePr>
+                    <a:graphicFrameLocks noChangeAspect="1"/>
+                  </wp:cNvGraphicFramePr>
+                  <a:graphic>
+                    <a:graphicData uri="http://schemas.openxmlformats.org/drawingml/2006/picture">
+                      <pic:pic>
+                        <pic:nvPicPr>
+                          <pic:cNvPr id="0" name="frame_0284.jpg"/>
+                          <pic:cNvPicPr/>
+                        </pic:nvPicPr>
+                        <pic:blipFill>
+                          <a:blip r:embed="rId11"/>
+                          <a:stretch>
+                            <a:fillRect/>
+                          </a:stretch>
+                        </pic:blipFill>
+                        <pic:spPr>
+                          <a:xfrm>
+                            <a:off x="0" y="0"/>
+                            <a:ext cx="1097280" cy="617220"/>
+                          </a:xfrm>
+                          <a:prstGeom prst="rect"/>
+                        </pic:spPr>
+                      </pic:pic>
+                    </a:graphicData>
+                  </a:graphic>
+                </wp:inline>
+              </w:drawing>
             </w:r>
           </w:p>
         </w:tc>
@@ -1096,7 +2584,38 @@
           </w:tcPr>
           <w:p>
             <w:r>
-              <w:t>frame_0000.jpg</w:t>
+              <w:drawing>
+                <wp:inline xmlns:a="http://schemas.openxmlformats.org/drawingml/2006/main" xmlns:pic="http://schemas.openxmlformats.org/drawingml/2006/picture">
+                  <wp:extent cx="1097280" cy="617220"/>
+                  <wp:docPr id="49" name="Picture 49"/>
+                  <wp:cNvGraphicFramePr>
+                    <a:graphicFrameLocks noChangeAspect="1"/>
+                  </wp:cNvGraphicFramePr>
+                  <a:graphic>
+                    <a:graphicData uri="http://schemas.openxmlformats.org/drawingml/2006/picture">
+                      <pic:pic>
+                        <pic:nvPicPr>
+                          <pic:cNvPr id="0" name="frame_0000.jpg"/>
+                          <pic:cNvPicPr/>
+                        </pic:nvPicPr>
+                        <pic:blipFill>
+                          <a:blip r:embed="rId9"/>
+                          <a:stretch>
+                            <a:fillRect/>
+                          </a:stretch>
+                        </pic:blipFill>
+                        <pic:spPr>
+                          <a:xfrm>
+                            <a:off x="0" y="0"/>
+                            <a:ext cx="1097280" cy="617220"/>
+                          </a:xfrm>
+                          <a:prstGeom prst="rect"/>
+                        </pic:spPr>
+                      </pic:pic>
+                    </a:graphicData>
+                  </a:graphic>
+                </wp:inline>
+              </w:drawing>
             </w:r>
           </w:p>
         </w:tc>
@@ -1106,7 +2625,38 @@
           </w:tcPr>
           <w:p>
             <w:r>
-              <w:t>frame_0142.jpg</w:t>
+              <w:drawing>
+                <wp:inline xmlns:a="http://schemas.openxmlformats.org/drawingml/2006/main" xmlns:pic="http://schemas.openxmlformats.org/drawingml/2006/picture">
+                  <wp:extent cx="1097280" cy="617220"/>
+                  <wp:docPr id="50" name="Picture 50"/>
+                  <wp:cNvGraphicFramePr>
+                    <a:graphicFrameLocks noChangeAspect="1"/>
+                  </wp:cNvGraphicFramePr>
+                  <a:graphic>
+                    <a:graphicData uri="http://schemas.openxmlformats.org/drawingml/2006/picture">
+                      <pic:pic>
+                        <pic:nvPicPr>
+                          <pic:cNvPr id="0" name="frame_0142.jpg"/>
+                          <pic:cNvPicPr/>
+                        </pic:nvPicPr>
+                        <pic:blipFill>
+                          <a:blip r:embed="rId10"/>
+                          <a:stretch>
+                            <a:fillRect/>
+                          </a:stretch>
+                        </pic:blipFill>
+                        <pic:spPr>
+                          <a:xfrm>
+                            <a:off x="0" y="0"/>
+                            <a:ext cx="1097280" cy="617220"/>
+                          </a:xfrm>
+                          <a:prstGeom prst="rect"/>
+                        </pic:spPr>
+                      </pic:pic>
+                    </a:graphicData>
+                  </a:graphic>
+                </wp:inline>
+              </w:drawing>
             </w:r>
           </w:p>
         </w:tc>
@@ -1116,7 +2666,38 @@
           </w:tcPr>
           <w:p>
             <w:r>
-              <w:t>frame_0284.jpg</w:t>
+              <w:drawing>
+                <wp:inline xmlns:a="http://schemas.openxmlformats.org/drawingml/2006/main" xmlns:pic="http://schemas.openxmlformats.org/drawingml/2006/picture">
+                  <wp:extent cx="1097280" cy="617220"/>
+                  <wp:docPr id="51" name="Picture 51"/>
+                  <wp:cNvGraphicFramePr>
+                    <a:graphicFrameLocks noChangeAspect="1"/>
+                  </wp:cNvGraphicFramePr>
+                  <a:graphic>
+                    <a:graphicData uri="http://schemas.openxmlformats.org/drawingml/2006/picture">
+                      <pic:pic>
+                        <pic:nvPicPr>
+                          <pic:cNvPr id="0" name="frame_0284.jpg"/>
+                          <pic:cNvPicPr/>
+                        </pic:nvPicPr>
+                        <pic:blipFill>
+                          <a:blip r:embed="rId11"/>
+                          <a:stretch>
+                            <a:fillRect/>
+                          </a:stretch>
+                        </pic:blipFill>
+                        <pic:spPr>
+                          <a:xfrm>
+                            <a:off x="0" y="0"/>
+                            <a:ext cx="1097280" cy="617220"/>
+                          </a:xfrm>
+                          <a:prstGeom prst="rect"/>
+                        </pic:spPr>
+                      </pic:pic>
+                    </a:graphicData>
+                  </a:graphic>
+                </wp:inline>
+              </w:drawing>
             </w:r>
           </w:p>
         </w:tc>
@@ -1155,7 +2736,38 @@
           </w:tcPr>
           <w:p>
             <w:r>
-              <w:t>frame_0000.jpg</w:t>
+              <w:drawing>
+                <wp:inline xmlns:a="http://schemas.openxmlformats.org/drawingml/2006/main" xmlns:pic="http://schemas.openxmlformats.org/drawingml/2006/picture">
+                  <wp:extent cx="1097280" cy="617220"/>
+                  <wp:docPr id="52" name="Picture 52"/>
+                  <wp:cNvGraphicFramePr>
+                    <a:graphicFrameLocks noChangeAspect="1"/>
+                  </wp:cNvGraphicFramePr>
+                  <a:graphic>
+                    <a:graphicData uri="http://schemas.openxmlformats.org/drawingml/2006/picture">
+                      <pic:pic>
+                        <pic:nvPicPr>
+                          <pic:cNvPr id="0" name="frame_0000.jpg"/>
+                          <pic:cNvPicPr/>
+                        </pic:nvPicPr>
+                        <pic:blipFill>
+                          <a:blip r:embed="rId9"/>
+                          <a:stretch>
+                            <a:fillRect/>
+                          </a:stretch>
+                        </pic:blipFill>
+                        <pic:spPr>
+                          <a:xfrm>
+                            <a:off x="0" y="0"/>
+                            <a:ext cx="1097280" cy="617220"/>
+                          </a:xfrm>
+                          <a:prstGeom prst="rect"/>
+                        </pic:spPr>
+                      </pic:pic>
+                    </a:graphicData>
+                  </a:graphic>
+                </wp:inline>
+              </w:drawing>
             </w:r>
           </w:p>
         </w:tc>
@@ -1165,7 +2777,38 @@
           </w:tcPr>
           <w:p>
             <w:r>
-              <w:t>frame_0142.jpg</w:t>
+              <w:drawing>
+                <wp:inline xmlns:a="http://schemas.openxmlformats.org/drawingml/2006/main" xmlns:pic="http://schemas.openxmlformats.org/drawingml/2006/picture">
+                  <wp:extent cx="1097280" cy="617220"/>
+                  <wp:docPr id="53" name="Picture 53"/>
+                  <wp:cNvGraphicFramePr>
+                    <a:graphicFrameLocks noChangeAspect="1"/>
+                  </wp:cNvGraphicFramePr>
+                  <a:graphic>
+                    <a:graphicData uri="http://schemas.openxmlformats.org/drawingml/2006/picture">
+                      <pic:pic>
+                        <pic:nvPicPr>
+                          <pic:cNvPr id="0" name="frame_0142.jpg"/>
+                          <pic:cNvPicPr/>
+                        </pic:nvPicPr>
+                        <pic:blipFill>
+                          <a:blip r:embed="rId10"/>
+                          <a:stretch>
+                            <a:fillRect/>
+                          </a:stretch>
+                        </pic:blipFill>
+                        <pic:spPr>
+                          <a:xfrm>
+                            <a:off x="0" y="0"/>
+                            <a:ext cx="1097280" cy="617220"/>
+                          </a:xfrm>
+                          <a:prstGeom prst="rect"/>
+                        </pic:spPr>
+                      </pic:pic>
+                    </a:graphicData>
+                  </a:graphic>
+                </wp:inline>
+              </w:drawing>
             </w:r>
           </w:p>
         </w:tc>
@@ -1175,7 +2818,38 @@
           </w:tcPr>
           <w:p>
             <w:r>
-              <w:t>frame_0284.jpg</w:t>
+              <w:drawing>
+                <wp:inline xmlns:a="http://schemas.openxmlformats.org/drawingml/2006/main" xmlns:pic="http://schemas.openxmlformats.org/drawingml/2006/picture">
+                  <wp:extent cx="1097280" cy="617220"/>
+                  <wp:docPr id="54" name="Picture 54"/>
+                  <wp:cNvGraphicFramePr>
+                    <a:graphicFrameLocks noChangeAspect="1"/>
+                  </wp:cNvGraphicFramePr>
+                  <a:graphic>
+                    <a:graphicData uri="http://schemas.openxmlformats.org/drawingml/2006/picture">
+                      <pic:pic>
+                        <pic:nvPicPr>
+                          <pic:cNvPr id="0" name="frame_0284.jpg"/>
+                          <pic:cNvPicPr/>
+                        </pic:nvPicPr>
+                        <pic:blipFill>
+                          <a:blip r:embed="rId11"/>
+                          <a:stretch>
+                            <a:fillRect/>
+                          </a:stretch>
+                        </pic:blipFill>
+                        <pic:spPr>
+                          <a:xfrm>
+                            <a:off x="0" y="0"/>
+                            <a:ext cx="1097280" cy="617220"/>
+                          </a:xfrm>
+                          <a:prstGeom prst="rect"/>
+                        </pic:spPr>
+                      </pic:pic>
+                    </a:graphicData>
+                  </a:graphic>
+                </wp:inline>
+              </w:drawing>
             </w:r>
           </w:p>
         </w:tc>
@@ -1214,7 +2888,38 @@
           </w:tcPr>
           <w:p>
             <w:r>
-              <w:t>frame_0000.jpg</w:t>
+              <w:drawing>
+                <wp:inline xmlns:a="http://schemas.openxmlformats.org/drawingml/2006/main" xmlns:pic="http://schemas.openxmlformats.org/drawingml/2006/picture">
+                  <wp:extent cx="1097280" cy="617220"/>
+                  <wp:docPr id="55" name="Picture 55"/>
+                  <wp:cNvGraphicFramePr>
+                    <a:graphicFrameLocks noChangeAspect="1"/>
+                  </wp:cNvGraphicFramePr>
+                  <a:graphic>
+                    <a:graphicData uri="http://schemas.openxmlformats.org/drawingml/2006/picture">
+                      <pic:pic>
+                        <pic:nvPicPr>
+                          <pic:cNvPr id="0" name="frame_0000.jpg"/>
+                          <pic:cNvPicPr/>
+                        </pic:nvPicPr>
+                        <pic:blipFill>
+                          <a:blip r:embed="rId9"/>
+                          <a:stretch>
+                            <a:fillRect/>
+                          </a:stretch>
+                        </pic:blipFill>
+                        <pic:spPr>
+                          <a:xfrm>
+                            <a:off x="0" y="0"/>
+                            <a:ext cx="1097280" cy="617220"/>
+                          </a:xfrm>
+                          <a:prstGeom prst="rect"/>
+                        </pic:spPr>
+                      </pic:pic>
+                    </a:graphicData>
+                  </a:graphic>
+                </wp:inline>
+              </w:drawing>
             </w:r>
           </w:p>
         </w:tc>
@@ -1224,7 +2929,38 @@
           </w:tcPr>
           <w:p>
             <w:r>
-              <w:t>frame_0142.jpg</w:t>
+              <w:drawing>
+                <wp:inline xmlns:a="http://schemas.openxmlformats.org/drawingml/2006/main" xmlns:pic="http://schemas.openxmlformats.org/drawingml/2006/picture">
+                  <wp:extent cx="1097280" cy="617220"/>
+                  <wp:docPr id="56" name="Picture 56"/>
+                  <wp:cNvGraphicFramePr>
+                    <a:graphicFrameLocks noChangeAspect="1"/>
+                  </wp:cNvGraphicFramePr>
+                  <a:graphic>
+                    <a:graphicData uri="http://schemas.openxmlformats.org/drawingml/2006/picture">
+                      <pic:pic>
+                        <pic:nvPicPr>
+                          <pic:cNvPr id="0" name="frame_0142.jpg"/>
+                          <pic:cNvPicPr/>
+                        </pic:nvPicPr>
+                        <pic:blipFill>
+                          <a:blip r:embed="rId10"/>
+                          <a:stretch>
+                            <a:fillRect/>
+                          </a:stretch>
+                        </pic:blipFill>
+                        <pic:spPr>
+                          <a:xfrm>
+                            <a:off x="0" y="0"/>
+                            <a:ext cx="1097280" cy="617220"/>
+                          </a:xfrm>
+                          <a:prstGeom prst="rect"/>
+                        </pic:spPr>
+                      </pic:pic>
+                    </a:graphicData>
+                  </a:graphic>
+                </wp:inline>
+              </w:drawing>
             </w:r>
           </w:p>
         </w:tc>
@@ -1234,7 +2970,38 @@
           </w:tcPr>
           <w:p>
             <w:r>
-              <w:t>frame_0284.jpg</w:t>
+              <w:drawing>
+                <wp:inline xmlns:a="http://schemas.openxmlformats.org/drawingml/2006/main" xmlns:pic="http://schemas.openxmlformats.org/drawingml/2006/picture">
+                  <wp:extent cx="1097280" cy="617220"/>
+                  <wp:docPr id="57" name="Picture 57"/>
+                  <wp:cNvGraphicFramePr>
+                    <a:graphicFrameLocks noChangeAspect="1"/>
+                  </wp:cNvGraphicFramePr>
+                  <a:graphic>
+                    <a:graphicData uri="http://schemas.openxmlformats.org/drawingml/2006/picture">
+                      <pic:pic>
+                        <pic:nvPicPr>
+                          <pic:cNvPr id="0" name="frame_0284.jpg"/>
+                          <pic:cNvPicPr/>
+                        </pic:nvPicPr>
+                        <pic:blipFill>
+                          <a:blip r:embed="rId11"/>
+                          <a:stretch>
+                            <a:fillRect/>
+                          </a:stretch>
+                        </pic:blipFill>
+                        <pic:spPr>
+                          <a:xfrm>
+                            <a:off x="0" y="0"/>
+                            <a:ext cx="1097280" cy="617220"/>
+                          </a:xfrm>
+                          <a:prstGeom prst="rect"/>
+                        </pic:spPr>
+                      </pic:pic>
+                    </a:graphicData>
+                  </a:graphic>
+                </wp:inline>
+              </w:drawing>
             </w:r>
           </w:p>
         </w:tc>
@@ -1273,7 +3040,38 @@
           </w:tcPr>
           <w:p>
             <w:r>
-              <w:t>frame_0000.jpg</w:t>
+              <w:drawing>
+                <wp:inline xmlns:a="http://schemas.openxmlformats.org/drawingml/2006/main" xmlns:pic="http://schemas.openxmlformats.org/drawingml/2006/picture">
+                  <wp:extent cx="1097280" cy="617220"/>
+                  <wp:docPr id="58" name="Picture 58"/>
+                  <wp:cNvGraphicFramePr>
+                    <a:graphicFrameLocks noChangeAspect="1"/>
+                  </wp:cNvGraphicFramePr>
+                  <a:graphic>
+                    <a:graphicData uri="http://schemas.openxmlformats.org/drawingml/2006/picture">
+                      <pic:pic>
+                        <pic:nvPicPr>
+                          <pic:cNvPr id="0" name="frame_0000.jpg"/>
+                          <pic:cNvPicPr/>
+                        </pic:nvPicPr>
+                        <pic:blipFill>
+                          <a:blip r:embed="rId9"/>
+                          <a:stretch>
+                            <a:fillRect/>
+                          </a:stretch>
+                        </pic:blipFill>
+                        <pic:spPr>
+                          <a:xfrm>
+                            <a:off x="0" y="0"/>
+                            <a:ext cx="1097280" cy="617220"/>
+                          </a:xfrm>
+                          <a:prstGeom prst="rect"/>
+                        </pic:spPr>
+                      </pic:pic>
+                    </a:graphicData>
+                  </a:graphic>
+                </wp:inline>
+              </w:drawing>
             </w:r>
           </w:p>
         </w:tc>
@@ -1283,7 +3081,38 @@
           </w:tcPr>
           <w:p>
             <w:r>
-              <w:t>frame_0142.jpg</w:t>
+              <w:drawing>
+                <wp:inline xmlns:a="http://schemas.openxmlformats.org/drawingml/2006/main" xmlns:pic="http://schemas.openxmlformats.org/drawingml/2006/picture">
+                  <wp:extent cx="1097280" cy="617220"/>
+                  <wp:docPr id="59" name="Picture 59"/>
+                  <wp:cNvGraphicFramePr>
+                    <a:graphicFrameLocks noChangeAspect="1"/>
+                  </wp:cNvGraphicFramePr>
+                  <a:graphic>
+                    <a:graphicData uri="http://schemas.openxmlformats.org/drawingml/2006/picture">
+                      <pic:pic>
+                        <pic:nvPicPr>
+                          <pic:cNvPr id="0" name="frame_0142.jpg"/>
+                          <pic:cNvPicPr/>
+                        </pic:nvPicPr>
+                        <pic:blipFill>
+                          <a:blip r:embed="rId10"/>
+                          <a:stretch>
+                            <a:fillRect/>
+                          </a:stretch>
+                        </pic:blipFill>
+                        <pic:spPr>
+                          <a:xfrm>
+                            <a:off x="0" y="0"/>
+                            <a:ext cx="1097280" cy="617220"/>
+                          </a:xfrm>
+                          <a:prstGeom prst="rect"/>
+                        </pic:spPr>
+                      </pic:pic>
+                    </a:graphicData>
+                  </a:graphic>
+                </wp:inline>
+              </w:drawing>
             </w:r>
           </w:p>
         </w:tc>
@@ -1293,7 +3122,38 @@
           </w:tcPr>
           <w:p>
             <w:r>
-              <w:t>frame_0284.jpg</w:t>
+              <w:drawing>
+                <wp:inline xmlns:a="http://schemas.openxmlformats.org/drawingml/2006/main" xmlns:pic="http://schemas.openxmlformats.org/drawingml/2006/picture">
+                  <wp:extent cx="1097280" cy="617220"/>
+                  <wp:docPr id="60" name="Picture 60"/>
+                  <wp:cNvGraphicFramePr>
+                    <a:graphicFrameLocks noChangeAspect="1"/>
+                  </wp:cNvGraphicFramePr>
+                  <a:graphic>
+                    <a:graphicData uri="http://schemas.openxmlformats.org/drawingml/2006/picture">
+                      <pic:pic>
+                        <pic:nvPicPr>
+                          <pic:cNvPr id="0" name="frame_0284.jpg"/>
+                          <pic:cNvPicPr/>
+                        </pic:nvPicPr>
+                        <pic:blipFill>
+                          <a:blip r:embed="rId11"/>
+                          <a:stretch>
+                            <a:fillRect/>
+                          </a:stretch>
+                        </pic:blipFill>
+                        <pic:spPr>
+                          <a:xfrm>
+                            <a:off x="0" y="0"/>
+                            <a:ext cx="1097280" cy="617220"/>
+                          </a:xfrm>
+                          <a:prstGeom prst="rect"/>
+                        </pic:spPr>
+                      </pic:pic>
+                    </a:graphicData>
+                  </a:graphic>
+                </wp:inline>
+              </w:drawing>
             </w:r>
           </w:p>
         </w:tc>
@@ -1347,7 +3207,38 @@
           </w:tcPr>
           <w:p>
             <w:r>
-              <w:t>frame_0000.jpg</w:t>
+              <w:drawing>
+                <wp:inline xmlns:a="http://schemas.openxmlformats.org/drawingml/2006/main" xmlns:pic="http://schemas.openxmlformats.org/drawingml/2006/picture">
+                  <wp:extent cx="1097280" cy="617220"/>
+                  <wp:docPr id="61" name="Picture 61"/>
+                  <wp:cNvGraphicFramePr>
+                    <a:graphicFrameLocks noChangeAspect="1"/>
+                  </wp:cNvGraphicFramePr>
+                  <a:graphic>
+                    <a:graphicData uri="http://schemas.openxmlformats.org/drawingml/2006/picture">
+                      <pic:pic>
+                        <pic:nvPicPr>
+                          <pic:cNvPr id="0" name="frame_0000.jpg"/>
+                          <pic:cNvPicPr/>
+                        </pic:nvPicPr>
+                        <pic:blipFill>
+                          <a:blip r:embed="rId9"/>
+                          <a:stretch>
+                            <a:fillRect/>
+                          </a:stretch>
+                        </pic:blipFill>
+                        <pic:spPr>
+                          <a:xfrm>
+                            <a:off x="0" y="0"/>
+                            <a:ext cx="1097280" cy="617220"/>
+                          </a:xfrm>
+                          <a:prstGeom prst="rect"/>
+                        </pic:spPr>
+                      </pic:pic>
+                    </a:graphicData>
+                  </a:graphic>
+                </wp:inline>
+              </w:drawing>
             </w:r>
           </w:p>
         </w:tc>
@@ -1357,7 +3248,38 @@
           </w:tcPr>
           <w:p>
             <w:r>
-              <w:t>frame_0142.jpg</w:t>
+              <w:drawing>
+                <wp:inline xmlns:a="http://schemas.openxmlformats.org/drawingml/2006/main" xmlns:pic="http://schemas.openxmlformats.org/drawingml/2006/picture">
+                  <wp:extent cx="1097280" cy="617220"/>
+                  <wp:docPr id="62" name="Picture 62"/>
+                  <wp:cNvGraphicFramePr>
+                    <a:graphicFrameLocks noChangeAspect="1"/>
+                  </wp:cNvGraphicFramePr>
+                  <a:graphic>
+                    <a:graphicData uri="http://schemas.openxmlformats.org/drawingml/2006/picture">
+                      <pic:pic>
+                        <pic:nvPicPr>
+                          <pic:cNvPr id="0" name="frame_0142.jpg"/>
+                          <pic:cNvPicPr/>
+                        </pic:nvPicPr>
+                        <pic:blipFill>
+                          <a:blip r:embed="rId10"/>
+                          <a:stretch>
+                            <a:fillRect/>
+                          </a:stretch>
+                        </pic:blipFill>
+                        <pic:spPr>
+                          <a:xfrm>
+                            <a:off x="0" y="0"/>
+                            <a:ext cx="1097280" cy="617220"/>
+                          </a:xfrm>
+                          <a:prstGeom prst="rect"/>
+                        </pic:spPr>
+                      </pic:pic>
+                    </a:graphicData>
+                  </a:graphic>
+                </wp:inline>
+              </w:drawing>
             </w:r>
           </w:p>
         </w:tc>
@@ -1367,7 +3289,38 @@
           </w:tcPr>
           <w:p>
             <w:r>
-              <w:t>frame_0284.jpg</w:t>
+              <w:drawing>
+                <wp:inline xmlns:a="http://schemas.openxmlformats.org/drawingml/2006/main" xmlns:pic="http://schemas.openxmlformats.org/drawingml/2006/picture">
+                  <wp:extent cx="1097280" cy="617220"/>
+                  <wp:docPr id="63" name="Picture 63"/>
+                  <wp:cNvGraphicFramePr>
+                    <a:graphicFrameLocks noChangeAspect="1"/>
+                  </wp:cNvGraphicFramePr>
+                  <a:graphic>
+                    <a:graphicData uri="http://schemas.openxmlformats.org/drawingml/2006/picture">
+                      <pic:pic>
+                        <pic:nvPicPr>
+                          <pic:cNvPr id="0" name="frame_0284.jpg"/>
+                          <pic:cNvPicPr/>
+                        </pic:nvPicPr>
+                        <pic:blipFill>
+                          <a:blip r:embed="rId11"/>
+                          <a:stretch>
+                            <a:fillRect/>
+                          </a:stretch>
+                        </pic:blipFill>
+                        <pic:spPr>
+                          <a:xfrm>
+                            <a:off x="0" y="0"/>
+                            <a:ext cx="1097280" cy="617220"/>
+                          </a:xfrm>
+                          <a:prstGeom prst="rect"/>
+                        </pic:spPr>
+                      </pic:pic>
+                    </a:graphicData>
+                  </a:graphic>
+                </wp:inline>
+              </w:drawing>
             </w:r>
           </w:p>
         </w:tc>
@@ -1406,7 +3359,38 @@
           </w:tcPr>
           <w:p>
             <w:r>
-              <w:t>frame_0000.jpg</w:t>
+              <w:drawing>
+                <wp:inline xmlns:a="http://schemas.openxmlformats.org/drawingml/2006/main" xmlns:pic="http://schemas.openxmlformats.org/drawingml/2006/picture">
+                  <wp:extent cx="1097280" cy="617220"/>
+                  <wp:docPr id="64" name="Picture 64"/>
+                  <wp:cNvGraphicFramePr>
+                    <a:graphicFrameLocks noChangeAspect="1"/>
+                  </wp:cNvGraphicFramePr>
+                  <a:graphic>
+                    <a:graphicData uri="http://schemas.openxmlformats.org/drawingml/2006/picture">
+                      <pic:pic>
+                        <pic:nvPicPr>
+                          <pic:cNvPr id="0" name="frame_0000.jpg"/>
+                          <pic:cNvPicPr/>
+                        </pic:nvPicPr>
+                        <pic:blipFill>
+                          <a:blip r:embed="rId9"/>
+                          <a:stretch>
+                            <a:fillRect/>
+                          </a:stretch>
+                        </pic:blipFill>
+                        <pic:spPr>
+                          <a:xfrm>
+                            <a:off x="0" y="0"/>
+                            <a:ext cx="1097280" cy="617220"/>
+                          </a:xfrm>
+                          <a:prstGeom prst="rect"/>
+                        </pic:spPr>
+                      </pic:pic>
+                    </a:graphicData>
+                  </a:graphic>
+                </wp:inline>
+              </w:drawing>
             </w:r>
           </w:p>
         </w:tc>
@@ -1416,7 +3400,38 @@
           </w:tcPr>
           <w:p>
             <w:r>
-              <w:t>frame_0142.jpg</w:t>
+              <w:drawing>
+                <wp:inline xmlns:a="http://schemas.openxmlformats.org/drawingml/2006/main" xmlns:pic="http://schemas.openxmlformats.org/drawingml/2006/picture">
+                  <wp:extent cx="1097280" cy="617220"/>
+                  <wp:docPr id="65" name="Picture 65"/>
+                  <wp:cNvGraphicFramePr>
+                    <a:graphicFrameLocks noChangeAspect="1"/>
+                  </wp:cNvGraphicFramePr>
+                  <a:graphic>
+                    <a:graphicData uri="http://schemas.openxmlformats.org/drawingml/2006/picture">
+                      <pic:pic>
+                        <pic:nvPicPr>
+                          <pic:cNvPr id="0" name="frame_0142.jpg"/>
+                          <pic:cNvPicPr/>
+                        </pic:nvPicPr>
+                        <pic:blipFill>
+                          <a:blip r:embed="rId10"/>
+                          <a:stretch>
+                            <a:fillRect/>
+                          </a:stretch>
+                        </pic:blipFill>
+                        <pic:spPr>
+                          <a:xfrm>
+                            <a:off x="0" y="0"/>
+                            <a:ext cx="1097280" cy="617220"/>
+                          </a:xfrm>
+                          <a:prstGeom prst="rect"/>
+                        </pic:spPr>
+                      </pic:pic>
+                    </a:graphicData>
+                  </a:graphic>
+                </wp:inline>
+              </w:drawing>
             </w:r>
           </w:p>
         </w:tc>
@@ -1426,7 +3441,38 @@
           </w:tcPr>
           <w:p>
             <w:r>
-              <w:t>frame_0284.jpg</w:t>
+              <w:drawing>
+                <wp:inline xmlns:a="http://schemas.openxmlformats.org/drawingml/2006/main" xmlns:pic="http://schemas.openxmlformats.org/drawingml/2006/picture">
+                  <wp:extent cx="1097280" cy="617220"/>
+                  <wp:docPr id="66" name="Picture 66"/>
+                  <wp:cNvGraphicFramePr>
+                    <a:graphicFrameLocks noChangeAspect="1"/>
+                  </wp:cNvGraphicFramePr>
+                  <a:graphic>
+                    <a:graphicData uri="http://schemas.openxmlformats.org/drawingml/2006/picture">
+                      <pic:pic>
+                        <pic:nvPicPr>
+                          <pic:cNvPr id="0" name="frame_0284.jpg"/>
+                          <pic:cNvPicPr/>
+                        </pic:nvPicPr>
+                        <pic:blipFill>
+                          <a:blip r:embed="rId11"/>
+                          <a:stretch>
+                            <a:fillRect/>
+                          </a:stretch>
+                        </pic:blipFill>
+                        <pic:spPr>
+                          <a:xfrm>
+                            <a:off x="0" y="0"/>
+                            <a:ext cx="1097280" cy="617220"/>
+                          </a:xfrm>
+                          <a:prstGeom prst="rect"/>
+                        </pic:spPr>
+                      </pic:pic>
+                    </a:graphicData>
+                  </a:graphic>
+                </wp:inline>
+              </w:drawing>
             </w:r>
           </w:p>
         </w:tc>
@@ -1465,7 +3511,38 @@
           </w:tcPr>
           <w:p>
             <w:r>
-              <w:t>frame_0000.jpg</w:t>
+              <w:drawing>
+                <wp:inline xmlns:a="http://schemas.openxmlformats.org/drawingml/2006/main" xmlns:pic="http://schemas.openxmlformats.org/drawingml/2006/picture">
+                  <wp:extent cx="1097280" cy="617220"/>
+                  <wp:docPr id="67" name="Picture 67"/>
+                  <wp:cNvGraphicFramePr>
+                    <a:graphicFrameLocks noChangeAspect="1"/>
+                  </wp:cNvGraphicFramePr>
+                  <a:graphic>
+                    <a:graphicData uri="http://schemas.openxmlformats.org/drawingml/2006/picture">
+                      <pic:pic>
+                        <pic:nvPicPr>
+                          <pic:cNvPr id="0" name="frame_0000.jpg"/>
+                          <pic:cNvPicPr/>
+                        </pic:nvPicPr>
+                        <pic:blipFill>
+                          <a:blip r:embed="rId9"/>
+                          <a:stretch>
+                            <a:fillRect/>
+                          </a:stretch>
+                        </pic:blipFill>
+                        <pic:spPr>
+                          <a:xfrm>
+                            <a:off x="0" y="0"/>
+                            <a:ext cx="1097280" cy="617220"/>
+                          </a:xfrm>
+                          <a:prstGeom prst="rect"/>
+                        </pic:spPr>
+                      </pic:pic>
+                    </a:graphicData>
+                  </a:graphic>
+                </wp:inline>
+              </w:drawing>
             </w:r>
           </w:p>
         </w:tc>
@@ -1475,7 +3552,38 @@
           </w:tcPr>
           <w:p>
             <w:r>
-              <w:t>frame_0142.jpg</w:t>
+              <w:drawing>
+                <wp:inline xmlns:a="http://schemas.openxmlformats.org/drawingml/2006/main" xmlns:pic="http://schemas.openxmlformats.org/drawingml/2006/picture">
+                  <wp:extent cx="1097280" cy="617220"/>
+                  <wp:docPr id="68" name="Picture 68"/>
+                  <wp:cNvGraphicFramePr>
+                    <a:graphicFrameLocks noChangeAspect="1"/>
+                  </wp:cNvGraphicFramePr>
+                  <a:graphic>
+                    <a:graphicData uri="http://schemas.openxmlformats.org/drawingml/2006/picture">
+                      <pic:pic>
+                        <pic:nvPicPr>
+                          <pic:cNvPr id="0" name="frame_0142.jpg"/>
+                          <pic:cNvPicPr/>
+                        </pic:nvPicPr>
+                        <pic:blipFill>
+                          <a:blip r:embed="rId10"/>
+                          <a:stretch>
+                            <a:fillRect/>
+                          </a:stretch>
+                        </pic:blipFill>
+                        <pic:spPr>
+                          <a:xfrm>
+                            <a:off x="0" y="0"/>
+                            <a:ext cx="1097280" cy="617220"/>
+                          </a:xfrm>
+                          <a:prstGeom prst="rect"/>
+                        </pic:spPr>
+                      </pic:pic>
+                    </a:graphicData>
+                  </a:graphic>
+                </wp:inline>
+              </w:drawing>
             </w:r>
           </w:p>
         </w:tc>
@@ -1485,7 +3593,38 @@
           </w:tcPr>
           <w:p>
             <w:r>
-              <w:t>frame_0284.jpg</w:t>
+              <w:drawing>
+                <wp:inline xmlns:a="http://schemas.openxmlformats.org/drawingml/2006/main" xmlns:pic="http://schemas.openxmlformats.org/drawingml/2006/picture">
+                  <wp:extent cx="1097280" cy="617220"/>
+                  <wp:docPr id="69" name="Picture 69"/>
+                  <wp:cNvGraphicFramePr>
+                    <a:graphicFrameLocks noChangeAspect="1"/>
+                  </wp:cNvGraphicFramePr>
+                  <a:graphic>
+                    <a:graphicData uri="http://schemas.openxmlformats.org/drawingml/2006/picture">
+                      <pic:pic>
+                        <pic:nvPicPr>
+                          <pic:cNvPr id="0" name="frame_0284.jpg"/>
+                          <pic:cNvPicPr/>
+                        </pic:nvPicPr>
+                        <pic:blipFill>
+                          <a:blip r:embed="rId11"/>
+                          <a:stretch>
+                            <a:fillRect/>
+                          </a:stretch>
+                        </pic:blipFill>
+                        <pic:spPr>
+                          <a:xfrm>
+                            <a:off x="0" y="0"/>
+                            <a:ext cx="1097280" cy="617220"/>
+                          </a:xfrm>
+                          <a:prstGeom prst="rect"/>
+                        </pic:spPr>
+                      </pic:pic>
+                    </a:graphicData>
+                  </a:graphic>
+                </wp:inline>
+              </w:drawing>
             </w:r>
           </w:p>
         </w:tc>
@@ -1524,7 +3663,38 @@
           </w:tcPr>
           <w:p>
             <w:r>
-              <w:t>frame_0000.jpg</w:t>
+              <w:drawing>
+                <wp:inline xmlns:a="http://schemas.openxmlformats.org/drawingml/2006/main" xmlns:pic="http://schemas.openxmlformats.org/drawingml/2006/picture">
+                  <wp:extent cx="1097280" cy="617220"/>
+                  <wp:docPr id="70" name="Picture 70"/>
+                  <wp:cNvGraphicFramePr>
+                    <a:graphicFrameLocks noChangeAspect="1"/>
+                  </wp:cNvGraphicFramePr>
+                  <a:graphic>
+                    <a:graphicData uri="http://schemas.openxmlformats.org/drawingml/2006/picture">
+                      <pic:pic>
+                        <pic:nvPicPr>
+                          <pic:cNvPr id="0" name="frame_0000.jpg"/>
+                          <pic:cNvPicPr/>
+                        </pic:nvPicPr>
+                        <pic:blipFill>
+                          <a:blip r:embed="rId9"/>
+                          <a:stretch>
+                            <a:fillRect/>
+                          </a:stretch>
+                        </pic:blipFill>
+                        <pic:spPr>
+                          <a:xfrm>
+                            <a:off x="0" y="0"/>
+                            <a:ext cx="1097280" cy="617220"/>
+                          </a:xfrm>
+                          <a:prstGeom prst="rect"/>
+                        </pic:spPr>
+                      </pic:pic>
+                    </a:graphicData>
+                  </a:graphic>
+                </wp:inline>
+              </w:drawing>
             </w:r>
           </w:p>
         </w:tc>
@@ -1534,7 +3704,38 @@
           </w:tcPr>
           <w:p>
             <w:r>
-              <w:t>frame_0142.jpg</w:t>
+              <w:drawing>
+                <wp:inline xmlns:a="http://schemas.openxmlformats.org/drawingml/2006/main" xmlns:pic="http://schemas.openxmlformats.org/drawingml/2006/picture">
+                  <wp:extent cx="1097280" cy="617220"/>
+                  <wp:docPr id="71" name="Picture 71"/>
+                  <wp:cNvGraphicFramePr>
+                    <a:graphicFrameLocks noChangeAspect="1"/>
+                  </wp:cNvGraphicFramePr>
+                  <a:graphic>
+                    <a:graphicData uri="http://schemas.openxmlformats.org/drawingml/2006/picture">
+                      <pic:pic>
+                        <pic:nvPicPr>
+                          <pic:cNvPr id="0" name="frame_0142.jpg"/>
+                          <pic:cNvPicPr/>
+                        </pic:nvPicPr>
+                        <pic:blipFill>
+                          <a:blip r:embed="rId10"/>
+                          <a:stretch>
+                            <a:fillRect/>
+                          </a:stretch>
+                        </pic:blipFill>
+                        <pic:spPr>
+                          <a:xfrm>
+                            <a:off x="0" y="0"/>
+                            <a:ext cx="1097280" cy="617220"/>
+                          </a:xfrm>
+                          <a:prstGeom prst="rect"/>
+                        </pic:spPr>
+                      </pic:pic>
+                    </a:graphicData>
+                  </a:graphic>
+                </wp:inline>
+              </w:drawing>
             </w:r>
           </w:p>
         </w:tc>
@@ -1544,7 +3745,38 @@
           </w:tcPr>
           <w:p>
             <w:r>
-              <w:t>frame_0284.jpg</w:t>
+              <w:drawing>
+                <wp:inline xmlns:a="http://schemas.openxmlformats.org/drawingml/2006/main" xmlns:pic="http://schemas.openxmlformats.org/drawingml/2006/picture">
+                  <wp:extent cx="1097280" cy="617220"/>
+                  <wp:docPr id="72" name="Picture 72"/>
+                  <wp:cNvGraphicFramePr>
+                    <a:graphicFrameLocks noChangeAspect="1"/>
+                  </wp:cNvGraphicFramePr>
+                  <a:graphic>
+                    <a:graphicData uri="http://schemas.openxmlformats.org/drawingml/2006/picture">
+                      <pic:pic>
+                        <pic:nvPicPr>
+                          <pic:cNvPr id="0" name="frame_0284.jpg"/>
+                          <pic:cNvPicPr/>
+                        </pic:nvPicPr>
+                        <pic:blipFill>
+                          <a:blip r:embed="rId11"/>
+                          <a:stretch>
+                            <a:fillRect/>
+                          </a:stretch>
+                        </pic:blipFill>
+                        <pic:spPr>
+                          <a:xfrm>
+                            <a:off x="0" y="0"/>
+                            <a:ext cx="1097280" cy="617220"/>
+                          </a:xfrm>
+                          <a:prstGeom prst="rect"/>
+                        </pic:spPr>
+                      </pic:pic>
+                    </a:graphicData>
+                  </a:graphic>
+                </wp:inline>
+              </w:drawing>
             </w:r>
           </w:p>
         </w:tc>
@@ -1583,7 +3815,38 @@
           </w:tcPr>
           <w:p>
             <w:r>
-              <w:t>frame_0000.jpg</w:t>
+              <w:drawing>
+                <wp:inline xmlns:a="http://schemas.openxmlformats.org/drawingml/2006/main" xmlns:pic="http://schemas.openxmlformats.org/drawingml/2006/picture">
+                  <wp:extent cx="1097280" cy="617220"/>
+                  <wp:docPr id="73" name="Picture 73"/>
+                  <wp:cNvGraphicFramePr>
+                    <a:graphicFrameLocks noChangeAspect="1"/>
+                  </wp:cNvGraphicFramePr>
+                  <a:graphic>
+                    <a:graphicData uri="http://schemas.openxmlformats.org/drawingml/2006/picture">
+                      <pic:pic>
+                        <pic:nvPicPr>
+                          <pic:cNvPr id="0" name="frame_0000.jpg"/>
+                          <pic:cNvPicPr/>
+                        </pic:nvPicPr>
+                        <pic:blipFill>
+                          <a:blip r:embed="rId9"/>
+                          <a:stretch>
+                            <a:fillRect/>
+                          </a:stretch>
+                        </pic:blipFill>
+                        <pic:spPr>
+                          <a:xfrm>
+                            <a:off x="0" y="0"/>
+                            <a:ext cx="1097280" cy="617220"/>
+                          </a:xfrm>
+                          <a:prstGeom prst="rect"/>
+                        </pic:spPr>
+                      </pic:pic>
+                    </a:graphicData>
+                  </a:graphic>
+                </wp:inline>
+              </w:drawing>
             </w:r>
           </w:p>
         </w:tc>
@@ -1593,7 +3856,38 @@
           </w:tcPr>
           <w:p>
             <w:r>
-              <w:t>frame_0142.jpg</w:t>
+              <w:drawing>
+                <wp:inline xmlns:a="http://schemas.openxmlformats.org/drawingml/2006/main" xmlns:pic="http://schemas.openxmlformats.org/drawingml/2006/picture">
+                  <wp:extent cx="1097280" cy="617220"/>
+                  <wp:docPr id="74" name="Picture 74"/>
+                  <wp:cNvGraphicFramePr>
+                    <a:graphicFrameLocks noChangeAspect="1"/>
+                  </wp:cNvGraphicFramePr>
+                  <a:graphic>
+                    <a:graphicData uri="http://schemas.openxmlformats.org/drawingml/2006/picture">
+                      <pic:pic>
+                        <pic:nvPicPr>
+                          <pic:cNvPr id="0" name="frame_0142.jpg"/>
+                          <pic:cNvPicPr/>
+                        </pic:nvPicPr>
+                        <pic:blipFill>
+                          <a:blip r:embed="rId10"/>
+                          <a:stretch>
+                            <a:fillRect/>
+                          </a:stretch>
+                        </pic:blipFill>
+                        <pic:spPr>
+                          <a:xfrm>
+                            <a:off x="0" y="0"/>
+                            <a:ext cx="1097280" cy="617220"/>
+                          </a:xfrm>
+                          <a:prstGeom prst="rect"/>
+                        </pic:spPr>
+                      </pic:pic>
+                    </a:graphicData>
+                  </a:graphic>
+                </wp:inline>
+              </w:drawing>
             </w:r>
           </w:p>
         </w:tc>
@@ -1603,7 +3897,38 @@
           </w:tcPr>
           <w:p>
             <w:r>
-              <w:t>frame_0284.jpg</w:t>
+              <w:drawing>
+                <wp:inline xmlns:a="http://schemas.openxmlformats.org/drawingml/2006/main" xmlns:pic="http://schemas.openxmlformats.org/drawingml/2006/picture">
+                  <wp:extent cx="1097280" cy="617220"/>
+                  <wp:docPr id="75" name="Picture 75"/>
+                  <wp:cNvGraphicFramePr>
+                    <a:graphicFrameLocks noChangeAspect="1"/>
+                  </wp:cNvGraphicFramePr>
+                  <a:graphic>
+                    <a:graphicData uri="http://schemas.openxmlformats.org/drawingml/2006/picture">
+                      <pic:pic>
+                        <pic:nvPicPr>
+                          <pic:cNvPr id="0" name="frame_0284.jpg"/>
+                          <pic:cNvPicPr/>
+                        </pic:nvPicPr>
+                        <pic:blipFill>
+                          <a:blip r:embed="rId11"/>
+                          <a:stretch>
+                            <a:fillRect/>
+                          </a:stretch>
+                        </pic:blipFill>
+                        <pic:spPr>
+                          <a:xfrm>
+                            <a:off x="0" y="0"/>
+                            <a:ext cx="1097280" cy="617220"/>
+                          </a:xfrm>
+                          <a:prstGeom prst="rect"/>
+                        </pic:spPr>
+                      </pic:pic>
+                    </a:graphicData>
+                  </a:graphic>
+                </wp:inline>
+              </w:drawing>
             </w:r>
           </w:p>
         </w:tc>
@@ -1647,7 +3972,38 @@
           </w:tcPr>
           <w:p>
             <w:r>
-              <w:t>frame_0000.jpg</w:t>
+              <w:drawing>
+                <wp:inline xmlns:a="http://schemas.openxmlformats.org/drawingml/2006/main" xmlns:pic="http://schemas.openxmlformats.org/drawingml/2006/picture">
+                  <wp:extent cx="1097280" cy="617220"/>
+                  <wp:docPr id="76" name="Picture 76"/>
+                  <wp:cNvGraphicFramePr>
+                    <a:graphicFrameLocks noChangeAspect="1"/>
+                  </wp:cNvGraphicFramePr>
+                  <a:graphic>
+                    <a:graphicData uri="http://schemas.openxmlformats.org/drawingml/2006/picture">
+                      <pic:pic>
+                        <pic:nvPicPr>
+                          <pic:cNvPr id="0" name="frame_0000.jpg"/>
+                          <pic:cNvPicPr/>
+                        </pic:nvPicPr>
+                        <pic:blipFill>
+                          <a:blip r:embed="rId9"/>
+                          <a:stretch>
+                            <a:fillRect/>
+                          </a:stretch>
+                        </pic:blipFill>
+                        <pic:spPr>
+                          <a:xfrm>
+                            <a:off x="0" y="0"/>
+                            <a:ext cx="1097280" cy="617220"/>
+                          </a:xfrm>
+                          <a:prstGeom prst="rect"/>
+                        </pic:spPr>
+                      </pic:pic>
+                    </a:graphicData>
+                  </a:graphic>
+                </wp:inline>
+              </w:drawing>
             </w:r>
           </w:p>
         </w:tc>
@@ -1657,7 +4013,38 @@
           </w:tcPr>
           <w:p>
             <w:r>
-              <w:t>frame_0142.jpg</w:t>
+              <w:drawing>
+                <wp:inline xmlns:a="http://schemas.openxmlformats.org/drawingml/2006/main" xmlns:pic="http://schemas.openxmlformats.org/drawingml/2006/picture">
+                  <wp:extent cx="1097280" cy="617220"/>
+                  <wp:docPr id="77" name="Picture 77"/>
+                  <wp:cNvGraphicFramePr>
+                    <a:graphicFrameLocks noChangeAspect="1"/>
+                  </wp:cNvGraphicFramePr>
+                  <a:graphic>
+                    <a:graphicData uri="http://schemas.openxmlformats.org/drawingml/2006/picture">
+                      <pic:pic>
+                        <pic:nvPicPr>
+                          <pic:cNvPr id="0" name="frame_0142.jpg"/>
+                          <pic:cNvPicPr/>
+                        </pic:nvPicPr>
+                        <pic:blipFill>
+                          <a:blip r:embed="rId10"/>
+                          <a:stretch>
+                            <a:fillRect/>
+                          </a:stretch>
+                        </pic:blipFill>
+                        <pic:spPr>
+                          <a:xfrm>
+                            <a:off x="0" y="0"/>
+                            <a:ext cx="1097280" cy="617220"/>
+                          </a:xfrm>
+                          <a:prstGeom prst="rect"/>
+                        </pic:spPr>
+                      </pic:pic>
+                    </a:graphicData>
+                  </a:graphic>
+                </wp:inline>
+              </w:drawing>
             </w:r>
           </w:p>
         </w:tc>
@@ -1667,7 +4054,38 @@
           </w:tcPr>
           <w:p>
             <w:r>
-              <w:t>frame_0284.jpg</w:t>
+              <w:drawing>
+                <wp:inline xmlns:a="http://schemas.openxmlformats.org/drawingml/2006/main" xmlns:pic="http://schemas.openxmlformats.org/drawingml/2006/picture">
+                  <wp:extent cx="1097280" cy="617220"/>
+                  <wp:docPr id="78" name="Picture 78"/>
+                  <wp:cNvGraphicFramePr>
+                    <a:graphicFrameLocks noChangeAspect="1"/>
+                  </wp:cNvGraphicFramePr>
+                  <a:graphic>
+                    <a:graphicData uri="http://schemas.openxmlformats.org/drawingml/2006/picture">
+                      <pic:pic>
+                        <pic:nvPicPr>
+                          <pic:cNvPr id="0" name="frame_0284.jpg"/>
+                          <pic:cNvPicPr/>
+                        </pic:nvPicPr>
+                        <pic:blipFill>
+                          <a:blip r:embed="rId11"/>
+                          <a:stretch>
+                            <a:fillRect/>
+                          </a:stretch>
+                        </pic:blipFill>
+                        <pic:spPr>
+                          <a:xfrm>
+                            <a:off x="0" y="0"/>
+                            <a:ext cx="1097280" cy="617220"/>
+                          </a:xfrm>
+                          <a:prstGeom prst="rect"/>
+                        </pic:spPr>
+                      </pic:pic>
+                    </a:graphicData>
+                  </a:graphic>
+                </wp:inline>
+              </w:drawing>
             </w:r>
           </w:p>
         </w:tc>
@@ -1706,7 +4124,38 @@
           </w:tcPr>
           <w:p>
             <w:r>
-              <w:t>frame_0000.jpg</w:t>
+              <w:drawing>
+                <wp:inline xmlns:a="http://schemas.openxmlformats.org/drawingml/2006/main" xmlns:pic="http://schemas.openxmlformats.org/drawingml/2006/picture">
+                  <wp:extent cx="1097280" cy="617220"/>
+                  <wp:docPr id="79" name="Picture 79"/>
+                  <wp:cNvGraphicFramePr>
+                    <a:graphicFrameLocks noChangeAspect="1"/>
+                  </wp:cNvGraphicFramePr>
+                  <a:graphic>
+                    <a:graphicData uri="http://schemas.openxmlformats.org/drawingml/2006/picture">
+                      <pic:pic>
+                        <pic:nvPicPr>
+                          <pic:cNvPr id="0" name="frame_0000.jpg"/>
+                          <pic:cNvPicPr/>
+                        </pic:nvPicPr>
+                        <pic:blipFill>
+                          <a:blip r:embed="rId9"/>
+                          <a:stretch>
+                            <a:fillRect/>
+                          </a:stretch>
+                        </pic:blipFill>
+                        <pic:spPr>
+                          <a:xfrm>
+                            <a:off x="0" y="0"/>
+                            <a:ext cx="1097280" cy="617220"/>
+                          </a:xfrm>
+                          <a:prstGeom prst="rect"/>
+                        </pic:spPr>
+                      </pic:pic>
+                    </a:graphicData>
+                  </a:graphic>
+                </wp:inline>
+              </w:drawing>
             </w:r>
           </w:p>
         </w:tc>
@@ -1716,7 +4165,38 @@
           </w:tcPr>
           <w:p>
             <w:r>
-              <w:t>frame_0142.jpg</w:t>
+              <w:drawing>
+                <wp:inline xmlns:a="http://schemas.openxmlformats.org/drawingml/2006/main" xmlns:pic="http://schemas.openxmlformats.org/drawingml/2006/picture">
+                  <wp:extent cx="1097280" cy="617220"/>
+                  <wp:docPr id="80" name="Picture 80"/>
+                  <wp:cNvGraphicFramePr>
+                    <a:graphicFrameLocks noChangeAspect="1"/>
+                  </wp:cNvGraphicFramePr>
+                  <a:graphic>
+                    <a:graphicData uri="http://schemas.openxmlformats.org/drawingml/2006/picture">
+                      <pic:pic>
+                        <pic:nvPicPr>
+                          <pic:cNvPr id="0" name="frame_0142.jpg"/>
+                          <pic:cNvPicPr/>
+                        </pic:nvPicPr>
+                        <pic:blipFill>
+                          <a:blip r:embed="rId10"/>
+                          <a:stretch>
+                            <a:fillRect/>
+                          </a:stretch>
+                        </pic:blipFill>
+                        <pic:spPr>
+                          <a:xfrm>
+                            <a:off x="0" y="0"/>
+                            <a:ext cx="1097280" cy="617220"/>
+                          </a:xfrm>
+                          <a:prstGeom prst="rect"/>
+                        </pic:spPr>
+                      </pic:pic>
+                    </a:graphicData>
+                  </a:graphic>
+                </wp:inline>
+              </w:drawing>
             </w:r>
           </w:p>
         </w:tc>
@@ -1726,7 +4206,38 @@
           </w:tcPr>
           <w:p>
             <w:r>
-              <w:t>frame_0284.jpg</w:t>
+              <w:drawing>
+                <wp:inline xmlns:a="http://schemas.openxmlformats.org/drawingml/2006/main" xmlns:pic="http://schemas.openxmlformats.org/drawingml/2006/picture">
+                  <wp:extent cx="1097280" cy="617220"/>
+                  <wp:docPr id="81" name="Picture 81"/>
+                  <wp:cNvGraphicFramePr>
+                    <a:graphicFrameLocks noChangeAspect="1"/>
+                  </wp:cNvGraphicFramePr>
+                  <a:graphic>
+                    <a:graphicData uri="http://schemas.openxmlformats.org/drawingml/2006/picture">
+                      <pic:pic>
+                        <pic:nvPicPr>
+                          <pic:cNvPr id="0" name="frame_0284.jpg"/>
+                          <pic:cNvPicPr/>
+                        </pic:nvPicPr>
+                        <pic:blipFill>
+                          <a:blip r:embed="rId11"/>
+                          <a:stretch>
+                            <a:fillRect/>
+                          </a:stretch>
+                        </pic:blipFill>
+                        <pic:spPr>
+                          <a:xfrm>
+                            <a:off x="0" y="0"/>
+                            <a:ext cx="1097280" cy="617220"/>
+                          </a:xfrm>
+                          <a:prstGeom prst="rect"/>
+                        </pic:spPr>
+                      </pic:pic>
+                    </a:graphicData>
+                  </a:graphic>
+                </wp:inline>
+              </w:drawing>
             </w:r>
           </w:p>
         </w:tc>
@@ -1765,7 +4276,38 @@
           </w:tcPr>
           <w:p>
             <w:r>
-              <w:t>frame_0000.jpg</w:t>
+              <w:drawing>
+                <wp:inline xmlns:a="http://schemas.openxmlformats.org/drawingml/2006/main" xmlns:pic="http://schemas.openxmlformats.org/drawingml/2006/picture">
+                  <wp:extent cx="1097280" cy="617220"/>
+                  <wp:docPr id="82" name="Picture 82"/>
+                  <wp:cNvGraphicFramePr>
+                    <a:graphicFrameLocks noChangeAspect="1"/>
+                  </wp:cNvGraphicFramePr>
+                  <a:graphic>
+                    <a:graphicData uri="http://schemas.openxmlformats.org/drawingml/2006/picture">
+                      <pic:pic>
+                        <pic:nvPicPr>
+                          <pic:cNvPr id="0" name="frame_0000.jpg"/>
+                          <pic:cNvPicPr/>
+                        </pic:nvPicPr>
+                        <pic:blipFill>
+                          <a:blip r:embed="rId9"/>
+                          <a:stretch>
+                            <a:fillRect/>
+                          </a:stretch>
+                        </pic:blipFill>
+                        <pic:spPr>
+                          <a:xfrm>
+                            <a:off x="0" y="0"/>
+                            <a:ext cx="1097280" cy="617220"/>
+                          </a:xfrm>
+                          <a:prstGeom prst="rect"/>
+                        </pic:spPr>
+                      </pic:pic>
+                    </a:graphicData>
+                  </a:graphic>
+                </wp:inline>
+              </w:drawing>
             </w:r>
           </w:p>
         </w:tc>
@@ -1775,7 +4317,38 @@
           </w:tcPr>
           <w:p>
             <w:r>
-              <w:t>frame_0142.jpg</w:t>
+              <w:drawing>
+                <wp:inline xmlns:a="http://schemas.openxmlformats.org/drawingml/2006/main" xmlns:pic="http://schemas.openxmlformats.org/drawingml/2006/picture">
+                  <wp:extent cx="1097280" cy="617220"/>
+                  <wp:docPr id="83" name="Picture 83"/>
+                  <wp:cNvGraphicFramePr>
+                    <a:graphicFrameLocks noChangeAspect="1"/>
+                  </wp:cNvGraphicFramePr>
+                  <a:graphic>
+                    <a:graphicData uri="http://schemas.openxmlformats.org/drawingml/2006/picture">
+                      <pic:pic>
+                        <pic:nvPicPr>
+                          <pic:cNvPr id="0" name="frame_0142.jpg"/>
+                          <pic:cNvPicPr/>
+                        </pic:nvPicPr>
+                        <pic:blipFill>
+                          <a:blip r:embed="rId10"/>
+                          <a:stretch>
+                            <a:fillRect/>
+                          </a:stretch>
+                        </pic:blipFill>
+                        <pic:spPr>
+                          <a:xfrm>
+                            <a:off x="0" y="0"/>
+                            <a:ext cx="1097280" cy="617220"/>
+                          </a:xfrm>
+                          <a:prstGeom prst="rect"/>
+                        </pic:spPr>
+                      </pic:pic>
+                    </a:graphicData>
+                  </a:graphic>
+                </wp:inline>
+              </w:drawing>
             </w:r>
           </w:p>
         </w:tc>
@@ -1785,7 +4358,38 @@
           </w:tcPr>
           <w:p>
             <w:r>
-              <w:t>frame_0284.jpg</w:t>
+              <w:drawing>
+                <wp:inline xmlns:a="http://schemas.openxmlformats.org/drawingml/2006/main" xmlns:pic="http://schemas.openxmlformats.org/drawingml/2006/picture">
+                  <wp:extent cx="1097280" cy="617220"/>
+                  <wp:docPr id="84" name="Picture 84"/>
+                  <wp:cNvGraphicFramePr>
+                    <a:graphicFrameLocks noChangeAspect="1"/>
+                  </wp:cNvGraphicFramePr>
+                  <a:graphic>
+                    <a:graphicData uri="http://schemas.openxmlformats.org/drawingml/2006/picture">
+                      <pic:pic>
+                        <pic:nvPicPr>
+                          <pic:cNvPr id="0" name="frame_0284.jpg"/>
+                          <pic:cNvPicPr/>
+                        </pic:nvPicPr>
+                        <pic:blipFill>
+                          <a:blip r:embed="rId11"/>
+                          <a:stretch>
+                            <a:fillRect/>
+                          </a:stretch>
+                        </pic:blipFill>
+                        <pic:spPr>
+                          <a:xfrm>
+                            <a:off x="0" y="0"/>
+                            <a:ext cx="1097280" cy="617220"/>
+                          </a:xfrm>
+                          <a:prstGeom prst="rect"/>
+                        </pic:spPr>
+                      </pic:pic>
+                    </a:graphicData>
+                  </a:graphic>
+                </wp:inline>
+              </w:drawing>
             </w:r>
           </w:p>
         </w:tc>
@@ -1824,7 +4428,38 @@
           </w:tcPr>
           <w:p>
             <w:r>
-              <w:t>frame_0000.jpg</w:t>
+              <w:drawing>
+                <wp:inline xmlns:a="http://schemas.openxmlformats.org/drawingml/2006/main" xmlns:pic="http://schemas.openxmlformats.org/drawingml/2006/picture">
+                  <wp:extent cx="1097280" cy="617220"/>
+                  <wp:docPr id="85" name="Picture 85"/>
+                  <wp:cNvGraphicFramePr>
+                    <a:graphicFrameLocks noChangeAspect="1"/>
+                  </wp:cNvGraphicFramePr>
+                  <a:graphic>
+                    <a:graphicData uri="http://schemas.openxmlformats.org/drawingml/2006/picture">
+                      <pic:pic>
+                        <pic:nvPicPr>
+                          <pic:cNvPr id="0" name="frame_0000.jpg"/>
+                          <pic:cNvPicPr/>
+                        </pic:nvPicPr>
+                        <pic:blipFill>
+                          <a:blip r:embed="rId9"/>
+                          <a:stretch>
+                            <a:fillRect/>
+                          </a:stretch>
+                        </pic:blipFill>
+                        <pic:spPr>
+                          <a:xfrm>
+                            <a:off x="0" y="0"/>
+                            <a:ext cx="1097280" cy="617220"/>
+                          </a:xfrm>
+                          <a:prstGeom prst="rect"/>
+                        </pic:spPr>
+                      </pic:pic>
+                    </a:graphicData>
+                  </a:graphic>
+                </wp:inline>
+              </w:drawing>
             </w:r>
           </w:p>
         </w:tc>
@@ -1834,7 +4469,38 @@
           </w:tcPr>
           <w:p>
             <w:r>
-              <w:t>frame_0142.jpg</w:t>
+              <w:drawing>
+                <wp:inline xmlns:a="http://schemas.openxmlformats.org/drawingml/2006/main" xmlns:pic="http://schemas.openxmlformats.org/drawingml/2006/picture">
+                  <wp:extent cx="1097280" cy="617220"/>
+                  <wp:docPr id="86" name="Picture 86"/>
+                  <wp:cNvGraphicFramePr>
+                    <a:graphicFrameLocks noChangeAspect="1"/>
+                  </wp:cNvGraphicFramePr>
+                  <a:graphic>
+                    <a:graphicData uri="http://schemas.openxmlformats.org/drawingml/2006/picture">
+                      <pic:pic>
+                        <pic:nvPicPr>
+                          <pic:cNvPr id="0" name="frame_0142.jpg"/>
+                          <pic:cNvPicPr/>
+                        </pic:nvPicPr>
+                        <pic:blipFill>
+                          <a:blip r:embed="rId10"/>
+                          <a:stretch>
+                            <a:fillRect/>
+                          </a:stretch>
+                        </pic:blipFill>
+                        <pic:spPr>
+                          <a:xfrm>
+                            <a:off x="0" y="0"/>
+                            <a:ext cx="1097280" cy="617220"/>
+                          </a:xfrm>
+                          <a:prstGeom prst="rect"/>
+                        </pic:spPr>
+                      </pic:pic>
+                    </a:graphicData>
+                  </a:graphic>
+                </wp:inline>
+              </w:drawing>
             </w:r>
           </w:p>
         </w:tc>
@@ -1844,7 +4510,38 @@
           </w:tcPr>
           <w:p>
             <w:r>
-              <w:t>frame_0284.jpg</w:t>
+              <w:drawing>
+                <wp:inline xmlns:a="http://schemas.openxmlformats.org/drawingml/2006/main" xmlns:pic="http://schemas.openxmlformats.org/drawingml/2006/picture">
+                  <wp:extent cx="1097280" cy="617220"/>
+                  <wp:docPr id="87" name="Picture 87"/>
+                  <wp:cNvGraphicFramePr>
+                    <a:graphicFrameLocks noChangeAspect="1"/>
+                  </wp:cNvGraphicFramePr>
+                  <a:graphic>
+                    <a:graphicData uri="http://schemas.openxmlformats.org/drawingml/2006/picture">
+                      <pic:pic>
+                        <pic:nvPicPr>
+                          <pic:cNvPr id="0" name="frame_0284.jpg"/>
+                          <pic:cNvPicPr/>
+                        </pic:nvPicPr>
+                        <pic:blipFill>
+                          <a:blip r:embed="rId11"/>
+                          <a:stretch>
+                            <a:fillRect/>
+                          </a:stretch>
+                        </pic:blipFill>
+                        <pic:spPr>
+                          <a:xfrm>
+                            <a:off x="0" y="0"/>
+                            <a:ext cx="1097280" cy="617220"/>
+                          </a:xfrm>
+                          <a:prstGeom prst="rect"/>
+                        </pic:spPr>
+                      </pic:pic>
+                    </a:graphicData>
+                  </a:graphic>
+                </wp:inline>
+              </w:drawing>
             </w:r>
           </w:p>
         </w:tc>
@@ -1883,7 +4580,38 @@
           </w:tcPr>
           <w:p>
             <w:r>
-              <w:t>frame_0000.jpg</w:t>
+              <w:drawing>
+                <wp:inline xmlns:a="http://schemas.openxmlformats.org/drawingml/2006/main" xmlns:pic="http://schemas.openxmlformats.org/drawingml/2006/picture">
+                  <wp:extent cx="1097280" cy="617220"/>
+                  <wp:docPr id="88" name="Picture 88"/>
+                  <wp:cNvGraphicFramePr>
+                    <a:graphicFrameLocks noChangeAspect="1"/>
+                  </wp:cNvGraphicFramePr>
+                  <a:graphic>
+                    <a:graphicData uri="http://schemas.openxmlformats.org/drawingml/2006/picture">
+                      <pic:pic>
+                        <pic:nvPicPr>
+                          <pic:cNvPr id="0" name="frame_0000.jpg"/>
+                          <pic:cNvPicPr/>
+                        </pic:nvPicPr>
+                        <pic:blipFill>
+                          <a:blip r:embed="rId9"/>
+                          <a:stretch>
+                            <a:fillRect/>
+                          </a:stretch>
+                        </pic:blipFill>
+                        <pic:spPr>
+                          <a:xfrm>
+                            <a:off x="0" y="0"/>
+                            <a:ext cx="1097280" cy="617220"/>
+                          </a:xfrm>
+                          <a:prstGeom prst="rect"/>
+                        </pic:spPr>
+                      </pic:pic>
+                    </a:graphicData>
+                  </a:graphic>
+                </wp:inline>
+              </w:drawing>
             </w:r>
           </w:p>
         </w:tc>
@@ -1893,7 +4621,38 @@
           </w:tcPr>
           <w:p>
             <w:r>
-              <w:t>frame_0142.jpg</w:t>
+              <w:drawing>
+                <wp:inline xmlns:a="http://schemas.openxmlformats.org/drawingml/2006/main" xmlns:pic="http://schemas.openxmlformats.org/drawingml/2006/picture">
+                  <wp:extent cx="1097280" cy="617220"/>
+                  <wp:docPr id="89" name="Picture 89"/>
+                  <wp:cNvGraphicFramePr>
+                    <a:graphicFrameLocks noChangeAspect="1"/>
+                  </wp:cNvGraphicFramePr>
+                  <a:graphic>
+                    <a:graphicData uri="http://schemas.openxmlformats.org/drawingml/2006/picture">
+                      <pic:pic>
+                        <pic:nvPicPr>
+                          <pic:cNvPr id="0" name="frame_0142.jpg"/>
+                          <pic:cNvPicPr/>
+                        </pic:nvPicPr>
+                        <pic:blipFill>
+                          <a:blip r:embed="rId10"/>
+                          <a:stretch>
+                            <a:fillRect/>
+                          </a:stretch>
+                        </pic:blipFill>
+                        <pic:spPr>
+                          <a:xfrm>
+                            <a:off x="0" y="0"/>
+                            <a:ext cx="1097280" cy="617220"/>
+                          </a:xfrm>
+                          <a:prstGeom prst="rect"/>
+                        </pic:spPr>
+                      </pic:pic>
+                    </a:graphicData>
+                  </a:graphic>
+                </wp:inline>
+              </w:drawing>
             </w:r>
           </w:p>
         </w:tc>
@@ -1903,7 +4662,38 @@
           </w:tcPr>
           <w:p>
             <w:r>
-              <w:t>frame_0284.jpg</w:t>
+              <w:drawing>
+                <wp:inline xmlns:a="http://schemas.openxmlformats.org/drawingml/2006/main" xmlns:pic="http://schemas.openxmlformats.org/drawingml/2006/picture">
+                  <wp:extent cx="1097280" cy="617220"/>
+                  <wp:docPr id="90" name="Picture 90"/>
+                  <wp:cNvGraphicFramePr>
+                    <a:graphicFrameLocks noChangeAspect="1"/>
+                  </wp:cNvGraphicFramePr>
+                  <a:graphic>
+                    <a:graphicData uri="http://schemas.openxmlformats.org/drawingml/2006/picture">
+                      <pic:pic>
+                        <pic:nvPicPr>
+                          <pic:cNvPr id="0" name="frame_0284.jpg"/>
+                          <pic:cNvPicPr/>
+                        </pic:nvPicPr>
+                        <pic:blipFill>
+                          <a:blip r:embed="rId11"/>
+                          <a:stretch>
+                            <a:fillRect/>
+                          </a:stretch>
+                        </pic:blipFill>
+                        <pic:spPr>
+                          <a:xfrm>
+                            <a:off x="0" y="0"/>
+                            <a:ext cx="1097280" cy="617220"/>
+                          </a:xfrm>
+                          <a:prstGeom prst="rect"/>
+                        </pic:spPr>
+                      </pic:pic>
+                    </a:graphicData>
+                  </a:graphic>
+                </wp:inline>
+              </w:drawing>
             </w:r>
           </w:p>
         </w:tc>
@@ -1957,7 +4747,38 @@
           </w:tcPr>
           <w:p>
             <w:r>
-              <w:t>frame_0000.jpg</w:t>
+              <w:drawing>
+                <wp:inline xmlns:a="http://schemas.openxmlformats.org/drawingml/2006/main" xmlns:pic="http://schemas.openxmlformats.org/drawingml/2006/picture">
+                  <wp:extent cx="1097280" cy="617220"/>
+                  <wp:docPr id="91" name="Picture 91"/>
+                  <wp:cNvGraphicFramePr>
+                    <a:graphicFrameLocks noChangeAspect="1"/>
+                  </wp:cNvGraphicFramePr>
+                  <a:graphic>
+                    <a:graphicData uri="http://schemas.openxmlformats.org/drawingml/2006/picture">
+                      <pic:pic>
+                        <pic:nvPicPr>
+                          <pic:cNvPr id="0" name="frame_0000.jpg"/>
+                          <pic:cNvPicPr/>
+                        </pic:nvPicPr>
+                        <pic:blipFill>
+                          <a:blip r:embed="rId9"/>
+                          <a:stretch>
+                            <a:fillRect/>
+                          </a:stretch>
+                        </pic:blipFill>
+                        <pic:spPr>
+                          <a:xfrm>
+                            <a:off x="0" y="0"/>
+                            <a:ext cx="1097280" cy="617220"/>
+                          </a:xfrm>
+                          <a:prstGeom prst="rect"/>
+                        </pic:spPr>
+                      </pic:pic>
+                    </a:graphicData>
+                  </a:graphic>
+                </wp:inline>
+              </w:drawing>
             </w:r>
           </w:p>
         </w:tc>
@@ -1967,7 +4788,38 @@
           </w:tcPr>
           <w:p>
             <w:r>
-              <w:t>frame_0142.jpg</w:t>
+              <w:drawing>
+                <wp:inline xmlns:a="http://schemas.openxmlformats.org/drawingml/2006/main" xmlns:pic="http://schemas.openxmlformats.org/drawingml/2006/picture">
+                  <wp:extent cx="1097280" cy="617220"/>
+                  <wp:docPr id="92" name="Picture 92"/>
+                  <wp:cNvGraphicFramePr>
+                    <a:graphicFrameLocks noChangeAspect="1"/>
+                  </wp:cNvGraphicFramePr>
+                  <a:graphic>
+                    <a:graphicData uri="http://schemas.openxmlformats.org/drawingml/2006/picture">
+                      <pic:pic>
+                        <pic:nvPicPr>
+                          <pic:cNvPr id="0" name="frame_0142.jpg"/>
+                          <pic:cNvPicPr/>
+                        </pic:nvPicPr>
+                        <pic:blipFill>
+                          <a:blip r:embed="rId10"/>
+                          <a:stretch>
+                            <a:fillRect/>
+                          </a:stretch>
+                        </pic:blipFill>
+                        <pic:spPr>
+                          <a:xfrm>
+                            <a:off x="0" y="0"/>
+                            <a:ext cx="1097280" cy="617220"/>
+                          </a:xfrm>
+                          <a:prstGeom prst="rect"/>
+                        </pic:spPr>
+                      </pic:pic>
+                    </a:graphicData>
+                  </a:graphic>
+                </wp:inline>
+              </w:drawing>
             </w:r>
           </w:p>
         </w:tc>
@@ -1977,7 +4829,38 @@
           </w:tcPr>
           <w:p>
             <w:r>
-              <w:t>frame_0284.jpg</w:t>
+              <w:drawing>
+                <wp:inline xmlns:a="http://schemas.openxmlformats.org/drawingml/2006/main" xmlns:pic="http://schemas.openxmlformats.org/drawingml/2006/picture">
+                  <wp:extent cx="1097280" cy="617220"/>
+                  <wp:docPr id="93" name="Picture 93"/>
+                  <wp:cNvGraphicFramePr>
+                    <a:graphicFrameLocks noChangeAspect="1"/>
+                  </wp:cNvGraphicFramePr>
+                  <a:graphic>
+                    <a:graphicData uri="http://schemas.openxmlformats.org/drawingml/2006/picture">
+                      <pic:pic>
+                        <pic:nvPicPr>
+                          <pic:cNvPr id="0" name="frame_0284.jpg"/>
+                          <pic:cNvPicPr/>
+                        </pic:nvPicPr>
+                        <pic:blipFill>
+                          <a:blip r:embed="rId11"/>
+                          <a:stretch>
+                            <a:fillRect/>
+                          </a:stretch>
+                        </pic:blipFill>
+                        <pic:spPr>
+                          <a:xfrm>
+                            <a:off x="0" y="0"/>
+                            <a:ext cx="1097280" cy="617220"/>
+                          </a:xfrm>
+                          <a:prstGeom prst="rect"/>
+                        </pic:spPr>
+                      </pic:pic>
+                    </a:graphicData>
+                  </a:graphic>
+                </wp:inline>
+              </w:drawing>
             </w:r>
           </w:p>
         </w:tc>
@@ -2016,7 +4899,38 @@
           </w:tcPr>
           <w:p>
             <w:r>
-              <w:t>frame_0000.jpg</w:t>
+              <w:drawing>
+                <wp:inline xmlns:a="http://schemas.openxmlformats.org/drawingml/2006/main" xmlns:pic="http://schemas.openxmlformats.org/drawingml/2006/picture">
+                  <wp:extent cx="1097280" cy="617220"/>
+                  <wp:docPr id="94" name="Picture 94"/>
+                  <wp:cNvGraphicFramePr>
+                    <a:graphicFrameLocks noChangeAspect="1"/>
+                  </wp:cNvGraphicFramePr>
+                  <a:graphic>
+                    <a:graphicData uri="http://schemas.openxmlformats.org/drawingml/2006/picture">
+                      <pic:pic>
+                        <pic:nvPicPr>
+                          <pic:cNvPr id="0" name="frame_0000.jpg"/>
+                          <pic:cNvPicPr/>
+                        </pic:nvPicPr>
+                        <pic:blipFill>
+                          <a:blip r:embed="rId9"/>
+                          <a:stretch>
+                            <a:fillRect/>
+                          </a:stretch>
+                        </pic:blipFill>
+                        <pic:spPr>
+                          <a:xfrm>
+                            <a:off x="0" y="0"/>
+                            <a:ext cx="1097280" cy="617220"/>
+                          </a:xfrm>
+                          <a:prstGeom prst="rect"/>
+                        </pic:spPr>
+                      </pic:pic>
+                    </a:graphicData>
+                  </a:graphic>
+                </wp:inline>
+              </w:drawing>
             </w:r>
           </w:p>
         </w:tc>
@@ -2026,7 +4940,38 @@
           </w:tcPr>
           <w:p>
             <w:r>
-              <w:t>frame_0142.jpg</w:t>
+              <w:drawing>
+                <wp:inline xmlns:a="http://schemas.openxmlformats.org/drawingml/2006/main" xmlns:pic="http://schemas.openxmlformats.org/drawingml/2006/picture">
+                  <wp:extent cx="1097280" cy="617220"/>
+                  <wp:docPr id="95" name="Picture 95"/>
+                  <wp:cNvGraphicFramePr>
+                    <a:graphicFrameLocks noChangeAspect="1"/>
+                  </wp:cNvGraphicFramePr>
+                  <a:graphic>
+                    <a:graphicData uri="http://schemas.openxmlformats.org/drawingml/2006/picture">
+                      <pic:pic>
+                        <pic:nvPicPr>
+                          <pic:cNvPr id="0" name="frame_0142.jpg"/>
+                          <pic:cNvPicPr/>
+                        </pic:nvPicPr>
+                        <pic:blipFill>
+                          <a:blip r:embed="rId10"/>
+                          <a:stretch>
+                            <a:fillRect/>
+                          </a:stretch>
+                        </pic:blipFill>
+                        <pic:spPr>
+                          <a:xfrm>
+                            <a:off x="0" y="0"/>
+                            <a:ext cx="1097280" cy="617220"/>
+                          </a:xfrm>
+                          <a:prstGeom prst="rect"/>
+                        </pic:spPr>
+                      </pic:pic>
+                    </a:graphicData>
+                  </a:graphic>
+                </wp:inline>
+              </w:drawing>
             </w:r>
           </w:p>
         </w:tc>
@@ -2036,7 +4981,38 @@
           </w:tcPr>
           <w:p>
             <w:r>
-              <w:t>frame_0284.jpg</w:t>
+              <w:drawing>
+                <wp:inline xmlns:a="http://schemas.openxmlformats.org/drawingml/2006/main" xmlns:pic="http://schemas.openxmlformats.org/drawingml/2006/picture">
+                  <wp:extent cx="1097280" cy="617220"/>
+                  <wp:docPr id="96" name="Picture 96"/>
+                  <wp:cNvGraphicFramePr>
+                    <a:graphicFrameLocks noChangeAspect="1"/>
+                  </wp:cNvGraphicFramePr>
+                  <a:graphic>
+                    <a:graphicData uri="http://schemas.openxmlformats.org/drawingml/2006/picture">
+                      <pic:pic>
+                        <pic:nvPicPr>
+                          <pic:cNvPr id="0" name="frame_0284.jpg"/>
+                          <pic:cNvPicPr/>
+                        </pic:nvPicPr>
+                        <pic:blipFill>
+                          <a:blip r:embed="rId11"/>
+                          <a:stretch>
+                            <a:fillRect/>
+                          </a:stretch>
+                        </pic:blipFill>
+                        <pic:spPr>
+                          <a:xfrm>
+                            <a:off x="0" y="0"/>
+                            <a:ext cx="1097280" cy="617220"/>
+                          </a:xfrm>
+                          <a:prstGeom prst="rect"/>
+                        </pic:spPr>
+                      </pic:pic>
+                    </a:graphicData>
+                  </a:graphic>
+                </wp:inline>
+              </w:drawing>
             </w:r>
           </w:p>
         </w:tc>
@@ -2075,7 +5051,38 @@
           </w:tcPr>
           <w:p>
             <w:r>
-              <w:t>frame_0000.jpg</w:t>
+              <w:drawing>
+                <wp:inline xmlns:a="http://schemas.openxmlformats.org/drawingml/2006/main" xmlns:pic="http://schemas.openxmlformats.org/drawingml/2006/picture">
+                  <wp:extent cx="1097280" cy="617220"/>
+                  <wp:docPr id="97" name="Picture 97"/>
+                  <wp:cNvGraphicFramePr>
+                    <a:graphicFrameLocks noChangeAspect="1"/>
+                  </wp:cNvGraphicFramePr>
+                  <a:graphic>
+                    <a:graphicData uri="http://schemas.openxmlformats.org/drawingml/2006/picture">
+                      <pic:pic>
+                        <pic:nvPicPr>
+                          <pic:cNvPr id="0" name="frame_0000.jpg"/>
+                          <pic:cNvPicPr/>
+                        </pic:nvPicPr>
+                        <pic:blipFill>
+                          <a:blip r:embed="rId9"/>
+                          <a:stretch>
+                            <a:fillRect/>
+                          </a:stretch>
+                        </pic:blipFill>
+                        <pic:spPr>
+                          <a:xfrm>
+                            <a:off x="0" y="0"/>
+                            <a:ext cx="1097280" cy="617220"/>
+                          </a:xfrm>
+                          <a:prstGeom prst="rect"/>
+                        </pic:spPr>
+                      </pic:pic>
+                    </a:graphicData>
+                  </a:graphic>
+                </wp:inline>
+              </w:drawing>
             </w:r>
           </w:p>
         </w:tc>
@@ -2085,7 +5092,38 @@
           </w:tcPr>
           <w:p>
             <w:r>
-              <w:t>frame_0142.jpg</w:t>
+              <w:drawing>
+                <wp:inline xmlns:a="http://schemas.openxmlformats.org/drawingml/2006/main" xmlns:pic="http://schemas.openxmlformats.org/drawingml/2006/picture">
+                  <wp:extent cx="1097280" cy="617220"/>
+                  <wp:docPr id="98" name="Picture 98"/>
+                  <wp:cNvGraphicFramePr>
+                    <a:graphicFrameLocks noChangeAspect="1"/>
+                  </wp:cNvGraphicFramePr>
+                  <a:graphic>
+                    <a:graphicData uri="http://schemas.openxmlformats.org/drawingml/2006/picture">
+                      <pic:pic>
+                        <pic:nvPicPr>
+                          <pic:cNvPr id="0" name="frame_0142.jpg"/>
+                          <pic:cNvPicPr/>
+                        </pic:nvPicPr>
+                        <pic:blipFill>
+                          <a:blip r:embed="rId10"/>
+                          <a:stretch>
+                            <a:fillRect/>
+                          </a:stretch>
+                        </pic:blipFill>
+                        <pic:spPr>
+                          <a:xfrm>
+                            <a:off x="0" y="0"/>
+                            <a:ext cx="1097280" cy="617220"/>
+                          </a:xfrm>
+                          <a:prstGeom prst="rect"/>
+                        </pic:spPr>
+                      </pic:pic>
+                    </a:graphicData>
+                  </a:graphic>
+                </wp:inline>
+              </w:drawing>
             </w:r>
           </w:p>
         </w:tc>
@@ -2095,7 +5133,38 @@
           </w:tcPr>
           <w:p>
             <w:r>
-              <w:t>frame_0284.jpg</w:t>
+              <w:drawing>
+                <wp:inline xmlns:a="http://schemas.openxmlformats.org/drawingml/2006/main" xmlns:pic="http://schemas.openxmlformats.org/drawingml/2006/picture">
+                  <wp:extent cx="1097280" cy="617220"/>
+                  <wp:docPr id="99" name="Picture 99"/>
+                  <wp:cNvGraphicFramePr>
+                    <a:graphicFrameLocks noChangeAspect="1"/>
+                  </wp:cNvGraphicFramePr>
+                  <a:graphic>
+                    <a:graphicData uri="http://schemas.openxmlformats.org/drawingml/2006/picture">
+                      <pic:pic>
+                        <pic:nvPicPr>
+                          <pic:cNvPr id="0" name="frame_0284.jpg"/>
+                          <pic:cNvPicPr/>
+                        </pic:nvPicPr>
+                        <pic:blipFill>
+                          <a:blip r:embed="rId11"/>
+                          <a:stretch>
+                            <a:fillRect/>
+                          </a:stretch>
+                        </pic:blipFill>
+                        <pic:spPr>
+                          <a:xfrm>
+                            <a:off x="0" y="0"/>
+                            <a:ext cx="1097280" cy="617220"/>
+                          </a:xfrm>
+                          <a:prstGeom prst="rect"/>
+                        </pic:spPr>
+                      </pic:pic>
+                    </a:graphicData>
+                  </a:graphic>
+                </wp:inline>
+              </w:drawing>
             </w:r>
           </w:p>
         </w:tc>
@@ -2134,7 +5203,38 @@
           </w:tcPr>
           <w:p>
             <w:r>
-              <w:t>frame_0000.jpg</w:t>
+              <w:drawing>
+                <wp:inline xmlns:a="http://schemas.openxmlformats.org/drawingml/2006/main" xmlns:pic="http://schemas.openxmlformats.org/drawingml/2006/picture">
+                  <wp:extent cx="1097280" cy="617220"/>
+                  <wp:docPr id="100" name="Picture 100"/>
+                  <wp:cNvGraphicFramePr>
+                    <a:graphicFrameLocks noChangeAspect="1"/>
+                  </wp:cNvGraphicFramePr>
+                  <a:graphic>
+                    <a:graphicData uri="http://schemas.openxmlformats.org/drawingml/2006/picture">
+                      <pic:pic>
+                        <pic:nvPicPr>
+                          <pic:cNvPr id="0" name="frame_0000.jpg"/>
+                          <pic:cNvPicPr/>
+                        </pic:nvPicPr>
+                        <pic:blipFill>
+                          <a:blip r:embed="rId9"/>
+                          <a:stretch>
+                            <a:fillRect/>
+                          </a:stretch>
+                        </pic:blipFill>
+                        <pic:spPr>
+                          <a:xfrm>
+                            <a:off x="0" y="0"/>
+                            <a:ext cx="1097280" cy="617220"/>
+                          </a:xfrm>
+                          <a:prstGeom prst="rect"/>
+                        </pic:spPr>
+                      </pic:pic>
+                    </a:graphicData>
+                  </a:graphic>
+                </wp:inline>
+              </w:drawing>
             </w:r>
           </w:p>
         </w:tc>
@@ -2144,7 +5244,38 @@
           </w:tcPr>
           <w:p>
             <w:r>
-              <w:t>frame_0142.jpg</w:t>
+              <w:drawing>
+                <wp:inline xmlns:a="http://schemas.openxmlformats.org/drawingml/2006/main" xmlns:pic="http://schemas.openxmlformats.org/drawingml/2006/picture">
+                  <wp:extent cx="1097280" cy="617220"/>
+                  <wp:docPr id="101" name="Picture 101"/>
+                  <wp:cNvGraphicFramePr>
+                    <a:graphicFrameLocks noChangeAspect="1"/>
+                  </wp:cNvGraphicFramePr>
+                  <a:graphic>
+                    <a:graphicData uri="http://schemas.openxmlformats.org/drawingml/2006/picture">
+                      <pic:pic>
+                        <pic:nvPicPr>
+                          <pic:cNvPr id="0" name="frame_0142.jpg"/>
+                          <pic:cNvPicPr/>
+                        </pic:nvPicPr>
+                        <pic:blipFill>
+                          <a:blip r:embed="rId10"/>
+                          <a:stretch>
+                            <a:fillRect/>
+                          </a:stretch>
+                        </pic:blipFill>
+                        <pic:spPr>
+                          <a:xfrm>
+                            <a:off x="0" y="0"/>
+                            <a:ext cx="1097280" cy="617220"/>
+                          </a:xfrm>
+                          <a:prstGeom prst="rect"/>
+                        </pic:spPr>
+                      </pic:pic>
+                    </a:graphicData>
+                  </a:graphic>
+                </wp:inline>
+              </w:drawing>
             </w:r>
           </w:p>
         </w:tc>
@@ -2154,7 +5285,38 @@
           </w:tcPr>
           <w:p>
             <w:r>
-              <w:t>frame_0284.jpg</w:t>
+              <w:drawing>
+                <wp:inline xmlns:a="http://schemas.openxmlformats.org/drawingml/2006/main" xmlns:pic="http://schemas.openxmlformats.org/drawingml/2006/picture">
+                  <wp:extent cx="1097280" cy="617220"/>
+                  <wp:docPr id="102" name="Picture 102"/>
+                  <wp:cNvGraphicFramePr>
+                    <a:graphicFrameLocks noChangeAspect="1"/>
+                  </wp:cNvGraphicFramePr>
+                  <a:graphic>
+                    <a:graphicData uri="http://schemas.openxmlformats.org/drawingml/2006/picture">
+                      <pic:pic>
+                        <pic:nvPicPr>
+                          <pic:cNvPr id="0" name="frame_0284.jpg"/>
+                          <pic:cNvPicPr/>
+                        </pic:nvPicPr>
+                        <pic:blipFill>
+                          <a:blip r:embed="rId11"/>
+                          <a:stretch>
+                            <a:fillRect/>
+                          </a:stretch>
+                        </pic:blipFill>
+                        <pic:spPr>
+                          <a:xfrm>
+                            <a:off x="0" y="0"/>
+                            <a:ext cx="1097280" cy="617220"/>
+                          </a:xfrm>
+                          <a:prstGeom prst="rect"/>
+                        </pic:spPr>
+                      </pic:pic>
+                    </a:graphicData>
+                  </a:graphic>
+                </wp:inline>
+              </w:drawing>
             </w:r>
           </w:p>
         </w:tc>
@@ -2193,7 +5355,38 @@
           </w:tcPr>
           <w:p>
             <w:r>
-              <w:t>frame_0000.jpg</w:t>
+              <w:drawing>
+                <wp:inline xmlns:a="http://schemas.openxmlformats.org/drawingml/2006/main" xmlns:pic="http://schemas.openxmlformats.org/drawingml/2006/picture">
+                  <wp:extent cx="1097280" cy="617220"/>
+                  <wp:docPr id="103" name="Picture 103"/>
+                  <wp:cNvGraphicFramePr>
+                    <a:graphicFrameLocks noChangeAspect="1"/>
+                  </wp:cNvGraphicFramePr>
+                  <a:graphic>
+                    <a:graphicData uri="http://schemas.openxmlformats.org/drawingml/2006/picture">
+                      <pic:pic>
+                        <pic:nvPicPr>
+                          <pic:cNvPr id="0" name="frame_0000.jpg"/>
+                          <pic:cNvPicPr/>
+                        </pic:nvPicPr>
+                        <pic:blipFill>
+                          <a:blip r:embed="rId9"/>
+                          <a:stretch>
+                            <a:fillRect/>
+                          </a:stretch>
+                        </pic:blipFill>
+                        <pic:spPr>
+                          <a:xfrm>
+                            <a:off x="0" y="0"/>
+                            <a:ext cx="1097280" cy="617220"/>
+                          </a:xfrm>
+                          <a:prstGeom prst="rect"/>
+                        </pic:spPr>
+                      </pic:pic>
+                    </a:graphicData>
+                  </a:graphic>
+                </wp:inline>
+              </w:drawing>
             </w:r>
           </w:p>
         </w:tc>
@@ -2203,7 +5396,38 @@
           </w:tcPr>
           <w:p>
             <w:r>
-              <w:t>frame_0142.jpg</w:t>
+              <w:drawing>
+                <wp:inline xmlns:a="http://schemas.openxmlformats.org/drawingml/2006/main" xmlns:pic="http://schemas.openxmlformats.org/drawingml/2006/picture">
+                  <wp:extent cx="1097280" cy="617220"/>
+                  <wp:docPr id="104" name="Picture 104"/>
+                  <wp:cNvGraphicFramePr>
+                    <a:graphicFrameLocks noChangeAspect="1"/>
+                  </wp:cNvGraphicFramePr>
+                  <a:graphic>
+                    <a:graphicData uri="http://schemas.openxmlformats.org/drawingml/2006/picture">
+                      <pic:pic>
+                        <pic:nvPicPr>
+                          <pic:cNvPr id="0" name="frame_0142.jpg"/>
+                          <pic:cNvPicPr/>
+                        </pic:nvPicPr>
+                        <pic:blipFill>
+                          <a:blip r:embed="rId10"/>
+                          <a:stretch>
+                            <a:fillRect/>
+                          </a:stretch>
+                        </pic:blipFill>
+                        <pic:spPr>
+                          <a:xfrm>
+                            <a:off x="0" y="0"/>
+                            <a:ext cx="1097280" cy="617220"/>
+                          </a:xfrm>
+                          <a:prstGeom prst="rect"/>
+                        </pic:spPr>
+                      </pic:pic>
+                    </a:graphicData>
+                  </a:graphic>
+                </wp:inline>
+              </w:drawing>
             </w:r>
           </w:p>
         </w:tc>
@@ -2213,7 +5437,38 @@
           </w:tcPr>
           <w:p>
             <w:r>
-              <w:t>frame_0284.jpg</w:t>
+              <w:drawing>
+                <wp:inline xmlns:a="http://schemas.openxmlformats.org/drawingml/2006/main" xmlns:pic="http://schemas.openxmlformats.org/drawingml/2006/picture">
+                  <wp:extent cx="1097280" cy="617220"/>
+                  <wp:docPr id="105" name="Picture 105"/>
+                  <wp:cNvGraphicFramePr>
+                    <a:graphicFrameLocks noChangeAspect="1"/>
+                  </wp:cNvGraphicFramePr>
+                  <a:graphic>
+                    <a:graphicData uri="http://schemas.openxmlformats.org/drawingml/2006/picture">
+                      <pic:pic>
+                        <pic:nvPicPr>
+                          <pic:cNvPr id="0" name="frame_0284.jpg"/>
+                          <pic:cNvPicPr/>
+                        </pic:nvPicPr>
+                        <pic:blipFill>
+                          <a:blip r:embed="rId11"/>
+                          <a:stretch>
+                            <a:fillRect/>
+                          </a:stretch>
+                        </pic:blipFill>
+                        <pic:spPr>
+                          <a:xfrm>
+                            <a:off x="0" y="0"/>
+                            <a:ext cx="1097280" cy="617220"/>
+                          </a:xfrm>
+                          <a:prstGeom prst="rect"/>
+                        </pic:spPr>
+                      </pic:pic>
+                    </a:graphicData>
+                  </a:graphic>
+                </wp:inline>
+              </w:drawing>
             </w:r>
           </w:p>
         </w:tc>
@@ -2257,7 +5512,38 @@
           </w:tcPr>
           <w:p>
             <w:r>
-              <w:t>frame_0000.jpg</w:t>
+              <w:drawing>
+                <wp:inline xmlns:a="http://schemas.openxmlformats.org/drawingml/2006/main" xmlns:pic="http://schemas.openxmlformats.org/drawingml/2006/picture">
+                  <wp:extent cx="1097280" cy="617220"/>
+                  <wp:docPr id="106" name="Picture 106"/>
+                  <wp:cNvGraphicFramePr>
+                    <a:graphicFrameLocks noChangeAspect="1"/>
+                  </wp:cNvGraphicFramePr>
+                  <a:graphic>
+                    <a:graphicData uri="http://schemas.openxmlformats.org/drawingml/2006/picture">
+                      <pic:pic>
+                        <pic:nvPicPr>
+                          <pic:cNvPr id="0" name="frame_0000.jpg"/>
+                          <pic:cNvPicPr/>
+                        </pic:nvPicPr>
+                        <pic:blipFill>
+                          <a:blip r:embed="rId9"/>
+                          <a:stretch>
+                            <a:fillRect/>
+                          </a:stretch>
+                        </pic:blipFill>
+                        <pic:spPr>
+                          <a:xfrm>
+                            <a:off x="0" y="0"/>
+                            <a:ext cx="1097280" cy="617220"/>
+                          </a:xfrm>
+                          <a:prstGeom prst="rect"/>
+                        </pic:spPr>
+                      </pic:pic>
+                    </a:graphicData>
+                  </a:graphic>
+                </wp:inline>
+              </w:drawing>
             </w:r>
           </w:p>
         </w:tc>
@@ -2267,7 +5553,38 @@
           </w:tcPr>
           <w:p>
             <w:r>
-              <w:t>frame_0142.jpg</w:t>
+              <w:drawing>
+                <wp:inline xmlns:a="http://schemas.openxmlformats.org/drawingml/2006/main" xmlns:pic="http://schemas.openxmlformats.org/drawingml/2006/picture">
+                  <wp:extent cx="1097280" cy="617220"/>
+                  <wp:docPr id="107" name="Picture 107"/>
+                  <wp:cNvGraphicFramePr>
+                    <a:graphicFrameLocks noChangeAspect="1"/>
+                  </wp:cNvGraphicFramePr>
+                  <a:graphic>
+                    <a:graphicData uri="http://schemas.openxmlformats.org/drawingml/2006/picture">
+                      <pic:pic>
+                        <pic:nvPicPr>
+                          <pic:cNvPr id="0" name="frame_0142.jpg"/>
+                          <pic:cNvPicPr/>
+                        </pic:nvPicPr>
+                        <pic:blipFill>
+                          <a:blip r:embed="rId10"/>
+                          <a:stretch>
+                            <a:fillRect/>
+                          </a:stretch>
+                        </pic:blipFill>
+                        <pic:spPr>
+                          <a:xfrm>
+                            <a:off x="0" y="0"/>
+                            <a:ext cx="1097280" cy="617220"/>
+                          </a:xfrm>
+                          <a:prstGeom prst="rect"/>
+                        </pic:spPr>
+                      </pic:pic>
+                    </a:graphicData>
+                  </a:graphic>
+                </wp:inline>
+              </w:drawing>
             </w:r>
           </w:p>
         </w:tc>
@@ -2277,7 +5594,38 @@
           </w:tcPr>
           <w:p>
             <w:r>
-              <w:t>frame_0284.jpg</w:t>
+              <w:drawing>
+                <wp:inline xmlns:a="http://schemas.openxmlformats.org/drawingml/2006/main" xmlns:pic="http://schemas.openxmlformats.org/drawingml/2006/picture">
+                  <wp:extent cx="1097280" cy="617220"/>
+                  <wp:docPr id="108" name="Picture 108"/>
+                  <wp:cNvGraphicFramePr>
+                    <a:graphicFrameLocks noChangeAspect="1"/>
+                  </wp:cNvGraphicFramePr>
+                  <a:graphic>
+                    <a:graphicData uri="http://schemas.openxmlformats.org/drawingml/2006/picture">
+                      <pic:pic>
+                        <pic:nvPicPr>
+                          <pic:cNvPr id="0" name="frame_0284.jpg"/>
+                          <pic:cNvPicPr/>
+                        </pic:nvPicPr>
+                        <pic:blipFill>
+                          <a:blip r:embed="rId11"/>
+                          <a:stretch>
+                            <a:fillRect/>
+                          </a:stretch>
+                        </pic:blipFill>
+                        <pic:spPr>
+                          <a:xfrm>
+                            <a:off x="0" y="0"/>
+                            <a:ext cx="1097280" cy="617220"/>
+                          </a:xfrm>
+                          <a:prstGeom prst="rect"/>
+                        </pic:spPr>
+                      </pic:pic>
+                    </a:graphicData>
+                  </a:graphic>
+                </wp:inline>
+              </w:drawing>
             </w:r>
           </w:p>
         </w:tc>
@@ -2316,7 +5664,38 @@
           </w:tcPr>
           <w:p>
             <w:r>
-              <w:t>frame_0000.jpg</w:t>
+              <w:drawing>
+                <wp:inline xmlns:a="http://schemas.openxmlformats.org/drawingml/2006/main" xmlns:pic="http://schemas.openxmlformats.org/drawingml/2006/picture">
+                  <wp:extent cx="1097280" cy="617220"/>
+                  <wp:docPr id="109" name="Picture 109"/>
+                  <wp:cNvGraphicFramePr>
+                    <a:graphicFrameLocks noChangeAspect="1"/>
+                  </wp:cNvGraphicFramePr>
+                  <a:graphic>
+                    <a:graphicData uri="http://schemas.openxmlformats.org/drawingml/2006/picture">
+                      <pic:pic>
+                        <pic:nvPicPr>
+                          <pic:cNvPr id="0" name="frame_0000.jpg"/>
+                          <pic:cNvPicPr/>
+                        </pic:nvPicPr>
+                        <pic:blipFill>
+                          <a:blip r:embed="rId9"/>
+                          <a:stretch>
+                            <a:fillRect/>
+                          </a:stretch>
+                        </pic:blipFill>
+                        <pic:spPr>
+                          <a:xfrm>
+                            <a:off x="0" y="0"/>
+                            <a:ext cx="1097280" cy="617220"/>
+                          </a:xfrm>
+                          <a:prstGeom prst="rect"/>
+                        </pic:spPr>
+                      </pic:pic>
+                    </a:graphicData>
+                  </a:graphic>
+                </wp:inline>
+              </w:drawing>
             </w:r>
           </w:p>
         </w:tc>
@@ -2326,7 +5705,38 @@
           </w:tcPr>
           <w:p>
             <w:r>
-              <w:t>frame_0142.jpg</w:t>
+              <w:drawing>
+                <wp:inline xmlns:a="http://schemas.openxmlformats.org/drawingml/2006/main" xmlns:pic="http://schemas.openxmlformats.org/drawingml/2006/picture">
+                  <wp:extent cx="1097280" cy="617220"/>
+                  <wp:docPr id="110" name="Picture 110"/>
+                  <wp:cNvGraphicFramePr>
+                    <a:graphicFrameLocks noChangeAspect="1"/>
+                  </wp:cNvGraphicFramePr>
+                  <a:graphic>
+                    <a:graphicData uri="http://schemas.openxmlformats.org/drawingml/2006/picture">
+                      <pic:pic>
+                        <pic:nvPicPr>
+                          <pic:cNvPr id="0" name="frame_0142.jpg"/>
+                          <pic:cNvPicPr/>
+                        </pic:nvPicPr>
+                        <pic:blipFill>
+                          <a:blip r:embed="rId10"/>
+                          <a:stretch>
+                            <a:fillRect/>
+                          </a:stretch>
+                        </pic:blipFill>
+                        <pic:spPr>
+                          <a:xfrm>
+                            <a:off x="0" y="0"/>
+                            <a:ext cx="1097280" cy="617220"/>
+                          </a:xfrm>
+                          <a:prstGeom prst="rect"/>
+                        </pic:spPr>
+                      </pic:pic>
+                    </a:graphicData>
+                  </a:graphic>
+                </wp:inline>
+              </w:drawing>
             </w:r>
           </w:p>
         </w:tc>
@@ -2336,7 +5746,38 @@
           </w:tcPr>
           <w:p>
             <w:r>
-              <w:t>frame_0284.jpg</w:t>
+              <w:drawing>
+                <wp:inline xmlns:a="http://schemas.openxmlformats.org/drawingml/2006/main" xmlns:pic="http://schemas.openxmlformats.org/drawingml/2006/picture">
+                  <wp:extent cx="1097280" cy="617220"/>
+                  <wp:docPr id="111" name="Picture 111"/>
+                  <wp:cNvGraphicFramePr>
+                    <a:graphicFrameLocks noChangeAspect="1"/>
+                  </wp:cNvGraphicFramePr>
+                  <a:graphic>
+                    <a:graphicData uri="http://schemas.openxmlformats.org/drawingml/2006/picture">
+                      <pic:pic>
+                        <pic:nvPicPr>
+                          <pic:cNvPr id="0" name="frame_0284.jpg"/>
+                          <pic:cNvPicPr/>
+                        </pic:nvPicPr>
+                        <pic:blipFill>
+                          <a:blip r:embed="rId11"/>
+                          <a:stretch>
+                            <a:fillRect/>
+                          </a:stretch>
+                        </pic:blipFill>
+                        <pic:spPr>
+                          <a:xfrm>
+                            <a:off x="0" y="0"/>
+                            <a:ext cx="1097280" cy="617220"/>
+                          </a:xfrm>
+                          <a:prstGeom prst="rect"/>
+                        </pic:spPr>
+                      </pic:pic>
+                    </a:graphicData>
+                  </a:graphic>
+                </wp:inline>
+              </w:drawing>
             </w:r>
           </w:p>
         </w:tc>
@@ -2375,7 +5816,38 @@
           </w:tcPr>
           <w:p>
             <w:r>
-              <w:t>frame_0000.jpg</w:t>
+              <w:drawing>
+                <wp:inline xmlns:a="http://schemas.openxmlformats.org/drawingml/2006/main" xmlns:pic="http://schemas.openxmlformats.org/drawingml/2006/picture">
+                  <wp:extent cx="1097280" cy="617220"/>
+                  <wp:docPr id="112" name="Picture 112"/>
+                  <wp:cNvGraphicFramePr>
+                    <a:graphicFrameLocks noChangeAspect="1"/>
+                  </wp:cNvGraphicFramePr>
+                  <a:graphic>
+                    <a:graphicData uri="http://schemas.openxmlformats.org/drawingml/2006/picture">
+                      <pic:pic>
+                        <pic:nvPicPr>
+                          <pic:cNvPr id="0" name="frame_0000.jpg"/>
+                          <pic:cNvPicPr/>
+                        </pic:nvPicPr>
+                        <pic:blipFill>
+                          <a:blip r:embed="rId9"/>
+                          <a:stretch>
+                            <a:fillRect/>
+                          </a:stretch>
+                        </pic:blipFill>
+                        <pic:spPr>
+                          <a:xfrm>
+                            <a:off x="0" y="0"/>
+                            <a:ext cx="1097280" cy="617220"/>
+                          </a:xfrm>
+                          <a:prstGeom prst="rect"/>
+                        </pic:spPr>
+                      </pic:pic>
+                    </a:graphicData>
+                  </a:graphic>
+                </wp:inline>
+              </w:drawing>
             </w:r>
           </w:p>
         </w:tc>
@@ -2385,7 +5857,38 @@
           </w:tcPr>
           <w:p>
             <w:r>
-              <w:t>frame_0142.jpg</w:t>
+              <w:drawing>
+                <wp:inline xmlns:a="http://schemas.openxmlformats.org/drawingml/2006/main" xmlns:pic="http://schemas.openxmlformats.org/drawingml/2006/picture">
+                  <wp:extent cx="1097280" cy="617220"/>
+                  <wp:docPr id="113" name="Picture 113"/>
+                  <wp:cNvGraphicFramePr>
+                    <a:graphicFrameLocks noChangeAspect="1"/>
+                  </wp:cNvGraphicFramePr>
+                  <a:graphic>
+                    <a:graphicData uri="http://schemas.openxmlformats.org/drawingml/2006/picture">
+                      <pic:pic>
+                        <pic:nvPicPr>
+                          <pic:cNvPr id="0" name="frame_0142.jpg"/>
+                          <pic:cNvPicPr/>
+                        </pic:nvPicPr>
+                        <pic:blipFill>
+                          <a:blip r:embed="rId10"/>
+                          <a:stretch>
+                            <a:fillRect/>
+                          </a:stretch>
+                        </pic:blipFill>
+                        <pic:spPr>
+                          <a:xfrm>
+                            <a:off x="0" y="0"/>
+                            <a:ext cx="1097280" cy="617220"/>
+                          </a:xfrm>
+                          <a:prstGeom prst="rect"/>
+                        </pic:spPr>
+                      </pic:pic>
+                    </a:graphicData>
+                  </a:graphic>
+                </wp:inline>
+              </w:drawing>
             </w:r>
           </w:p>
         </w:tc>
@@ -2395,7 +5898,38 @@
           </w:tcPr>
           <w:p>
             <w:r>
-              <w:t>frame_0284.jpg</w:t>
+              <w:drawing>
+                <wp:inline xmlns:a="http://schemas.openxmlformats.org/drawingml/2006/main" xmlns:pic="http://schemas.openxmlformats.org/drawingml/2006/picture">
+                  <wp:extent cx="1097280" cy="617220"/>
+                  <wp:docPr id="114" name="Picture 114"/>
+                  <wp:cNvGraphicFramePr>
+                    <a:graphicFrameLocks noChangeAspect="1"/>
+                  </wp:cNvGraphicFramePr>
+                  <a:graphic>
+                    <a:graphicData uri="http://schemas.openxmlformats.org/drawingml/2006/picture">
+                      <pic:pic>
+                        <pic:nvPicPr>
+                          <pic:cNvPr id="0" name="frame_0284.jpg"/>
+                          <pic:cNvPicPr/>
+                        </pic:nvPicPr>
+                        <pic:blipFill>
+                          <a:blip r:embed="rId11"/>
+                          <a:stretch>
+                            <a:fillRect/>
+                          </a:stretch>
+                        </pic:blipFill>
+                        <pic:spPr>
+                          <a:xfrm>
+                            <a:off x="0" y="0"/>
+                            <a:ext cx="1097280" cy="617220"/>
+                          </a:xfrm>
+                          <a:prstGeom prst="rect"/>
+                        </pic:spPr>
+                      </pic:pic>
+                    </a:graphicData>
+                  </a:graphic>
+                </wp:inline>
+              </w:drawing>
             </w:r>
           </w:p>
         </w:tc>
@@ -2434,7 +5968,38 @@
           </w:tcPr>
           <w:p>
             <w:r>
-              <w:t>frame_0000.jpg</w:t>
+              <w:drawing>
+                <wp:inline xmlns:a="http://schemas.openxmlformats.org/drawingml/2006/main" xmlns:pic="http://schemas.openxmlformats.org/drawingml/2006/picture">
+                  <wp:extent cx="1097280" cy="617220"/>
+                  <wp:docPr id="115" name="Picture 115"/>
+                  <wp:cNvGraphicFramePr>
+                    <a:graphicFrameLocks noChangeAspect="1"/>
+                  </wp:cNvGraphicFramePr>
+                  <a:graphic>
+                    <a:graphicData uri="http://schemas.openxmlformats.org/drawingml/2006/picture">
+                      <pic:pic>
+                        <pic:nvPicPr>
+                          <pic:cNvPr id="0" name="frame_0000.jpg"/>
+                          <pic:cNvPicPr/>
+                        </pic:nvPicPr>
+                        <pic:blipFill>
+                          <a:blip r:embed="rId9"/>
+                          <a:stretch>
+                            <a:fillRect/>
+                          </a:stretch>
+                        </pic:blipFill>
+                        <pic:spPr>
+                          <a:xfrm>
+                            <a:off x="0" y="0"/>
+                            <a:ext cx="1097280" cy="617220"/>
+                          </a:xfrm>
+                          <a:prstGeom prst="rect"/>
+                        </pic:spPr>
+                      </pic:pic>
+                    </a:graphicData>
+                  </a:graphic>
+                </wp:inline>
+              </w:drawing>
             </w:r>
           </w:p>
         </w:tc>
@@ -2444,7 +6009,38 @@
           </w:tcPr>
           <w:p>
             <w:r>
-              <w:t>frame_0142.jpg</w:t>
+              <w:drawing>
+                <wp:inline xmlns:a="http://schemas.openxmlformats.org/drawingml/2006/main" xmlns:pic="http://schemas.openxmlformats.org/drawingml/2006/picture">
+                  <wp:extent cx="1097280" cy="617220"/>
+                  <wp:docPr id="116" name="Picture 116"/>
+                  <wp:cNvGraphicFramePr>
+                    <a:graphicFrameLocks noChangeAspect="1"/>
+                  </wp:cNvGraphicFramePr>
+                  <a:graphic>
+                    <a:graphicData uri="http://schemas.openxmlformats.org/drawingml/2006/picture">
+                      <pic:pic>
+                        <pic:nvPicPr>
+                          <pic:cNvPr id="0" name="frame_0142.jpg"/>
+                          <pic:cNvPicPr/>
+                        </pic:nvPicPr>
+                        <pic:blipFill>
+                          <a:blip r:embed="rId10"/>
+                          <a:stretch>
+                            <a:fillRect/>
+                          </a:stretch>
+                        </pic:blipFill>
+                        <pic:spPr>
+                          <a:xfrm>
+                            <a:off x="0" y="0"/>
+                            <a:ext cx="1097280" cy="617220"/>
+                          </a:xfrm>
+                          <a:prstGeom prst="rect"/>
+                        </pic:spPr>
+                      </pic:pic>
+                    </a:graphicData>
+                  </a:graphic>
+                </wp:inline>
+              </w:drawing>
             </w:r>
           </w:p>
         </w:tc>
@@ -2454,7 +6050,38 @@
           </w:tcPr>
           <w:p>
             <w:r>
-              <w:t>frame_0284.jpg</w:t>
+              <w:drawing>
+                <wp:inline xmlns:a="http://schemas.openxmlformats.org/drawingml/2006/main" xmlns:pic="http://schemas.openxmlformats.org/drawingml/2006/picture">
+                  <wp:extent cx="1097280" cy="617220"/>
+                  <wp:docPr id="117" name="Picture 117"/>
+                  <wp:cNvGraphicFramePr>
+                    <a:graphicFrameLocks noChangeAspect="1"/>
+                  </wp:cNvGraphicFramePr>
+                  <a:graphic>
+                    <a:graphicData uri="http://schemas.openxmlformats.org/drawingml/2006/picture">
+                      <pic:pic>
+                        <pic:nvPicPr>
+                          <pic:cNvPr id="0" name="frame_0284.jpg"/>
+                          <pic:cNvPicPr/>
+                        </pic:nvPicPr>
+                        <pic:blipFill>
+                          <a:blip r:embed="rId11"/>
+                          <a:stretch>
+                            <a:fillRect/>
+                          </a:stretch>
+                        </pic:blipFill>
+                        <pic:spPr>
+                          <a:xfrm>
+                            <a:off x="0" y="0"/>
+                            <a:ext cx="1097280" cy="617220"/>
+                          </a:xfrm>
+                          <a:prstGeom prst="rect"/>
+                        </pic:spPr>
+                      </pic:pic>
+                    </a:graphicData>
+                  </a:graphic>
+                </wp:inline>
+              </w:drawing>
             </w:r>
           </w:p>
         </w:tc>
@@ -2493,7 +6120,38 @@
           </w:tcPr>
           <w:p>
             <w:r>
-              <w:t>frame_0000.jpg</w:t>
+              <w:drawing>
+                <wp:inline xmlns:a="http://schemas.openxmlformats.org/drawingml/2006/main" xmlns:pic="http://schemas.openxmlformats.org/drawingml/2006/picture">
+                  <wp:extent cx="1097280" cy="617220"/>
+                  <wp:docPr id="118" name="Picture 118"/>
+                  <wp:cNvGraphicFramePr>
+                    <a:graphicFrameLocks noChangeAspect="1"/>
+                  </wp:cNvGraphicFramePr>
+                  <a:graphic>
+                    <a:graphicData uri="http://schemas.openxmlformats.org/drawingml/2006/picture">
+                      <pic:pic>
+                        <pic:nvPicPr>
+                          <pic:cNvPr id="0" name="frame_0000.jpg"/>
+                          <pic:cNvPicPr/>
+                        </pic:nvPicPr>
+                        <pic:blipFill>
+                          <a:blip r:embed="rId9"/>
+                          <a:stretch>
+                            <a:fillRect/>
+                          </a:stretch>
+                        </pic:blipFill>
+                        <pic:spPr>
+                          <a:xfrm>
+                            <a:off x="0" y="0"/>
+                            <a:ext cx="1097280" cy="617220"/>
+                          </a:xfrm>
+                          <a:prstGeom prst="rect"/>
+                        </pic:spPr>
+                      </pic:pic>
+                    </a:graphicData>
+                  </a:graphic>
+                </wp:inline>
+              </w:drawing>
             </w:r>
           </w:p>
         </w:tc>
@@ -2503,7 +6161,38 @@
           </w:tcPr>
           <w:p>
             <w:r>
-              <w:t>frame_0142.jpg</w:t>
+              <w:drawing>
+                <wp:inline xmlns:a="http://schemas.openxmlformats.org/drawingml/2006/main" xmlns:pic="http://schemas.openxmlformats.org/drawingml/2006/picture">
+                  <wp:extent cx="1097280" cy="617220"/>
+                  <wp:docPr id="119" name="Picture 119"/>
+                  <wp:cNvGraphicFramePr>
+                    <a:graphicFrameLocks noChangeAspect="1"/>
+                  </wp:cNvGraphicFramePr>
+                  <a:graphic>
+                    <a:graphicData uri="http://schemas.openxmlformats.org/drawingml/2006/picture">
+                      <pic:pic>
+                        <pic:nvPicPr>
+                          <pic:cNvPr id="0" name="frame_0142.jpg"/>
+                          <pic:cNvPicPr/>
+                        </pic:nvPicPr>
+                        <pic:blipFill>
+                          <a:blip r:embed="rId10"/>
+                          <a:stretch>
+                            <a:fillRect/>
+                          </a:stretch>
+                        </pic:blipFill>
+                        <pic:spPr>
+                          <a:xfrm>
+                            <a:off x="0" y="0"/>
+                            <a:ext cx="1097280" cy="617220"/>
+                          </a:xfrm>
+                          <a:prstGeom prst="rect"/>
+                        </pic:spPr>
+                      </pic:pic>
+                    </a:graphicData>
+                  </a:graphic>
+                </wp:inline>
+              </w:drawing>
             </w:r>
           </w:p>
         </w:tc>
@@ -2513,7 +6202,38 @@
           </w:tcPr>
           <w:p>
             <w:r>
-              <w:t>frame_0284.jpg</w:t>
+              <w:drawing>
+                <wp:inline xmlns:a="http://schemas.openxmlformats.org/drawingml/2006/main" xmlns:pic="http://schemas.openxmlformats.org/drawingml/2006/picture">
+                  <wp:extent cx="1097280" cy="617220"/>
+                  <wp:docPr id="120" name="Picture 120"/>
+                  <wp:cNvGraphicFramePr>
+                    <a:graphicFrameLocks noChangeAspect="1"/>
+                  </wp:cNvGraphicFramePr>
+                  <a:graphic>
+                    <a:graphicData uri="http://schemas.openxmlformats.org/drawingml/2006/picture">
+                      <pic:pic>
+                        <pic:nvPicPr>
+                          <pic:cNvPr id="0" name="frame_0284.jpg"/>
+                          <pic:cNvPicPr/>
+                        </pic:nvPicPr>
+                        <pic:blipFill>
+                          <a:blip r:embed="rId11"/>
+                          <a:stretch>
+                            <a:fillRect/>
+                          </a:stretch>
+                        </pic:blipFill>
+                        <pic:spPr>
+                          <a:xfrm>
+                            <a:off x="0" y="0"/>
+                            <a:ext cx="1097280" cy="617220"/>
+                          </a:xfrm>
+                          <a:prstGeom prst="rect"/>
+                        </pic:spPr>
+                      </pic:pic>
+                    </a:graphicData>
+                  </a:graphic>
+                </wp:inline>
+              </w:drawing>
             </w:r>
           </w:p>
         </w:tc>
@@ -2567,7 +6287,38 @@
           </w:tcPr>
           <w:p>
             <w:r>
-              <w:t>frame_0000.jpg</w:t>
+              <w:drawing>
+                <wp:inline xmlns:a="http://schemas.openxmlformats.org/drawingml/2006/main" xmlns:pic="http://schemas.openxmlformats.org/drawingml/2006/picture">
+                  <wp:extent cx="1097280" cy="617220"/>
+                  <wp:docPr id="121" name="Picture 121"/>
+                  <wp:cNvGraphicFramePr>
+                    <a:graphicFrameLocks noChangeAspect="1"/>
+                  </wp:cNvGraphicFramePr>
+                  <a:graphic>
+                    <a:graphicData uri="http://schemas.openxmlformats.org/drawingml/2006/picture">
+                      <pic:pic>
+                        <pic:nvPicPr>
+                          <pic:cNvPr id="0" name="frame_0000.jpg"/>
+                          <pic:cNvPicPr/>
+                        </pic:nvPicPr>
+                        <pic:blipFill>
+                          <a:blip r:embed="rId9"/>
+                          <a:stretch>
+                            <a:fillRect/>
+                          </a:stretch>
+                        </pic:blipFill>
+                        <pic:spPr>
+                          <a:xfrm>
+                            <a:off x="0" y="0"/>
+                            <a:ext cx="1097280" cy="617220"/>
+                          </a:xfrm>
+                          <a:prstGeom prst="rect"/>
+                        </pic:spPr>
+                      </pic:pic>
+                    </a:graphicData>
+                  </a:graphic>
+                </wp:inline>
+              </w:drawing>
             </w:r>
           </w:p>
         </w:tc>
@@ -2577,7 +6328,38 @@
           </w:tcPr>
           <w:p>
             <w:r>
-              <w:t>frame_0142.jpg</w:t>
+              <w:drawing>
+                <wp:inline xmlns:a="http://schemas.openxmlformats.org/drawingml/2006/main" xmlns:pic="http://schemas.openxmlformats.org/drawingml/2006/picture">
+                  <wp:extent cx="1097280" cy="617220"/>
+                  <wp:docPr id="122" name="Picture 122"/>
+                  <wp:cNvGraphicFramePr>
+                    <a:graphicFrameLocks noChangeAspect="1"/>
+                  </wp:cNvGraphicFramePr>
+                  <a:graphic>
+                    <a:graphicData uri="http://schemas.openxmlformats.org/drawingml/2006/picture">
+                      <pic:pic>
+                        <pic:nvPicPr>
+                          <pic:cNvPr id="0" name="frame_0142.jpg"/>
+                          <pic:cNvPicPr/>
+                        </pic:nvPicPr>
+                        <pic:blipFill>
+                          <a:blip r:embed="rId10"/>
+                          <a:stretch>
+                            <a:fillRect/>
+                          </a:stretch>
+                        </pic:blipFill>
+                        <pic:spPr>
+                          <a:xfrm>
+                            <a:off x="0" y="0"/>
+                            <a:ext cx="1097280" cy="617220"/>
+                          </a:xfrm>
+                          <a:prstGeom prst="rect"/>
+                        </pic:spPr>
+                      </pic:pic>
+                    </a:graphicData>
+                  </a:graphic>
+                </wp:inline>
+              </w:drawing>
             </w:r>
           </w:p>
         </w:tc>
@@ -2587,7 +6369,38 @@
           </w:tcPr>
           <w:p>
             <w:r>
-              <w:t>frame_0284.jpg</w:t>
+              <w:drawing>
+                <wp:inline xmlns:a="http://schemas.openxmlformats.org/drawingml/2006/main" xmlns:pic="http://schemas.openxmlformats.org/drawingml/2006/picture">
+                  <wp:extent cx="1097280" cy="617220"/>
+                  <wp:docPr id="123" name="Picture 123"/>
+                  <wp:cNvGraphicFramePr>
+                    <a:graphicFrameLocks noChangeAspect="1"/>
+                  </wp:cNvGraphicFramePr>
+                  <a:graphic>
+                    <a:graphicData uri="http://schemas.openxmlformats.org/drawingml/2006/picture">
+                      <pic:pic>
+                        <pic:nvPicPr>
+                          <pic:cNvPr id="0" name="frame_0284.jpg"/>
+                          <pic:cNvPicPr/>
+                        </pic:nvPicPr>
+                        <pic:blipFill>
+                          <a:blip r:embed="rId11"/>
+                          <a:stretch>
+                            <a:fillRect/>
+                          </a:stretch>
+                        </pic:blipFill>
+                        <pic:spPr>
+                          <a:xfrm>
+                            <a:off x="0" y="0"/>
+                            <a:ext cx="1097280" cy="617220"/>
+                          </a:xfrm>
+                          <a:prstGeom prst="rect"/>
+                        </pic:spPr>
+                      </pic:pic>
+                    </a:graphicData>
+                  </a:graphic>
+                </wp:inline>
+              </w:drawing>
             </w:r>
           </w:p>
         </w:tc>
@@ -2626,7 +6439,38 @@
           </w:tcPr>
           <w:p>
             <w:r>
-              <w:t>frame_0000.jpg</w:t>
+              <w:drawing>
+                <wp:inline xmlns:a="http://schemas.openxmlformats.org/drawingml/2006/main" xmlns:pic="http://schemas.openxmlformats.org/drawingml/2006/picture">
+                  <wp:extent cx="1097280" cy="617220"/>
+                  <wp:docPr id="124" name="Picture 124"/>
+                  <wp:cNvGraphicFramePr>
+                    <a:graphicFrameLocks noChangeAspect="1"/>
+                  </wp:cNvGraphicFramePr>
+                  <a:graphic>
+                    <a:graphicData uri="http://schemas.openxmlformats.org/drawingml/2006/picture">
+                      <pic:pic>
+                        <pic:nvPicPr>
+                          <pic:cNvPr id="0" name="frame_0000.jpg"/>
+                          <pic:cNvPicPr/>
+                        </pic:nvPicPr>
+                        <pic:blipFill>
+                          <a:blip r:embed="rId9"/>
+                          <a:stretch>
+                            <a:fillRect/>
+                          </a:stretch>
+                        </pic:blipFill>
+                        <pic:spPr>
+                          <a:xfrm>
+                            <a:off x="0" y="0"/>
+                            <a:ext cx="1097280" cy="617220"/>
+                          </a:xfrm>
+                          <a:prstGeom prst="rect"/>
+                        </pic:spPr>
+                      </pic:pic>
+                    </a:graphicData>
+                  </a:graphic>
+                </wp:inline>
+              </w:drawing>
             </w:r>
           </w:p>
         </w:tc>
@@ -2636,7 +6480,38 @@
           </w:tcPr>
           <w:p>
             <w:r>
-              <w:t>frame_0142.jpg</w:t>
+              <w:drawing>
+                <wp:inline xmlns:a="http://schemas.openxmlformats.org/drawingml/2006/main" xmlns:pic="http://schemas.openxmlformats.org/drawingml/2006/picture">
+                  <wp:extent cx="1097280" cy="617220"/>
+                  <wp:docPr id="125" name="Picture 125"/>
+                  <wp:cNvGraphicFramePr>
+                    <a:graphicFrameLocks noChangeAspect="1"/>
+                  </wp:cNvGraphicFramePr>
+                  <a:graphic>
+                    <a:graphicData uri="http://schemas.openxmlformats.org/drawingml/2006/picture">
+                      <pic:pic>
+                        <pic:nvPicPr>
+                          <pic:cNvPr id="0" name="frame_0142.jpg"/>
+                          <pic:cNvPicPr/>
+                        </pic:nvPicPr>
+                        <pic:blipFill>
+                          <a:blip r:embed="rId10"/>
+                          <a:stretch>
+                            <a:fillRect/>
+                          </a:stretch>
+                        </pic:blipFill>
+                        <pic:spPr>
+                          <a:xfrm>
+                            <a:off x="0" y="0"/>
+                            <a:ext cx="1097280" cy="617220"/>
+                          </a:xfrm>
+                          <a:prstGeom prst="rect"/>
+                        </pic:spPr>
+                      </pic:pic>
+                    </a:graphicData>
+                  </a:graphic>
+                </wp:inline>
+              </w:drawing>
             </w:r>
           </w:p>
         </w:tc>
@@ -2646,7 +6521,38 @@
           </w:tcPr>
           <w:p>
             <w:r>
-              <w:t>frame_0284.jpg</w:t>
+              <w:drawing>
+                <wp:inline xmlns:a="http://schemas.openxmlformats.org/drawingml/2006/main" xmlns:pic="http://schemas.openxmlformats.org/drawingml/2006/picture">
+                  <wp:extent cx="1097280" cy="617220"/>
+                  <wp:docPr id="126" name="Picture 126"/>
+                  <wp:cNvGraphicFramePr>
+                    <a:graphicFrameLocks noChangeAspect="1"/>
+                  </wp:cNvGraphicFramePr>
+                  <a:graphic>
+                    <a:graphicData uri="http://schemas.openxmlformats.org/drawingml/2006/picture">
+                      <pic:pic>
+                        <pic:nvPicPr>
+                          <pic:cNvPr id="0" name="frame_0284.jpg"/>
+                          <pic:cNvPicPr/>
+                        </pic:nvPicPr>
+                        <pic:blipFill>
+                          <a:blip r:embed="rId11"/>
+                          <a:stretch>
+                            <a:fillRect/>
+                          </a:stretch>
+                        </pic:blipFill>
+                        <pic:spPr>
+                          <a:xfrm>
+                            <a:off x="0" y="0"/>
+                            <a:ext cx="1097280" cy="617220"/>
+                          </a:xfrm>
+                          <a:prstGeom prst="rect"/>
+                        </pic:spPr>
+                      </pic:pic>
+                    </a:graphicData>
+                  </a:graphic>
+                </wp:inline>
+              </w:drawing>
             </w:r>
           </w:p>
         </w:tc>
@@ -2685,7 +6591,38 @@
           </w:tcPr>
           <w:p>
             <w:r>
-              <w:t>frame_0000.jpg</w:t>
+              <w:drawing>
+                <wp:inline xmlns:a="http://schemas.openxmlformats.org/drawingml/2006/main" xmlns:pic="http://schemas.openxmlformats.org/drawingml/2006/picture">
+                  <wp:extent cx="1097280" cy="617220"/>
+                  <wp:docPr id="127" name="Picture 127"/>
+                  <wp:cNvGraphicFramePr>
+                    <a:graphicFrameLocks noChangeAspect="1"/>
+                  </wp:cNvGraphicFramePr>
+                  <a:graphic>
+                    <a:graphicData uri="http://schemas.openxmlformats.org/drawingml/2006/picture">
+                      <pic:pic>
+                        <pic:nvPicPr>
+                          <pic:cNvPr id="0" name="frame_0000.jpg"/>
+                          <pic:cNvPicPr/>
+                        </pic:nvPicPr>
+                        <pic:blipFill>
+                          <a:blip r:embed="rId9"/>
+                          <a:stretch>
+                            <a:fillRect/>
+                          </a:stretch>
+                        </pic:blipFill>
+                        <pic:spPr>
+                          <a:xfrm>
+                            <a:off x="0" y="0"/>
+                            <a:ext cx="1097280" cy="617220"/>
+                          </a:xfrm>
+                          <a:prstGeom prst="rect"/>
+                        </pic:spPr>
+                      </pic:pic>
+                    </a:graphicData>
+                  </a:graphic>
+                </wp:inline>
+              </w:drawing>
             </w:r>
           </w:p>
         </w:tc>
@@ -2695,7 +6632,38 @@
           </w:tcPr>
           <w:p>
             <w:r>
-              <w:t>frame_0142.jpg</w:t>
+              <w:drawing>
+                <wp:inline xmlns:a="http://schemas.openxmlformats.org/drawingml/2006/main" xmlns:pic="http://schemas.openxmlformats.org/drawingml/2006/picture">
+                  <wp:extent cx="1097280" cy="617220"/>
+                  <wp:docPr id="128" name="Picture 128"/>
+                  <wp:cNvGraphicFramePr>
+                    <a:graphicFrameLocks noChangeAspect="1"/>
+                  </wp:cNvGraphicFramePr>
+                  <a:graphic>
+                    <a:graphicData uri="http://schemas.openxmlformats.org/drawingml/2006/picture">
+                      <pic:pic>
+                        <pic:nvPicPr>
+                          <pic:cNvPr id="0" name="frame_0142.jpg"/>
+                          <pic:cNvPicPr/>
+                        </pic:nvPicPr>
+                        <pic:blipFill>
+                          <a:blip r:embed="rId10"/>
+                          <a:stretch>
+                            <a:fillRect/>
+                          </a:stretch>
+                        </pic:blipFill>
+                        <pic:spPr>
+                          <a:xfrm>
+                            <a:off x="0" y="0"/>
+                            <a:ext cx="1097280" cy="617220"/>
+                          </a:xfrm>
+                          <a:prstGeom prst="rect"/>
+                        </pic:spPr>
+                      </pic:pic>
+                    </a:graphicData>
+                  </a:graphic>
+                </wp:inline>
+              </w:drawing>
             </w:r>
           </w:p>
         </w:tc>
@@ -2705,7 +6673,38 @@
           </w:tcPr>
           <w:p>
             <w:r>
-              <w:t>frame_0284.jpg</w:t>
+              <w:drawing>
+                <wp:inline xmlns:a="http://schemas.openxmlformats.org/drawingml/2006/main" xmlns:pic="http://schemas.openxmlformats.org/drawingml/2006/picture">
+                  <wp:extent cx="1097280" cy="617220"/>
+                  <wp:docPr id="129" name="Picture 129"/>
+                  <wp:cNvGraphicFramePr>
+                    <a:graphicFrameLocks noChangeAspect="1"/>
+                  </wp:cNvGraphicFramePr>
+                  <a:graphic>
+                    <a:graphicData uri="http://schemas.openxmlformats.org/drawingml/2006/picture">
+                      <pic:pic>
+                        <pic:nvPicPr>
+                          <pic:cNvPr id="0" name="frame_0284.jpg"/>
+                          <pic:cNvPicPr/>
+                        </pic:nvPicPr>
+                        <pic:blipFill>
+                          <a:blip r:embed="rId11"/>
+                          <a:stretch>
+                            <a:fillRect/>
+                          </a:stretch>
+                        </pic:blipFill>
+                        <pic:spPr>
+                          <a:xfrm>
+                            <a:off x="0" y="0"/>
+                            <a:ext cx="1097280" cy="617220"/>
+                          </a:xfrm>
+                          <a:prstGeom prst="rect"/>
+                        </pic:spPr>
+                      </pic:pic>
+                    </a:graphicData>
+                  </a:graphic>
+                </wp:inline>
+              </w:drawing>
             </w:r>
           </w:p>
         </w:tc>
@@ -2744,7 +6743,38 @@
           </w:tcPr>
           <w:p>
             <w:r>
-              <w:t>frame_0000.jpg</w:t>
+              <w:drawing>
+                <wp:inline xmlns:a="http://schemas.openxmlformats.org/drawingml/2006/main" xmlns:pic="http://schemas.openxmlformats.org/drawingml/2006/picture">
+                  <wp:extent cx="1097280" cy="617220"/>
+                  <wp:docPr id="130" name="Picture 130"/>
+                  <wp:cNvGraphicFramePr>
+                    <a:graphicFrameLocks noChangeAspect="1"/>
+                  </wp:cNvGraphicFramePr>
+                  <a:graphic>
+                    <a:graphicData uri="http://schemas.openxmlformats.org/drawingml/2006/picture">
+                      <pic:pic>
+                        <pic:nvPicPr>
+                          <pic:cNvPr id="0" name="frame_0000.jpg"/>
+                          <pic:cNvPicPr/>
+                        </pic:nvPicPr>
+                        <pic:blipFill>
+                          <a:blip r:embed="rId9"/>
+                          <a:stretch>
+                            <a:fillRect/>
+                          </a:stretch>
+                        </pic:blipFill>
+                        <pic:spPr>
+                          <a:xfrm>
+                            <a:off x="0" y="0"/>
+                            <a:ext cx="1097280" cy="617220"/>
+                          </a:xfrm>
+                          <a:prstGeom prst="rect"/>
+                        </pic:spPr>
+                      </pic:pic>
+                    </a:graphicData>
+                  </a:graphic>
+                </wp:inline>
+              </w:drawing>
             </w:r>
           </w:p>
         </w:tc>
@@ -2754,7 +6784,38 @@
           </w:tcPr>
           <w:p>
             <w:r>
-              <w:t>frame_0142.jpg</w:t>
+              <w:drawing>
+                <wp:inline xmlns:a="http://schemas.openxmlformats.org/drawingml/2006/main" xmlns:pic="http://schemas.openxmlformats.org/drawingml/2006/picture">
+                  <wp:extent cx="1097280" cy="617220"/>
+                  <wp:docPr id="131" name="Picture 131"/>
+                  <wp:cNvGraphicFramePr>
+                    <a:graphicFrameLocks noChangeAspect="1"/>
+                  </wp:cNvGraphicFramePr>
+                  <a:graphic>
+                    <a:graphicData uri="http://schemas.openxmlformats.org/drawingml/2006/picture">
+                      <pic:pic>
+                        <pic:nvPicPr>
+                          <pic:cNvPr id="0" name="frame_0142.jpg"/>
+                          <pic:cNvPicPr/>
+                        </pic:nvPicPr>
+                        <pic:blipFill>
+                          <a:blip r:embed="rId10"/>
+                          <a:stretch>
+                            <a:fillRect/>
+                          </a:stretch>
+                        </pic:blipFill>
+                        <pic:spPr>
+                          <a:xfrm>
+                            <a:off x="0" y="0"/>
+                            <a:ext cx="1097280" cy="617220"/>
+                          </a:xfrm>
+                          <a:prstGeom prst="rect"/>
+                        </pic:spPr>
+                      </pic:pic>
+                    </a:graphicData>
+                  </a:graphic>
+                </wp:inline>
+              </w:drawing>
             </w:r>
           </w:p>
         </w:tc>
@@ -2764,7 +6825,38 @@
           </w:tcPr>
           <w:p>
             <w:r>
-              <w:t>frame_0284.jpg</w:t>
+              <w:drawing>
+                <wp:inline xmlns:a="http://schemas.openxmlformats.org/drawingml/2006/main" xmlns:pic="http://schemas.openxmlformats.org/drawingml/2006/picture">
+                  <wp:extent cx="1097280" cy="617220"/>
+                  <wp:docPr id="132" name="Picture 132"/>
+                  <wp:cNvGraphicFramePr>
+                    <a:graphicFrameLocks noChangeAspect="1"/>
+                  </wp:cNvGraphicFramePr>
+                  <a:graphic>
+                    <a:graphicData uri="http://schemas.openxmlformats.org/drawingml/2006/picture">
+                      <pic:pic>
+                        <pic:nvPicPr>
+                          <pic:cNvPr id="0" name="frame_0284.jpg"/>
+                          <pic:cNvPicPr/>
+                        </pic:nvPicPr>
+                        <pic:blipFill>
+                          <a:blip r:embed="rId11"/>
+                          <a:stretch>
+                            <a:fillRect/>
+                          </a:stretch>
+                        </pic:blipFill>
+                        <pic:spPr>
+                          <a:xfrm>
+                            <a:off x="0" y="0"/>
+                            <a:ext cx="1097280" cy="617220"/>
+                          </a:xfrm>
+                          <a:prstGeom prst="rect"/>
+                        </pic:spPr>
+                      </pic:pic>
+                    </a:graphicData>
+                  </a:graphic>
+                </wp:inline>
+              </w:drawing>
             </w:r>
           </w:p>
         </w:tc>
@@ -2803,7 +6895,38 @@
           </w:tcPr>
           <w:p>
             <w:r>
-              <w:t>frame_0000.jpg</w:t>
+              <w:drawing>
+                <wp:inline xmlns:a="http://schemas.openxmlformats.org/drawingml/2006/main" xmlns:pic="http://schemas.openxmlformats.org/drawingml/2006/picture">
+                  <wp:extent cx="1097280" cy="617220"/>
+                  <wp:docPr id="133" name="Picture 133"/>
+                  <wp:cNvGraphicFramePr>
+                    <a:graphicFrameLocks noChangeAspect="1"/>
+                  </wp:cNvGraphicFramePr>
+                  <a:graphic>
+                    <a:graphicData uri="http://schemas.openxmlformats.org/drawingml/2006/picture">
+                      <pic:pic>
+                        <pic:nvPicPr>
+                          <pic:cNvPr id="0" name="frame_0000.jpg"/>
+                          <pic:cNvPicPr/>
+                        </pic:nvPicPr>
+                        <pic:blipFill>
+                          <a:blip r:embed="rId9"/>
+                          <a:stretch>
+                            <a:fillRect/>
+                          </a:stretch>
+                        </pic:blipFill>
+                        <pic:spPr>
+                          <a:xfrm>
+                            <a:off x="0" y="0"/>
+                            <a:ext cx="1097280" cy="617220"/>
+                          </a:xfrm>
+                          <a:prstGeom prst="rect"/>
+                        </pic:spPr>
+                      </pic:pic>
+                    </a:graphicData>
+                  </a:graphic>
+                </wp:inline>
+              </w:drawing>
             </w:r>
           </w:p>
         </w:tc>
@@ -2813,7 +6936,38 @@
           </w:tcPr>
           <w:p>
             <w:r>
-              <w:t>frame_0142.jpg</w:t>
+              <w:drawing>
+                <wp:inline xmlns:a="http://schemas.openxmlformats.org/drawingml/2006/main" xmlns:pic="http://schemas.openxmlformats.org/drawingml/2006/picture">
+                  <wp:extent cx="1097280" cy="617220"/>
+                  <wp:docPr id="134" name="Picture 134"/>
+                  <wp:cNvGraphicFramePr>
+                    <a:graphicFrameLocks noChangeAspect="1"/>
+                  </wp:cNvGraphicFramePr>
+                  <a:graphic>
+                    <a:graphicData uri="http://schemas.openxmlformats.org/drawingml/2006/picture">
+                      <pic:pic>
+                        <pic:nvPicPr>
+                          <pic:cNvPr id="0" name="frame_0142.jpg"/>
+                          <pic:cNvPicPr/>
+                        </pic:nvPicPr>
+                        <pic:blipFill>
+                          <a:blip r:embed="rId10"/>
+                          <a:stretch>
+                            <a:fillRect/>
+                          </a:stretch>
+                        </pic:blipFill>
+                        <pic:spPr>
+                          <a:xfrm>
+                            <a:off x="0" y="0"/>
+                            <a:ext cx="1097280" cy="617220"/>
+                          </a:xfrm>
+                          <a:prstGeom prst="rect"/>
+                        </pic:spPr>
+                      </pic:pic>
+                    </a:graphicData>
+                  </a:graphic>
+                </wp:inline>
+              </w:drawing>
             </w:r>
           </w:p>
         </w:tc>
@@ -2823,7 +6977,38 @@
           </w:tcPr>
           <w:p>
             <w:r>
-              <w:t>frame_0284.jpg</w:t>
+              <w:drawing>
+                <wp:inline xmlns:a="http://schemas.openxmlformats.org/drawingml/2006/main" xmlns:pic="http://schemas.openxmlformats.org/drawingml/2006/picture">
+                  <wp:extent cx="1097280" cy="617220"/>
+                  <wp:docPr id="135" name="Picture 135"/>
+                  <wp:cNvGraphicFramePr>
+                    <a:graphicFrameLocks noChangeAspect="1"/>
+                  </wp:cNvGraphicFramePr>
+                  <a:graphic>
+                    <a:graphicData uri="http://schemas.openxmlformats.org/drawingml/2006/picture">
+                      <pic:pic>
+                        <pic:nvPicPr>
+                          <pic:cNvPr id="0" name="frame_0284.jpg"/>
+                          <pic:cNvPicPr/>
+                        </pic:nvPicPr>
+                        <pic:blipFill>
+                          <a:blip r:embed="rId11"/>
+                          <a:stretch>
+                            <a:fillRect/>
+                          </a:stretch>
+                        </pic:blipFill>
+                        <pic:spPr>
+                          <a:xfrm>
+                            <a:off x="0" y="0"/>
+                            <a:ext cx="1097280" cy="617220"/>
+                          </a:xfrm>
+                          <a:prstGeom prst="rect"/>
+                        </pic:spPr>
+                      </pic:pic>
+                    </a:graphicData>
+                  </a:graphic>
+                </wp:inline>
+              </w:drawing>
             </w:r>
           </w:p>
         </w:tc>
@@ -2867,7 +7052,38 @@
           </w:tcPr>
           <w:p>
             <w:r>
-              <w:t>frame_0000.jpg</w:t>
+              <w:drawing>
+                <wp:inline xmlns:a="http://schemas.openxmlformats.org/drawingml/2006/main" xmlns:pic="http://schemas.openxmlformats.org/drawingml/2006/picture">
+                  <wp:extent cx="1097280" cy="617220"/>
+                  <wp:docPr id="136" name="Picture 136"/>
+                  <wp:cNvGraphicFramePr>
+                    <a:graphicFrameLocks noChangeAspect="1"/>
+                  </wp:cNvGraphicFramePr>
+                  <a:graphic>
+                    <a:graphicData uri="http://schemas.openxmlformats.org/drawingml/2006/picture">
+                      <pic:pic>
+                        <pic:nvPicPr>
+                          <pic:cNvPr id="0" name="frame_0000.jpg"/>
+                          <pic:cNvPicPr/>
+                        </pic:nvPicPr>
+                        <pic:blipFill>
+                          <a:blip r:embed="rId9"/>
+                          <a:stretch>
+                            <a:fillRect/>
+                          </a:stretch>
+                        </pic:blipFill>
+                        <pic:spPr>
+                          <a:xfrm>
+                            <a:off x="0" y="0"/>
+                            <a:ext cx="1097280" cy="617220"/>
+                          </a:xfrm>
+                          <a:prstGeom prst="rect"/>
+                        </pic:spPr>
+                      </pic:pic>
+                    </a:graphicData>
+                  </a:graphic>
+                </wp:inline>
+              </w:drawing>
             </w:r>
           </w:p>
         </w:tc>
@@ -2877,7 +7093,38 @@
           </w:tcPr>
           <w:p>
             <w:r>
-              <w:t>frame_0142.jpg</w:t>
+              <w:drawing>
+                <wp:inline xmlns:a="http://schemas.openxmlformats.org/drawingml/2006/main" xmlns:pic="http://schemas.openxmlformats.org/drawingml/2006/picture">
+                  <wp:extent cx="1097280" cy="617220"/>
+                  <wp:docPr id="137" name="Picture 137"/>
+                  <wp:cNvGraphicFramePr>
+                    <a:graphicFrameLocks noChangeAspect="1"/>
+                  </wp:cNvGraphicFramePr>
+                  <a:graphic>
+                    <a:graphicData uri="http://schemas.openxmlformats.org/drawingml/2006/picture">
+                      <pic:pic>
+                        <pic:nvPicPr>
+                          <pic:cNvPr id="0" name="frame_0142.jpg"/>
+                          <pic:cNvPicPr/>
+                        </pic:nvPicPr>
+                        <pic:blipFill>
+                          <a:blip r:embed="rId10"/>
+                          <a:stretch>
+                            <a:fillRect/>
+                          </a:stretch>
+                        </pic:blipFill>
+                        <pic:spPr>
+                          <a:xfrm>
+                            <a:off x="0" y="0"/>
+                            <a:ext cx="1097280" cy="617220"/>
+                          </a:xfrm>
+                          <a:prstGeom prst="rect"/>
+                        </pic:spPr>
+                      </pic:pic>
+                    </a:graphicData>
+                  </a:graphic>
+                </wp:inline>
+              </w:drawing>
             </w:r>
           </w:p>
         </w:tc>
@@ -2887,7 +7134,38 @@
           </w:tcPr>
           <w:p>
             <w:r>
-              <w:t>frame_0284.jpg</w:t>
+              <w:drawing>
+                <wp:inline xmlns:a="http://schemas.openxmlformats.org/drawingml/2006/main" xmlns:pic="http://schemas.openxmlformats.org/drawingml/2006/picture">
+                  <wp:extent cx="1097280" cy="617220"/>
+                  <wp:docPr id="138" name="Picture 138"/>
+                  <wp:cNvGraphicFramePr>
+                    <a:graphicFrameLocks noChangeAspect="1"/>
+                  </wp:cNvGraphicFramePr>
+                  <a:graphic>
+                    <a:graphicData uri="http://schemas.openxmlformats.org/drawingml/2006/picture">
+                      <pic:pic>
+                        <pic:nvPicPr>
+                          <pic:cNvPr id="0" name="frame_0284.jpg"/>
+                          <pic:cNvPicPr/>
+                        </pic:nvPicPr>
+                        <pic:blipFill>
+                          <a:blip r:embed="rId11"/>
+                          <a:stretch>
+                            <a:fillRect/>
+                          </a:stretch>
+                        </pic:blipFill>
+                        <pic:spPr>
+                          <a:xfrm>
+                            <a:off x="0" y="0"/>
+                            <a:ext cx="1097280" cy="617220"/>
+                          </a:xfrm>
+                          <a:prstGeom prst="rect"/>
+                        </pic:spPr>
+                      </pic:pic>
+                    </a:graphicData>
+                  </a:graphic>
+                </wp:inline>
+              </w:drawing>
             </w:r>
           </w:p>
         </w:tc>
@@ -2926,7 +7204,38 @@
           </w:tcPr>
           <w:p>
             <w:r>
-              <w:t>frame_0000.jpg</w:t>
+              <w:drawing>
+                <wp:inline xmlns:a="http://schemas.openxmlformats.org/drawingml/2006/main" xmlns:pic="http://schemas.openxmlformats.org/drawingml/2006/picture">
+                  <wp:extent cx="1097280" cy="617220"/>
+                  <wp:docPr id="139" name="Picture 139"/>
+                  <wp:cNvGraphicFramePr>
+                    <a:graphicFrameLocks noChangeAspect="1"/>
+                  </wp:cNvGraphicFramePr>
+                  <a:graphic>
+                    <a:graphicData uri="http://schemas.openxmlformats.org/drawingml/2006/picture">
+                      <pic:pic>
+                        <pic:nvPicPr>
+                          <pic:cNvPr id="0" name="frame_0000.jpg"/>
+                          <pic:cNvPicPr/>
+                        </pic:nvPicPr>
+                        <pic:blipFill>
+                          <a:blip r:embed="rId9"/>
+                          <a:stretch>
+                            <a:fillRect/>
+                          </a:stretch>
+                        </pic:blipFill>
+                        <pic:spPr>
+                          <a:xfrm>
+                            <a:off x="0" y="0"/>
+                            <a:ext cx="1097280" cy="617220"/>
+                          </a:xfrm>
+                          <a:prstGeom prst="rect"/>
+                        </pic:spPr>
+                      </pic:pic>
+                    </a:graphicData>
+                  </a:graphic>
+                </wp:inline>
+              </w:drawing>
             </w:r>
           </w:p>
         </w:tc>
@@ -2936,7 +7245,38 @@
           </w:tcPr>
           <w:p>
             <w:r>
-              <w:t>frame_0142.jpg</w:t>
+              <w:drawing>
+                <wp:inline xmlns:a="http://schemas.openxmlformats.org/drawingml/2006/main" xmlns:pic="http://schemas.openxmlformats.org/drawingml/2006/picture">
+                  <wp:extent cx="1097280" cy="617220"/>
+                  <wp:docPr id="140" name="Picture 140"/>
+                  <wp:cNvGraphicFramePr>
+                    <a:graphicFrameLocks noChangeAspect="1"/>
+                  </wp:cNvGraphicFramePr>
+                  <a:graphic>
+                    <a:graphicData uri="http://schemas.openxmlformats.org/drawingml/2006/picture">
+                      <pic:pic>
+                        <pic:nvPicPr>
+                          <pic:cNvPr id="0" name="frame_0142.jpg"/>
+                          <pic:cNvPicPr/>
+                        </pic:nvPicPr>
+                        <pic:blipFill>
+                          <a:blip r:embed="rId10"/>
+                          <a:stretch>
+                            <a:fillRect/>
+                          </a:stretch>
+                        </pic:blipFill>
+                        <pic:spPr>
+                          <a:xfrm>
+                            <a:off x="0" y="0"/>
+                            <a:ext cx="1097280" cy="617220"/>
+                          </a:xfrm>
+                          <a:prstGeom prst="rect"/>
+                        </pic:spPr>
+                      </pic:pic>
+                    </a:graphicData>
+                  </a:graphic>
+                </wp:inline>
+              </w:drawing>
             </w:r>
           </w:p>
         </w:tc>
@@ -2946,7 +7286,38 @@
           </w:tcPr>
           <w:p>
             <w:r>
-              <w:t>frame_0284.jpg</w:t>
+              <w:drawing>
+                <wp:inline xmlns:a="http://schemas.openxmlformats.org/drawingml/2006/main" xmlns:pic="http://schemas.openxmlformats.org/drawingml/2006/picture">
+                  <wp:extent cx="1097280" cy="617220"/>
+                  <wp:docPr id="141" name="Picture 141"/>
+                  <wp:cNvGraphicFramePr>
+                    <a:graphicFrameLocks noChangeAspect="1"/>
+                  </wp:cNvGraphicFramePr>
+                  <a:graphic>
+                    <a:graphicData uri="http://schemas.openxmlformats.org/drawingml/2006/picture">
+                      <pic:pic>
+                        <pic:nvPicPr>
+                          <pic:cNvPr id="0" name="frame_0284.jpg"/>
+                          <pic:cNvPicPr/>
+                        </pic:nvPicPr>
+                        <pic:blipFill>
+                          <a:blip r:embed="rId11"/>
+                          <a:stretch>
+                            <a:fillRect/>
+                          </a:stretch>
+                        </pic:blipFill>
+                        <pic:spPr>
+                          <a:xfrm>
+                            <a:off x="0" y="0"/>
+                            <a:ext cx="1097280" cy="617220"/>
+                          </a:xfrm>
+                          <a:prstGeom prst="rect"/>
+                        </pic:spPr>
+                      </pic:pic>
+                    </a:graphicData>
+                  </a:graphic>
+                </wp:inline>
+              </w:drawing>
             </w:r>
           </w:p>
         </w:tc>
@@ -2985,7 +7356,38 @@
           </w:tcPr>
           <w:p>
             <w:r>
-              <w:t>frame_0000.jpg</w:t>
+              <w:drawing>
+                <wp:inline xmlns:a="http://schemas.openxmlformats.org/drawingml/2006/main" xmlns:pic="http://schemas.openxmlformats.org/drawingml/2006/picture">
+                  <wp:extent cx="1097280" cy="617220"/>
+                  <wp:docPr id="142" name="Picture 142"/>
+                  <wp:cNvGraphicFramePr>
+                    <a:graphicFrameLocks noChangeAspect="1"/>
+                  </wp:cNvGraphicFramePr>
+                  <a:graphic>
+                    <a:graphicData uri="http://schemas.openxmlformats.org/drawingml/2006/picture">
+                      <pic:pic>
+                        <pic:nvPicPr>
+                          <pic:cNvPr id="0" name="frame_0000.jpg"/>
+                          <pic:cNvPicPr/>
+                        </pic:nvPicPr>
+                        <pic:blipFill>
+                          <a:blip r:embed="rId9"/>
+                          <a:stretch>
+                            <a:fillRect/>
+                          </a:stretch>
+                        </pic:blipFill>
+                        <pic:spPr>
+                          <a:xfrm>
+                            <a:off x="0" y="0"/>
+                            <a:ext cx="1097280" cy="617220"/>
+                          </a:xfrm>
+                          <a:prstGeom prst="rect"/>
+                        </pic:spPr>
+                      </pic:pic>
+                    </a:graphicData>
+                  </a:graphic>
+                </wp:inline>
+              </w:drawing>
             </w:r>
           </w:p>
         </w:tc>
@@ -2995,7 +7397,38 @@
           </w:tcPr>
           <w:p>
             <w:r>
-              <w:t>frame_0142.jpg</w:t>
+              <w:drawing>
+                <wp:inline xmlns:a="http://schemas.openxmlformats.org/drawingml/2006/main" xmlns:pic="http://schemas.openxmlformats.org/drawingml/2006/picture">
+                  <wp:extent cx="1097280" cy="617220"/>
+                  <wp:docPr id="143" name="Picture 143"/>
+                  <wp:cNvGraphicFramePr>
+                    <a:graphicFrameLocks noChangeAspect="1"/>
+                  </wp:cNvGraphicFramePr>
+                  <a:graphic>
+                    <a:graphicData uri="http://schemas.openxmlformats.org/drawingml/2006/picture">
+                      <pic:pic>
+                        <pic:nvPicPr>
+                          <pic:cNvPr id="0" name="frame_0142.jpg"/>
+                          <pic:cNvPicPr/>
+                        </pic:nvPicPr>
+                        <pic:blipFill>
+                          <a:blip r:embed="rId10"/>
+                          <a:stretch>
+                            <a:fillRect/>
+                          </a:stretch>
+                        </pic:blipFill>
+                        <pic:spPr>
+                          <a:xfrm>
+                            <a:off x="0" y="0"/>
+                            <a:ext cx="1097280" cy="617220"/>
+                          </a:xfrm>
+                          <a:prstGeom prst="rect"/>
+                        </pic:spPr>
+                      </pic:pic>
+                    </a:graphicData>
+                  </a:graphic>
+                </wp:inline>
+              </w:drawing>
             </w:r>
           </w:p>
         </w:tc>
@@ -3005,7 +7438,38 @@
           </w:tcPr>
           <w:p>
             <w:r>
-              <w:t>frame_0284.jpg</w:t>
+              <w:drawing>
+                <wp:inline xmlns:a="http://schemas.openxmlformats.org/drawingml/2006/main" xmlns:pic="http://schemas.openxmlformats.org/drawingml/2006/picture">
+                  <wp:extent cx="1097280" cy="617220"/>
+                  <wp:docPr id="144" name="Picture 144"/>
+                  <wp:cNvGraphicFramePr>
+                    <a:graphicFrameLocks noChangeAspect="1"/>
+                  </wp:cNvGraphicFramePr>
+                  <a:graphic>
+                    <a:graphicData uri="http://schemas.openxmlformats.org/drawingml/2006/picture">
+                      <pic:pic>
+                        <pic:nvPicPr>
+                          <pic:cNvPr id="0" name="frame_0284.jpg"/>
+                          <pic:cNvPicPr/>
+                        </pic:nvPicPr>
+                        <pic:blipFill>
+                          <a:blip r:embed="rId11"/>
+                          <a:stretch>
+                            <a:fillRect/>
+                          </a:stretch>
+                        </pic:blipFill>
+                        <pic:spPr>
+                          <a:xfrm>
+                            <a:off x="0" y="0"/>
+                            <a:ext cx="1097280" cy="617220"/>
+                          </a:xfrm>
+                          <a:prstGeom prst="rect"/>
+                        </pic:spPr>
+                      </pic:pic>
+                    </a:graphicData>
+                  </a:graphic>
+                </wp:inline>
+              </w:drawing>
             </w:r>
           </w:p>
         </w:tc>
@@ -3044,7 +7508,38 @@
           </w:tcPr>
           <w:p>
             <w:r>
-              <w:t>frame_0000.jpg</w:t>
+              <w:drawing>
+                <wp:inline xmlns:a="http://schemas.openxmlformats.org/drawingml/2006/main" xmlns:pic="http://schemas.openxmlformats.org/drawingml/2006/picture">
+                  <wp:extent cx="1097280" cy="617220"/>
+                  <wp:docPr id="145" name="Picture 145"/>
+                  <wp:cNvGraphicFramePr>
+                    <a:graphicFrameLocks noChangeAspect="1"/>
+                  </wp:cNvGraphicFramePr>
+                  <a:graphic>
+                    <a:graphicData uri="http://schemas.openxmlformats.org/drawingml/2006/picture">
+                      <pic:pic>
+                        <pic:nvPicPr>
+                          <pic:cNvPr id="0" name="frame_0000.jpg"/>
+                          <pic:cNvPicPr/>
+                        </pic:nvPicPr>
+                        <pic:blipFill>
+                          <a:blip r:embed="rId9"/>
+                          <a:stretch>
+                            <a:fillRect/>
+                          </a:stretch>
+                        </pic:blipFill>
+                        <pic:spPr>
+                          <a:xfrm>
+                            <a:off x="0" y="0"/>
+                            <a:ext cx="1097280" cy="617220"/>
+                          </a:xfrm>
+                          <a:prstGeom prst="rect"/>
+                        </pic:spPr>
+                      </pic:pic>
+                    </a:graphicData>
+                  </a:graphic>
+                </wp:inline>
+              </w:drawing>
             </w:r>
           </w:p>
         </w:tc>
@@ -3054,7 +7549,38 @@
           </w:tcPr>
           <w:p>
             <w:r>
-              <w:t>frame_0142.jpg</w:t>
+              <w:drawing>
+                <wp:inline xmlns:a="http://schemas.openxmlformats.org/drawingml/2006/main" xmlns:pic="http://schemas.openxmlformats.org/drawingml/2006/picture">
+                  <wp:extent cx="1097280" cy="617220"/>
+                  <wp:docPr id="146" name="Picture 146"/>
+                  <wp:cNvGraphicFramePr>
+                    <a:graphicFrameLocks noChangeAspect="1"/>
+                  </wp:cNvGraphicFramePr>
+                  <a:graphic>
+                    <a:graphicData uri="http://schemas.openxmlformats.org/drawingml/2006/picture">
+                      <pic:pic>
+                        <pic:nvPicPr>
+                          <pic:cNvPr id="0" name="frame_0142.jpg"/>
+                          <pic:cNvPicPr/>
+                        </pic:nvPicPr>
+                        <pic:blipFill>
+                          <a:blip r:embed="rId10"/>
+                          <a:stretch>
+                            <a:fillRect/>
+                          </a:stretch>
+                        </pic:blipFill>
+                        <pic:spPr>
+                          <a:xfrm>
+                            <a:off x="0" y="0"/>
+                            <a:ext cx="1097280" cy="617220"/>
+                          </a:xfrm>
+                          <a:prstGeom prst="rect"/>
+                        </pic:spPr>
+                      </pic:pic>
+                    </a:graphicData>
+                  </a:graphic>
+                </wp:inline>
+              </w:drawing>
             </w:r>
           </w:p>
         </w:tc>
@@ -3064,7 +7590,38 @@
           </w:tcPr>
           <w:p>
             <w:r>
-              <w:t>frame_0284.jpg</w:t>
+              <w:drawing>
+                <wp:inline xmlns:a="http://schemas.openxmlformats.org/drawingml/2006/main" xmlns:pic="http://schemas.openxmlformats.org/drawingml/2006/picture">
+                  <wp:extent cx="1097280" cy="617220"/>
+                  <wp:docPr id="147" name="Picture 147"/>
+                  <wp:cNvGraphicFramePr>
+                    <a:graphicFrameLocks noChangeAspect="1"/>
+                  </wp:cNvGraphicFramePr>
+                  <a:graphic>
+                    <a:graphicData uri="http://schemas.openxmlformats.org/drawingml/2006/picture">
+                      <pic:pic>
+                        <pic:nvPicPr>
+                          <pic:cNvPr id="0" name="frame_0284.jpg"/>
+                          <pic:cNvPicPr/>
+                        </pic:nvPicPr>
+                        <pic:blipFill>
+                          <a:blip r:embed="rId11"/>
+                          <a:stretch>
+                            <a:fillRect/>
+                          </a:stretch>
+                        </pic:blipFill>
+                        <pic:spPr>
+                          <a:xfrm>
+                            <a:off x="0" y="0"/>
+                            <a:ext cx="1097280" cy="617220"/>
+                          </a:xfrm>
+                          <a:prstGeom prst="rect"/>
+                        </pic:spPr>
+                      </pic:pic>
+                    </a:graphicData>
+                  </a:graphic>
+                </wp:inline>
+              </w:drawing>
             </w:r>
           </w:p>
         </w:tc>
@@ -3103,7 +7660,38 @@
           </w:tcPr>
           <w:p>
             <w:r>
-              <w:t>frame_0000.jpg</w:t>
+              <w:drawing>
+                <wp:inline xmlns:a="http://schemas.openxmlformats.org/drawingml/2006/main" xmlns:pic="http://schemas.openxmlformats.org/drawingml/2006/picture">
+                  <wp:extent cx="1097280" cy="617220"/>
+                  <wp:docPr id="148" name="Picture 148"/>
+                  <wp:cNvGraphicFramePr>
+                    <a:graphicFrameLocks noChangeAspect="1"/>
+                  </wp:cNvGraphicFramePr>
+                  <a:graphic>
+                    <a:graphicData uri="http://schemas.openxmlformats.org/drawingml/2006/picture">
+                      <pic:pic>
+                        <pic:nvPicPr>
+                          <pic:cNvPr id="0" name="frame_0000.jpg"/>
+                          <pic:cNvPicPr/>
+                        </pic:nvPicPr>
+                        <pic:blipFill>
+                          <a:blip r:embed="rId9"/>
+                          <a:stretch>
+                            <a:fillRect/>
+                          </a:stretch>
+                        </pic:blipFill>
+                        <pic:spPr>
+                          <a:xfrm>
+                            <a:off x="0" y="0"/>
+                            <a:ext cx="1097280" cy="617220"/>
+                          </a:xfrm>
+                          <a:prstGeom prst="rect"/>
+                        </pic:spPr>
+                      </pic:pic>
+                    </a:graphicData>
+                  </a:graphic>
+                </wp:inline>
+              </w:drawing>
             </w:r>
           </w:p>
         </w:tc>
@@ -3113,7 +7701,38 @@
           </w:tcPr>
           <w:p>
             <w:r>
-              <w:t>frame_0142.jpg</w:t>
+              <w:drawing>
+                <wp:inline xmlns:a="http://schemas.openxmlformats.org/drawingml/2006/main" xmlns:pic="http://schemas.openxmlformats.org/drawingml/2006/picture">
+                  <wp:extent cx="1097280" cy="617220"/>
+                  <wp:docPr id="149" name="Picture 149"/>
+                  <wp:cNvGraphicFramePr>
+                    <a:graphicFrameLocks noChangeAspect="1"/>
+                  </wp:cNvGraphicFramePr>
+                  <a:graphic>
+                    <a:graphicData uri="http://schemas.openxmlformats.org/drawingml/2006/picture">
+                      <pic:pic>
+                        <pic:nvPicPr>
+                          <pic:cNvPr id="0" name="frame_0142.jpg"/>
+                          <pic:cNvPicPr/>
+                        </pic:nvPicPr>
+                        <pic:blipFill>
+                          <a:blip r:embed="rId10"/>
+                          <a:stretch>
+                            <a:fillRect/>
+                          </a:stretch>
+                        </pic:blipFill>
+                        <pic:spPr>
+                          <a:xfrm>
+                            <a:off x="0" y="0"/>
+                            <a:ext cx="1097280" cy="617220"/>
+                          </a:xfrm>
+                          <a:prstGeom prst="rect"/>
+                        </pic:spPr>
+                      </pic:pic>
+                    </a:graphicData>
+                  </a:graphic>
+                </wp:inline>
+              </w:drawing>
             </w:r>
           </w:p>
         </w:tc>
@@ -3123,7 +7742,38 @@
           </w:tcPr>
           <w:p>
             <w:r>
-              <w:t>frame_0284.jpg</w:t>
+              <w:drawing>
+                <wp:inline xmlns:a="http://schemas.openxmlformats.org/drawingml/2006/main" xmlns:pic="http://schemas.openxmlformats.org/drawingml/2006/picture">
+                  <wp:extent cx="1097280" cy="617220"/>
+                  <wp:docPr id="150" name="Picture 150"/>
+                  <wp:cNvGraphicFramePr>
+                    <a:graphicFrameLocks noChangeAspect="1"/>
+                  </wp:cNvGraphicFramePr>
+                  <a:graphic>
+                    <a:graphicData uri="http://schemas.openxmlformats.org/drawingml/2006/picture">
+                      <pic:pic>
+                        <pic:nvPicPr>
+                          <pic:cNvPr id="0" name="frame_0284.jpg"/>
+                          <pic:cNvPicPr/>
+                        </pic:nvPicPr>
+                        <pic:blipFill>
+                          <a:blip r:embed="rId11"/>
+                          <a:stretch>
+                            <a:fillRect/>
+                          </a:stretch>
+                        </pic:blipFill>
+                        <pic:spPr>
+                          <a:xfrm>
+                            <a:off x="0" y="0"/>
+                            <a:ext cx="1097280" cy="617220"/>
+                          </a:xfrm>
+                          <a:prstGeom prst="rect"/>
+                        </pic:spPr>
+                      </pic:pic>
+                    </a:graphicData>
+                  </a:graphic>
+                </wp:inline>
+              </w:drawing>
             </w:r>
           </w:p>
         </w:tc>
@@ -3177,7 +7827,38 @@
           </w:tcPr>
           <w:p>
             <w:r>
-              <w:t>frame_0000.jpg</w:t>
+              <w:drawing>
+                <wp:inline xmlns:a="http://schemas.openxmlformats.org/drawingml/2006/main" xmlns:pic="http://schemas.openxmlformats.org/drawingml/2006/picture">
+                  <wp:extent cx="1097280" cy="617220"/>
+                  <wp:docPr id="151" name="Picture 151"/>
+                  <wp:cNvGraphicFramePr>
+                    <a:graphicFrameLocks noChangeAspect="1"/>
+                  </wp:cNvGraphicFramePr>
+                  <a:graphic>
+                    <a:graphicData uri="http://schemas.openxmlformats.org/drawingml/2006/picture">
+                      <pic:pic>
+                        <pic:nvPicPr>
+                          <pic:cNvPr id="0" name="frame_0000.jpg"/>
+                          <pic:cNvPicPr/>
+                        </pic:nvPicPr>
+                        <pic:blipFill>
+                          <a:blip r:embed="rId9"/>
+                          <a:stretch>
+                            <a:fillRect/>
+                          </a:stretch>
+                        </pic:blipFill>
+                        <pic:spPr>
+                          <a:xfrm>
+                            <a:off x="0" y="0"/>
+                            <a:ext cx="1097280" cy="617220"/>
+                          </a:xfrm>
+                          <a:prstGeom prst="rect"/>
+                        </pic:spPr>
+                      </pic:pic>
+                    </a:graphicData>
+                  </a:graphic>
+                </wp:inline>
+              </w:drawing>
             </w:r>
           </w:p>
         </w:tc>
@@ -3187,7 +7868,38 @@
           </w:tcPr>
           <w:p>
             <w:r>
-              <w:t>frame_0142.jpg</w:t>
+              <w:drawing>
+                <wp:inline xmlns:a="http://schemas.openxmlformats.org/drawingml/2006/main" xmlns:pic="http://schemas.openxmlformats.org/drawingml/2006/picture">
+                  <wp:extent cx="1097280" cy="617220"/>
+                  <wp:docPr id="152" name="Picture 152"/>
+                  <wp:cNvGraphicFramePr>
+                    <a:graphicFrameLocks noChangeAspect="1"/>
+                  </wp:cNvGraphicFramePr>
+                  <a:graphic>
+                    <a:graphicData uri="http://schemas.openxmlformats.org/drawingml/2006/picture">
+                      <pic:pic>
+                        <pic:nvPicPr>
+                          <pic:cNvPr id="0" name="frame_0142.jpg"/>
+                          <pic:cNvPicPr/>
+                        </pic:nvPicPr>
+                        <pic:blipFill>
+                          <a:blip r:embed="rId10"/>
+                          <a:stretch>
+                            <a:fillRect/>
+                          </a:stretch>
+                        </pic:blipFill>
+                        <pic:spPr>
+                          <a:xfrm>
+                            <a:off x="0" y="0"/>
+                            <a:ext cx="1097280" cy="617220"/>
+                          </a:xfrm>
+                          <a:prstGeom prst="rect"/>
+                        </pic:spPr>
+                      </pic:pic>
+                    </a:graphicData>
+                  </a:graphic>
+                </wp:inline>
+              </w:drawing>
             </w:r>
           </w:p>
         </w:tc>
@@ -3197,7 +7909,38 @@
           </w:tcPr>
           <w:p>
             <w:r>
-              <w:t>frame_0284.jpg</w:t>
+              <w:drawing>
+                <wp:inline xmlns:a="http://schemas.openxmlformats.org/drawingml/2006/main" xmlns:pic="http://schemas.openxmlformats.org/drawingml/2006/picture">
+                  <wp:extent cx="1097280" cy="617220"/>
+                  <wp:docPr id="153" name="Picture 153"/>
+                  <wp:cNvGraphicFramePr>
+                    <a:graphicFrameLocks noChangeAspect="1"/>
+                  </wp:cNvGraphicFramePr>
+                  <a:graphic>
+                    <a:graphicData uri="http://schemas.openxmlformats.org/drawingml/2006/picture">
+                      <pic:pic>
+                        <pic:nvPicPr>
+                          <pic:cNvPr id="0" name="frame_0284.jpg"/>
+                          <pic:cNvPicPr/>
+                        </pic:nvPicPr>
+                        <pic:blipFill>
+                          <a:blip r:embed="rId11"/>
+                          <a:stretch>
+                            <a:fillRect/>
+                          </a:stretch>
+                        </pic:blipFill>
+                        <pic:spPr>
+                          <a:xfrm>
+                            <a:off x="0" y="0"/>
+                            <a:ext cx="1097280" cy="617220"/>
+                          </a:xfrm>
+                          <a:prstGeom prst="rect"/>
+                        </pic:spPr>
+                      </pic:pic>
+                    </a:graphicData>
+                  </a:graphic>
+                </wp:inline>
+              </w:drawing>
             </w:r>
           </w:p>
         </w:tc>
@@ -3236,7 +7979,38 @@
           </w:tcPr>
           <w:p>
             <w:r>
-              <w:t>frame_0000.jpg</w:t>
+              <w:drawing>
+                <wp:inline xmlns:a="http://schemas.openxmlformats.org/drawingml/2006/main" xmlns:pic="http://schemas.openxmlformats.org/drawingml/2006/picture">
+                  <wp:extent cx="1097280" cy="617220"/>
+                  <wp:docPr id="154" name="Picture 154"/>
+                  <wp:cNvGraphicFramePr>
+                    <a:graphicFrameLocks noChangeAspect="1"/>
+                  </wp:cNvGraphicFramePr>
+                  <a:graphic>
+                    <a:graphicData uri="http://schemas.openxmlformats.org/drawingml/2006/picture">
+                      <pic:pic>
+                        <pic:nvPicPr>
+                          <pic:cNvPr id="0" name="frame_0000.jpg"/>
+                          <pic:cNvPicPr/>
+                        </pic:nvPicPr>
+                        <pic:blipFill>
+                          <a:blip r:embed="rId9"/>
+                          <a:stretch>
+                            <a:fillRect/>
+                          </a:stretch>
+                        </pic:blipFill>
+                        <pic:spPr>
+                          <a:xfrm>
+                            <a:off x="0" y="0"/>
+                            <a:ext cx="1097280" cy="617220"/>
+                          </a:xfrm>
+                          <a:prstGeom prst="rect"/>
+                        </pic:spPr>
+                      </pic:pic>
+                    </a:graphicData>
+                  </a:graphic>
+                </wp:inline>
+              </w:drawing>
             </w:r>
           </w:p>
         </w:tc>
@@ -3246,7 +8020,38 @@
           </w:tcPr>
           <w:p>
             <w:r>
-              <w:t>frame_0142.jpg</w:t>
+              <w:drawing>
+                <wp:inline xmlns:a="http://schemas.openxmlformats.org/drawingml/2006/main" xmlns:pic="http://schemas.openxmlformats.org/drawingml/2006/picture">
+                  <wp:extent cx="1097280" cy="617220"/>
+                  <wp:docPr id="155" name="Picture 155"/>
+                  <wp:cNvGraphicFramePr>
+                    <a:graphicFrameLocks noChangeAspect="1"/>
+                  </wp:cNvGraphicFramePr>
+                  <a:graphic>
+                    <a:graphicData uri="http://schemas.openxmlformats.org/drawingml/2006/picture">
+                      <pic:pic>
+                        <pic:nvPicPr>
+                          <pic:cNvPr id="0" name="frame_0142.jpg"/>
+                          <pic:cNvPicPr/>
+                        </pic:nvPicPr>
+                        <pic:blipFill>
+                          <a:blip r:embed="rId10"/>
+                          <a:stretch>
+                            <a:fillRect/>
+                          </a:stretch>
+                        </pic:blipFill>
+                        <pic:spPr>
+                          <a:xfrm>
+                            <a:off x="0" y="0"/>
+                            <a:ext cx="1097280" cy="617220"/>
+                          </a:xfrm>
+                          <a:prstGeom prst="rect"/>
+                        </pic:spPr>
+                      </pic:pic>
+                    </a:graphicData>
+                  </a:graphic>
+                </wp:inline>
+              </w:drawing>
             </w:r>
           </w:p>
         </w:tc>
@@ -3256,7 +8061,38 @@
           </w:tcPr>
           <w:p>
             <w:r>
-              <w:t>frame_0284.jpg</w:t>
+              <w:drawing>
+                <wp:inline xmlns:a="http://schemas.openxmlformats.org/drawingml/2006/main" xmlns:pic="http://schemas.openxmlformats.org/drawingml/2006/picture">
+                  <wp:extent cx="1097280" cy="617220"/>
+                  <wp:docPr id="156" name="Picture 156"/>
+                  <wp:cNvGraphicFramePr>
+                    <a:graphicFrameLocks noChangeAspect="1"/>
+                  </wp:cNvGraphicFramePr>
+                  <a:graphic>
+                    <a:graphicData uri="http://schemas.openxmlformats.org/drawingml/2006/picture">
+                      <pic:pic>
+                        <pic:nvPicPr>
+                          <pic:cNvPr id="0" name="frame_0284.jpg"/>
+                          <pic:cNvPicPr/>
+                        </pic:nvPicPr>
+                        <pic:blipFill>
+                          <a:blip r:embed="rId11"/>
+                          <a:stretch>
+                            <a:fillRect/>
+                          </a:stretch>
+                        </pic:blipFill>
+                        <pic:spPr>
+                          <a:xfrm>
+                            <a:off x="0" y="0"/>
+                            <a:ext cx="1097280" cy="617220"/>
+                          </a:xfrm>
+                          <a:prstGeom prst="rect"/>
+                        </pic:spPr>
+                      </pic:pic>
+                    </a:graphicData>
+                  </a:graphic>
+                </wp:inline>
+              </w:drawing>
             </w:r>
           </w:p>
         </w:tc>
@@ -3295,7 +8131,38 @@
           </w:tcPr>
           <w:p>
             <w:r>
-              <w:t>frame_0000.jpg</w:t>
+              <w:drawing>
+                <wp:inline xmlns:a="http://schemas.openxmlformats.org/drawingml/2006/main" xmlns:pic="http://schemas.openxmlformats.org/drawingml/2006/picture">
+                  <wp:extent cx="1097280" cy="617220"/>
+                  <wp:docPr id="157" name="Picture 157"/>
+                  <wp:cNvGraphicFramePr>
+                    <a:graphicFrameLocks noChangeAspect="1"/>
+                  </wp:cNvGraphicFramePr>
+                  <a:graphic>
+                    <a:graphicData uri="http://schemas.openxmlformats.org/drawingml/2006/picture">
+                      <pic:pic>
+                        <pic:nvPicPr>
+                          <pic:cNvPr id="0" name="frame_0000.jpg"/>
+                          <pic:cNvPicPr/>
+                        </pic:nvPicPr>
+                        <pic:blipFill>
+                          <a:blip r:embed="rId9"/>
+                          <a:stretch>
+                            <a:fillRect/>
+                          </a:stretch>
+                        </pic:blipFill>
+                        <pic:spPr>
+                          <a:xfrm>
+                            <a:off x="0" y="0"/>
+                            <a:ext cx="1097280" cy="617220"/>
+                          </a:xfrm>
+                          <a:prstGeom prst="rect"/>
+                        </pic:spPr>
+                      </pic:pic>
+                    </a:graphicData>
+                  </a:graphic>
+                </wp:inline>
+              </w:drawing>
             </w:r>
           </w:p>
         </w:tc>
@@ -3305,7 +8172,38 @@
           </w:tcPr>
           <w:p>
             <w:r>
-              <w:t>frame_0142.jpg</w:t>
+              <w:drawing>
+                <wp:inline xmlns:a="http://schemas.openxmlformats.org/drawingml/2006/main" xmlns:pic="http://schemas.openxmlformats.org/drawingml/2006/picture">
+                  <wp:extent cx="1097280" cy="617220"/>
+                  <wp:docPr id="158" name="Picture 158"/>
+                  <wp:cNvGraphicFramePr>
+                    <a:graphicFrameLocks noChangeAspect="1"/>
+                  </wp:cNvGraphicFramePr>
+                  <a:graphic>
+                    <a:graphicData uri="http://schemas.openxmlformats.org/drawingml/2006/picture">
+                      <pic:pic>
+                        <pic:nvPicPr>
+                          <pic:cNvPr id="0" name="frame_0142.jpg"/>
+                          <pic:cNvPicPr/>
+                        </pic:nvPicPr>
+                        <pic:blipFill>
+                          <a:blip r:embed="rId10"/>
+                          <a:stretch>
+                            <a:fillRect/>
+                          </a:stretch>
+                        </pic:blipFill>
+                        <pic:spPr>
+                          <a:xfrm>
+                            <a:off x="0" y="0"/>
+                            <a:ext cx="1097280" cy="617220"/>
+                          </a:xfrm>
+                          <a:prstGeom prst="rect"/>
+                        </pic:spPr>
+                      </pic:pic>
+                    </a:graphicData>
+                  </a:graphic>
+                </wp:inline>
+              </w:drawing>
             </w:r>
           </w:p>
         </w:tc>
@@ -3315,7 +8213,38 @@
           </w:tcPr>
           <w:p>
             <w:r>
-              <w:t>frame_0284.jpg</w:t>
+              <w:drawing>
+                <wp:inline xmlns:a="http://schemas.openxmlformats.org/drawingml/2006/main" xmlns:pic="http://schemas.openxmlformats.org/drawingml/2006/picture">
+                  <wp:extent cx="1097280" cy="617220"/>
+                  <wp:docPr id="159" name="Picture 159"/>
+                  <wp:cNvGraphicFramePr>
+                    <a:graphicFrameLocks noChangeAspect="1"/>
+                  </wp:cNvGraphicFramePr>
+                  <a:graphic>
+                    <a:graphicData uri="http://schemas.openxmlformats.org/drawingml/2006/picture">
+                      <pic:pic>
+                        <pic:nvPicPr>
+                          <pic:cNvPr id="0" name="frame_0284.jpg"/>
+                          <pic:cNvPicPr/>
+                        </pic:nvPicPr>
+                        <pic:blipFill>
+                          <a:blip r:embed="rId11"/>
+                          <a:stretch>
+                            <a:fillRect/>
+                          </a:stretch>
+                        </pic:blipFill>
+                        <pic:spPr>
+                          <a:xfrm>
+                            <a:off x="0" y="0"/>
+                            <a:ext cx="1097280" cy="617220"/>
+                          </a:xfrm>
+                          <a:prstGeom prst="rect"/>
+                        </pic:spPr>
+                      </pic:pic>
+                    </a:graphicData>
+                  </a:graphic>
+                </wp:inline>
+              </w:drawing>
             </w:r>
           </w:p>
         </w:tc>
@@ -3354,7 +8283,38 @@
           </w:tcPr>
           <w:p>
             <w:r>
-              <w:t>frame_0000.jpg</w:t>
+              <w:drawing>
+                <wp:inline xmlns:a="http://schemas.openxmlformats.org/drawingml/2006/main" xmlns:pic="http://schemas.openxmlformats.org/drawingml/2006/picture">
+                  <wp:extent cx="1097280" cy="617220"/>
+                  <wp:docPr id="160" name="Picture 160"/>
+                  <wp:cNvGraphicFramePr>
+                    <a:graphicFrameLocks noChangeAspect="1"/>
+                  </wp:cNvGraphicFramePr>
+                  <a:graphic>
+                    <a:graphicData uri="http://schemas.openxmlformats.org/drawingml/2006/picture">
+                      <pic:pic>
+                        <pic:nvPicPr>
+                          <pic:cNvPr id="0" name="frame_0000.jpg"/>
+                          <pic:cNvPicPr/>
+                        </pic:nvPicPr>
+                        <pic:blipFill>
+                          <a:blip r:embed="rId9"/>
+                          <a:stretch>
+                            <a:fillRect/>
+                          </a:stretch>
+                        </pic:blipFill>
+                        <pic:spPr>
+                          <a:xfrm>
+                            <a:off x="0" y="0"/>
+                            <a:ext cx="1097280" cy="617220"/>
+                          </a:xfrm>
+                          <a:prstGeom prst="rect"/>
+                        </pic:spPr>
+                      </pic:pic>
+                    </a:graphicData>
+                  </a:graphic>
+                </wp:inline>
+              </w:drawing>
             </w:r>
           </w:p>
         </w:tc>
@@ -3364,7 +8324,38 @@
           </w:tcPr>
           <w:p>
             <w:r>
-              <w:t>frame_0142.jpg</w:t>
+              <w:drawing>
+                <wp:inline xmlns:a="http://schemas.openxmlformats.org/drawingml/2006/main" xmlns:pic="http://schemas.openxmlformats.org/drawingml/2006/picture">
+                  <wp:extent cx="1097280" cy="617220"/>
+                  <wp:docPr id="161" name="Picture 161"/>
+                  <wp:cNvGraphicFramePr>
+                    <a:graphicFrameLocks noChangeAspect="1"/>
+                  </wp:cNvGraphicFramePr>
+                  <a:graphic>
+                    <a:graphicData uri="http://schemas.openxmlformats.org/drawingml/2006/picture">
+                      <pic:pic>
+                        <pic:nvPicPr>
+                          <pic:cNvPr id="0" name="frame_0142.jpg"/>
+                          <pic:cNvPicPr/>
+                        </pic:nvPicPr>
+                        <pic:blipFill>
+                          <a:blip r:embed="rId10"/>
+                          <a:stretch>
+                            <a:fillRect/>
+                          </a:stretch>
+                        </pic:blipFill>
+                        <pic:spPr>
+                          <a:xfrm>
+                            <a:off x="0" y="0"/>
+                            <a:ext cx="1097280" cy="617220"/>
+                          </a:xfrm>
+                          <a:prstGeom prst="rect"/>
+                        </pic:spPr>
+                      </pic:pic>
+                    </a:graphicData>
+                  </a:graphic>
+                </wp:inline>
+              </w:drawing>
             </w:r>
           </w:p>
         </w:tc>
@@ -3374,7 +8365,38 @@
           </w:tcPr>
           <w:p>
             <w:r>
-              <w:t>frame_0284.jpg</w:t>
+              <w:drawing>
+                <wp:inline xmlns:a="http://schemas.openxmlformats.org/drawingml/2006/main" xmlns:pic="http://schemas.openxmlformats.org/drawingml/2006/picture">
+                  <wp:extent cx="1097280" cy="617220"/>
+                  <wp:docPr id="162" name="Picture 162"/>
+                  <wp:cNvGraphicFramePr>
+                    <a:graphicFrameLocks noChangeAspect="1"/>
+                  </wp:cNvGraphicFramePr>
+                  <a:graphic>
+                    <a:graphicData uri="http://schemas.openxmlformats.org/drawingml/2006/picture">
+                      <pic:pic>
+                        <pic:nvPicPr>
+                          <pic:cNvPr id="0" name="frame_0284.jpg"/>
+                          <pic:cNvPicPr/>
+                        </pic:nvPicPr>
+                        <pic:blipFill>
+                          <a:blip r:embed="rId11"/>
+                          <a:stretch>
+                            <a:fillRect/>
+                          </a:stretch>
+                        </pic:blipFill>
+                        <pic:spPr>
+                          <a:xfrm>
+                            <a:off x="0" y="0"/>
+                            <a:ext cx="1097280" cy="617220"/>
+                          </a:xfrm>
+                          <a:prstGeom prst="rect"/>
+                        </pic:spPr>
+                      </pic:pic>
+                    </a:graphicData>
+                  </a:graphic>
+                </wp:inline>
+              </w:drawing>
             </w:r>
           </w:p>
         </w:tc>
@@ -3413,7 +8435,38 @@
           </w:tcPr>
           <w:p>
             <w:r>
-              <w:t>frame_0000.jpg</w:t>
+              <w:drawing>
+                <wp:inline xmlns:a="http://schemas.openxmlformats.org/drawingml/2006/main" xmlns:pic="http://schemas.openxmlformats.org/drawingml/2006/picture">
+                  <wp:extent cx="1097280" cy="617220"/>
+                  <wp:docPr id="163" name="Picture 163"/>
+                  <wp:cNvGraphicFramePr>
+                    <a:graphicFrameLocks noChangeAspect="1"/>
+                  </wp:cNvGraphicFramePr>
+                  <a:graphic>
+                    <a:graphicData uri="http://schemas.openxmlformats.org/drawingml/2006/picture">
+                      <pic:pic>
+                        <pic:nvPicPr>
+                          <pic:cNvPr id="0" name="frame_0000.jpg"/>
+                          <pic:cNvPicPr/>
+                        </pic:nvPicPr>
+                        <pic:blipFill>
+                          <a:blip r:embed="rId9"/>
+                          <a:stretch>
+                            <a:fillRect/>
+                          </a:stretch>
+                        </pic:blipFill>
+                        <pic:spPr>
+                          <a:xfrm>
+                            <a:off x="0" y="0"/>
+                            <a:ext cx="1097280" cy="617220"/>
+                          </a:xfrm>
+                          <a:prstGeom prst="rect"/>
+                        </pic:spPr>
+                      </pic:pic>
+                    </a:graphicData>
+                  </a:graphic>
+                </wp:inline>
+              </w:drawing>
             </w:r>
           </w:p>
         </w:tc>
@@ -3423,7 +8476,38 @@
           </w:tcPr>
           <w:p>
             <w:r>
-              <w:t>frame_0142.jpg</w:t>
+              <w:drawing>
+                <wp:inline xmlns:a="http://schemas.openxmlformats.org/drawingml/2006/main" xmlns:pic="http://schemas.openxmlformats.org/drawingml/2006/picture">
+                  <wp:extent cx="1097280" cy="617220"/>
+                  <wp:docPr id="164" name="Picture 164"/>
+                  <wp:cNvGraphicFramePr>
+                    <a:graphicFrameLocks noChangeAspect="1"/>
+                  </wp:cNvGraphicFramePr>
+                  <a:graphic>
+                    <a:graphicData uri="http://schemas.openxmlformats.org/drawingml/2006/picture">
+                      <pic:pic>
+                        <pic:nvPicPr>
+                          <pic:cNvPr id="0" name="frame_0142.jpg"/>
+                          <pic:cNvPicPr/>
+                        </pic:nvPicPr>
+                        <pic:blipFill>
+                          <a:blip r:embed="rId10"/>
+                          <a:stretch>
+                            <a:fillRect/>
+                          </a:stretch>
+                        </pic:blipFill>
+                        <pic:spPr>
+                          <a:xfrm>
+                            <a:off x="0" y="0"/>
+                            <a:ext cx="1097280" cy="617220"/>
+                          </a:xfrm>
+                          <a:prstGeom prst="rect"/>
+                        </pic:spPr>
+                      </pic:pic>
+                    </a:graphicData>
+                  </a:graphic>
+                </wp:inline>
+              </w:drawing>
             </w:r>
           </w:p>
         </w:tc>
@@ -3433,7 +8517,38 @@
           </w:tcPr>
           <w:p>
             <w:r>
-              <w:t>frame_0284.jpg</w:t>
+              <w:drawing>
+                <wp:inline xmlns:a="http://schemas.openxmlformats.org/drawingml/2006/main" xmlns:pic="http://schemas.openxmlformats.org/drawingml/2006/picture">
+                  <wp:extent cx="1097280" cy="617220"/>
+                  <wp:docPr id="165" name="Picture 165"/>
+                  <wp:cNvGraphicFramePr>
+                    <a:graphicFrameLocks noChangeAspect="1"/>
+                  </wp:cNvGraphicFramePr>
+                  <a:graphic>
+                    <a:graphicData uri="http://schemas.openxmlformats.org/drawingml/2006/picture">
+                      <pic:pic>
+                        <pic:nvPicPr>
+                          <pic:cNvPr id="0" name="frame_0284.jpg"/>
+                          <pic:cNvPicPr/>
+                        </pic:nvPicPr>
+                        <pic:blipFill>
+                          <a:blip r:embed="rId11"/>
+                          <a:stretch>
+                            <a:fillRect/>
+                          </a:stretch>
+                        </pic:blipFill>
+                        <pic:spPr>
+                          <a:xfrm>
+                            <a:off x="0" y="0"/>
+                            <a:ext cx="1097280" cy="617220"/>
+                          </a:xfrm>
+                          <a:prstGeom prst="rect"/>
+                        </pic:spPr>
+                      </pic:pic>
+                    </a:graphicData>
+                  </a:graphic>
+                </wp:inline>
+              </w:drawing>
             </w:r>
           </w:p>
         </w:tc>
@@ -3477,7 +8592,38 @@
           </w:tcPr>
           <w:p>
             <w:r>
-              <w:t>frame_0000.jpg</w:t>
+              <w:drawing>
+                <wp:inline xmlns:a="http://schemas.openxmlformats.org/drawingml/2006/main" xmlns:pic="http://schemas.openxmlformats.org/drawingml/2006/picture">
+                  <wp:extent cx="1097280" cy="617220"/>
+                  <wp:docPr id="166" name="Picture 166"/>
+                  <wp:cNvGraphicFramePr>
+                    <a:graphicFrameLocks noChangeAspect="1"/>
+                  </wp:cNvGraphicFramePr>
+                  <a:graphic>
+                    <a:graphicData uri="http://schemas.openxmlformats.org/drawingml/2006/picture">
+                      <pic:pic>
+                        <pic:nvPicPr>
+                          <pic:cNvPr id="0" name="frame_0000.jpg"/>
+                          <pic:cNvPicPr/>
+                        </pic:nvPicPr>
+                        <pic:blipFill>
+                          <a:blip r:embed="rId9"/>
+                          <a:stretch>
+                            <a:fillRect/>
+                          </a:stretch>
+                        </pic:blipFill>
+                        <pic:spPr>
+                          <a:xfrm>
+                            <a:off x="0" y="0"/>
+                            <a:ext cx="1097280" cy="617220"/>
+                          </a:xfrm>
+                          <a:prstGeom prst="rect"/>
+                        </pic:spPr>
+                      </pic:pic>
+                    </a:graphicData>
+                  </a:graphic>
+                </wp:inline>
+              </w:drawing>
             </w:r>
           </w:p>
         </w:tc>
@@ -3487,7 +8633,38 @@
           </w:tcPr>
           <w:p>
             <w:r>
-              <w:t>frame_0142.jpg</w:t>
+              <w:drawing>
+                <wp:inline xmlns:a="http://schemas.openxmlformats.org/drawingml/2006/main" xmlns:pic="http://schemas.openxmlformats.org/drawingml/2006/picture">
+                  <wp:extent cx="1097280" cy="617220"/>
+                  <wp:docPr id="167" name="Picture 167"/>
+                  <wp:cNvGraphicFramePr>
+                    <a:graphicFrameLocks noChangeAspect="1"/>
+                  </wp:cNvGraphicFramePr>
+                  <a:graphic>
+                    <a:graphicData uri="http://schemas.openxmlformats.org/drawingml/2006/picture">
+                      <pic:pic>
+                        <pic:nvPicPr>
+                          <pic:cNvPr id="0" name="frame_0142.jpg"/>
+                          <pic:cNvPicPr/>
+                        </pic:nvPicPr>
+                        <pic:blipFill>
+                          <a:blip r:embed="rId10"/>
+                          <a:stretch>
+                            <a:fillRect/>
+                          </a:stretch>
+                        </pic:blipFill>
+                        <pic:spPr>
+                          <a:xfrm>
+                            <a:off x="0" y="0"/>
+                            <a:ext cx="1097280" cy="617220"/>
+                          </a:xfrm>
+                          <a:prstGeom prst="rect"/>
+                        </pic:spPr>
+                      </pic:pic>
+                    </a:graphicData>
+                  </a:graphic>
+                </wp:inline>
+              </w:drawing>
             </w:r>
           </w:p>
         </w:tc>
@@ -3497,7 +8674,38 @@
           </w:tcPr>
           <w:p>
             <w:r>
-              <w:t>frame_0284.jpg</w:t>
+              <w:drawing>
+                <wp:inline xmlns:a="http://schemas.openxmlformats.org/drawingml/2006/main" xmlns:pic="http://schemas.openxmlformats.org/drawingml/2006/picture">
+                  <wp:extent cx="1097280" cy="617220"/>
+                  <wp:docPr id="168" name="Picture 168"/>
+                  <wp:cNvGraphicFramePr>
+                    <a:graphicFrameLocks noChangeAspect="1"/>
+                  </wp:cNvGraphicFramePr>
+                  <a:graphic>
+                    <a:graphicData uri="http://schemas.openxmlformats.org/drawingml/2006/picture">
+                      <pic:pic>
+                        <pic:nvPicPr>
+                          <pic:cNvPr id="0" name="frame_0284.jpg"/>
+                          <pic:cNvPicPr/>
+                        </pic:nvPicPr>
+                        <pic:blipFill>
+                          <a:blip r:embed="rId11"/>
+                          <a:stretch>
+                            <a:fillRect/>
+                          </a:stretch>
+                        </pic:blipFill>
+                        <pic:spPr>
+                          <a:xfrm>
+                            <a:off x="0" y="0"/>
+                            <a:ext cx="1097280" cy="617220"/>
+                          </a:xfrm>
+                          <a:prstGeom prst="rect"/>
+                        </pic:spPr>
+                      </pic:pic>
+                    </a:graphicData>
+                  </a:graphic>
+                </wp:inline>
+              </w:drawing>
             </w:r>
           </w:p>
         </w:tc>
@@ -3536,7 +8744,38 @@
           </w:tcPr>
           <w:p>
             <w:r>
-              <w:t>frame_0000.jpg</w:t>
+              <w:drawing>
+                <wp:inline xmlns:a="http://schemas.openxmlformats.org/drawingml/2006/main" xmlns:pic="http://schemas.openxmlformats.org/drawingml/2006/picture">
+                  <wp:extent cx="1097280" cy="617220"/>
+                  <wp:docPr id="169" name="Picture 169"/>
+                  <wp:cNvGraphicFramePr>
+                    <a:graphicFrameLocks noChangeAspect="1"/>
+                  </wp:cNvGraphicFramePr>
+                  <a:graphic>
+                    <a:graphicData uri="http://schemas.openxmlformats.org/drawingml/2006/picture">
+                      <pic:pic>
+                        <pic:nvPicPr>
+                          <pic:cNvPr id="0" name="frame_0000.jpg"/>
+                          <pic:cNvPicPr/>
+                        </pic:nvPicPr>
+                        <pic:blipFill>
+                          <a:blip r:embed="rId9"/>
+                          <a:stretch>
+                            <a:fillRect/>
+                          </a:stretch>
+                        </pic:blipFill>
+                        <pic:spPr>
+                          <a:xfrm>
+                            <a:off x="0" y="0"/>
+                            <a:ext cx="1097280" cy="617220"/>
+                          </a:xfrm>
+                          <a:prstGeom prst="rect"/>
+                        </pic:spPr>
+                      </pic:pic>
+                    </a:graphicData>
+                  </a:graphic>
+                </wp:inline>
+              </w:drawing>
             </w:r>
           </w:p>
         </w:tc>
@@ -3546,7 +8785,38 @@
           </w:tcPr>
           <w:p>
             <w:r>
-              <w:t>frame_0142.jpg</w:t>
+              <w:drawing>
+                <wp:inline xmlns:a="http://schemas.openxmlformats.org/drawingml/2006/main" xmlns:pic="http://schemas.openxmlformats.org/drawingml/2006/picture">
+                  <wp:extent cx="1097280" cy="617220"/>
+                  <wp:docPr id="170" name="Picture 170"/>
+                  <wp:cNvGraphicFramePr>
+                    <a:graphicFrameLocks noChangeAspect="1"/>
+                  </wp:cNvGraphicFramePr>
+                  <a:graphic>
+                    <a:graphicData uri="http://schemas.openxmlformats.org/drawingml/2006/picture">
+                      <pic:pic>
+                        <pic:nvPicPr>
+                          <pic:cNvPr id="0" name="frame_0142.jpg"/>
+                          <pic:cNvPicPr/>
+                        </pic:nvPicPr>
+                        <pic:blipFill>
+                          <a:blip r:embed="rId10"/>
+                          <a:stretch>
+                            <a:fillRect/>
+                          </a:stretch>
+                        </pic:blipFill>
+                        <pic:spPr>
+                          <a:xfrm>
+                            <a:off x="0" y="0"/>
+                            <a:ext cx="1097280" cy="617220"/>
+                          </a:xfrm>
+                          <a:prstGeom prst="rect"/>
+                        </pic:spPr>
+                      </pic:pic>
+                    </a:graphicData>
+                  </a:graphic>
+                </wp:inline>
+              </w:drawing>
             </w:r>
           </w:p>
         </w:tc>
@@ -3556,7 +8826,38 @@
           </w:tcPr>
           <w:p>
             <w:r>
-              <w:t>frame_0284.jpg</w:t>
+              <w:drawing>
+                <wp:inline xmlns:a="http://schemas.openxmlformats.org/drawingml/2006/main" xmlns:pic="http://schemas.openxmlformats.org/drawingml/2006/picture">
+                  <wp:extent cx="1097280" cy="617220"/>
+                  <wp:docPr id="171" name="Picture 171"/>
+                  <wp:cNvGraphicFramePr>
+                    <a:graphicFrameLocks noChangeAspect="1"/>
+                  </wp:cNvGraphicFramePr>
+                  <a:graphic>
+                    <a:graphicData uri="http://schemas.openxmlformats.org/drawingml/2006/picture">
+                      <pic:pic>
+                        <pic:nvPicPr>
+                          <pic:cNvPr id="0" name="frame_0284.jpg"/>
+                          <pic:cNvPicPr/>
+                        </pic:nvPicPr>
+                        <pic:blipFill>
+                          <a:blip r:embed="rId11"/>
+                          <a:stretch>
+                            <a:fillRect/>
+                          </a:stretch>
+                        </pic:blipFill>
+                        <pic:spPr>
+                          <a:xfrm>
+                            <a:off x="0" y="0"/>
+                            <a:ext cx="1097280" cy="617220"/>
+                          </a:xfrm>
+                          <a:prstGeom prst="rect"/>
+                        </pic:spPr>
+                      </pic:pic>
+                    </a:graphicData>
+                  </a:graphic>
+                </wp:inline>
+              </w:drawing>
             </w:r>
           </w:p>
         </w:tc>
@@ -3595,7 +8896,38 @@
           </w:tcPr>
           <w:p>
             <w:r>
-              <w:t>frame_0000.jpg</w:t>
+              <w:drawing>
+                <wp:inline xmlns:a="http://schemas.openxmlformats.org/drawingml/2006/main" xmlns:pic="http://schemas.openxmlformats.org/drawingml/2006/picture">
+                  <wp:extent cx="1097280" cy="617220"/>
+                  <wp:docPr id="172" name="Picture 172"/>
+                  <wp:cNvGraphicFramePr>
+                    <a:graphicFrameLocks noChangeAspect="1"/>
+                  </wp:cNvGraphicFramePr>
+                  <a:graphic>
+                    <a:graphicData uri="http://schemas.openxmlformats.org/drawingml/2006/picture">
+                      <pic:pic>
+                        <pic:nvPicPr>
+                          <pic:cNvPr id="0" name="frame_0000.jpg"/>
+                          <pic:cNvPicPr/>
+                        </pic:nvPicPr>
+                        <pic:blipFill>
+                          <a:blip r:embed="rId9"/>
+                          <a:stretch>
+                            <a:fillRect/>
+                          </a:stretch>
+                        </pic:blipFill>
+                        <pic:spPr>
+                          <a:xfrm>
+                            <a:off x="0" y="0"/>
+                            <a:ext cx="1097280" cy="617220"/>
+                          </a:xfrm>
+                          <a:prstGeom prst="rect"/>
+                        </pic:spPr>
+                      </pic:pic>
+                    </a:graphicData>
+                  </a:graphic>
+                </wp:inline>
+              </w:drawing>
             </w:r>
           </w:p>
         </w:tc>
@@ -3605,7 +8937,38 @@
           </w:tcPr>
           <w:p>
             <w:r>
-              <w:t>frame_0142.jpg</w:t>
+              <w:drawing>
+                <wp:inline xmlns:a="http://schemas.openxmlformats.org/drawingml/2006/main" xmlns:pic="http://schemas.openxmlformats.org/drawingml/2006/picture">
+                  <wp:extent cx="1097280" cy="617220"/>
+                  <wp:docPr id="173" name="Picture 173"/>
+                  <wp:cNvGraphicFramePr>
+                    <a:graphicFrameLocks noChangeAspect="1"/>
+                  </wp:cNvGraphicFramePr>
+                  <a:graphic>
+                    <a:graphicData uri="http://schemas.openxmlformats.org/drawingml/2006/picture">
+                      <pic:pic>
+                        <pic:nvPicPr>
+                          <pic:cNvPr id="0" name="frame_0142.jpg"/>
+                          <pic:cNvPicPr/>
+                        </pic:nvPicPr>
+                        <pic:blipFill>
+                          <a:blip r:embed="rId10"/>
+                          <a:stretch>
+                            <a:fillRect/>
+                          </a:stretch>
+                        </pic:blipFill>
+                        <pic:spPr>
+                          <a:xfrm>
+                            <a:off x="0" y="0"/>
+                            <a:ext cx="1097280" cy="617220"/>
+                          </a:xfrm>
+                          <a:prstGeom prst="rect"/>
+                        </pic:spPr>
+                      </pic:pic>
+                    </a:graphicData>
+                  </a:graphic>
+                </wp:inline>
+              </w:drawing>
             </w:r>
           </w:p>
         </w:tc>
@@ -3615,7 +8978,38 @@
           </w:tcPr>
           <w:p>
             <w:r>
-              <w:t>frame_0284.jpg</w:t>
+              <w:drawing>
+                <wp:inline xmlns:a="http://schemas.openxmlformats.org/drawingml/2006/main" xmlns:pic="http://schemas.openxmlformats.org/drawingml/2006/picture">
+                  <wp:extent cx="1097280" cy="617220"/>
+                  <wp:docPr id="174" name="Picture 174"/>
+                  <wp:cNvGraphicFramePr>
+                    <a:graphicFrameLocks noChangeAspect="1"/>
+                  </wp:cNvGraphicFramePr>
+                  <a:graphic>
+                    <a:graphicData uri="http://schemas.openxmlformats.org/drawingml/2006/picture">
+                      <pic:pic>
+                        <pic:nvPicPr>
+                          <pic:cNvPr id="0" name="frame_0284.jpg"/>
+                          <pic:cNvPicPr/>
+                        </pic:nvPicPr>
+                        <pic:blipFill>
+                          <a:blip r:embed="rId11"/>
+                          <a:stretch>
+                            <a:fillRect/>
+                          </a:stretch>
+                        </pic:blipFill>
+                        <pic:spPr>
+                          <a:xfrm>
+                            <a:off x="0" y="0"/>
+                            <a:ext cx="1097280" cy="617220"/>
+                          </a:xfrm>
+                          <a:prstGeom prst="rect"/>
+                        </pic:spPr>
+                      </pic:pic>
+                    </a:graphicData>
+                  </a:graphic>
+                </wp:inline>
+              </w:drawing>
             </w:r>
           </w:p>
         </w:tc>
@@ -3654,7 +9048,38 @@
           </w:tcPr>
           <w:p>
             <w:r>
-              <w:t>frame_0000.jpg</w:t>
+              <w:drawing>
+                <wp:inline xmlns:a="http://schemas.openxmlformats.org/drawingml/2006/main" xmlns:pic="http://schemas.openxmlformats.org/drawingml/2006/picture">
+                  <wp:extent cx="1097280" cy="617220"/>
+                  <wp:docPr id="175" name="Picture 175"/>
+                  <wp:cNvGraphicFramePr>
+                    <a:graphicFrameLocks noChangeAspect="1"/>
+                  </wp:cNvGraphicFramePr>
+                  <a:graphic>
+                    <a:graphicData uri="http://schemas.openxmlformats.org/drawingml/2006/picture">
+                      <pic:pic>
+                        <pic:nvPicPr>
+                          <pic:cNvPr id="0" name="frame_0000.jpg"/>
+                          <pic:cNvPicPr/>
+                        </pic:nvPicPr>
+                        <pic:blipFill>
+                          <a:blip r:embed="rId9"/>
+                          <a:stretch>
+                            <a:fillRect/>
+                          </a:stretch>
+                        </pic:blipFill>
+                        <pic:spPr>
+                          <a:xfrm>
+                            <a:off x="0" y="0"/>
+                            <a:ext cx="1097280" cy="617220"/>
+                          </a:xfrm>
+                          <a:prstGeom prst="rect"/>
+                        </pic:spPr>
+                      </pic:pic>
+                    </a:graphicData>
+                  </a:graphic>
+                </wp:inline>
+              </w:drawing>
             </w:r>
           </w:p>
         </w:tc>
@@ -3664,7 +9089,38 @@
           </w:tcPr>
           <w:p>
             <w:r>
-              <w:t>frame_0142.jpg</w:t>
+              <w:drawing>
+                <wp:inline xmlns:a="http://schemas.openxmlformats.org/drawingml/2006/main" xmlns:pic="http://schemas.openxmlformats.org/drawingml/2006/picture">
+                  <wp:extent cx="1097280" cy="617220"/>
+                  <wp:docPr id="176" name="Picture 176"/>
+                  <wp:cNvGraphicFramePr>
+                    <a:graphicFrameLocks noChangeAspect="1"/>
+                  </wp:cNvGraphicFramePr>
+                  <a:graphic>
+                    <a:graphicData uri="http://schemas.openxmlformats.org/drawingml/2006/picture">
+                      <pic:pic>
+                        <pic:nvPicPr>
+                          <pic:cNvPr id="0" name="frame_0142.jpg"/>
+                          <pic:cNvPicPr/>
+                        </pic:nvPicPr>
+                        <pic:blipFill>
+                          <a:blip r:embed="rId10"/>
+                          <a:stretch>
+                            <a:fillRect/>
+                          </a:stretch>
+                        </pic:blipFill>
+                        <pic:spPr>
+                          <a:xfrm>
+                            <a:off x="0" y="0"/>
+                            <a:ext cx="1097280" cy="617220"/>
+                          </a:xfrm>
+                          <a:prstGeom prst="rect"/>
+                        </pic:spPr>
+                      </pic:pic>
+                    </a:graphicData>
+                  </a:graphic>
+                </wp:inline>
+              </w:drawing>
             </w:r>
           </w:p>
         </w:tc>
@@ -3674,7 +9130,38 @@
           </w:tcPr>
           <w:p>
             <w:r>
-              <w:t>frame_0284.jpg</w:t>
+              <w:drawing>
+                <wp:inline xmlns:a="http://schemas.openxmlformats.org/drawingml/2006/main" xmlns:pic="http://schemas.openxmlformats.org/drawingml/2006/picture">
+                  <wp:extent cx="1097280" cy="617220"/>
+                  <wp:docPr id="177" name="Picture 177"/>
+                  <wp:cNvGraphicFramePr>
+                    <a:graphicFrameLocks noChangeAspect="1"/>
+                  </wp:cNvGraphicFramePr>
+                  <a:graphic>
+                    <a:graphicData uri="http://schemas.openxmlformats.org/drawingml/2006/picture">
+                      <pic:pic>
+                        <pic:nvPicPr>
+                          <pic:cNvPr id="0" name="frame_0284.jpg"/>
+                          <pic:cNvPicPr/>
+                        </pic:nvPicPr>
+                        <pic:blipFill>
+                          <a:blip r:embed="rId11"/>
+                          <a:stretch>
+                            <a:fillRect/>
+                          </a:stretch>
+                        </pic:blipFill>
+                        <pic:spPr>
+                          <a:xfrm>
+                            <a:off x="0" y="0"/>
+                            <a:ext cx="1097280" cy="617220"/>
+                          </a:xfrm>
+                          <a:prstGeom prst="rect"/>
+                        </pic:spPr>
+                      </pic:pic>
+                    </a:graphicData>
+                  </a:graphic>
+                </wp:inline>
+              </w:drawing>
             </w:r>
           </w:p>
         </w:tc>
@@ -3713,7 +9200,38 @@
           </w:tcPr>
           <w:p>
             <w:r>
-              <w:t>frame_0000.jpg</w:t>
+              <w:drawing>
+                <wp:inline xmlns:a="http://schemas.openxmlformats.org/drawingml/2006/main" xmlns:pic="http://schemas.openxmlformats.org/drawingml/2006/picture">
+                  <wp:extent cx="1097280" cy="617220"/>
+                  <wp:docPr id="178" name="Picture 178"/>
+                  <wp:cNvGraphicFramePr>
+                    <a:graphicFrameLocks noChangeAspect="1"/>
+                  </wp:cNvGraphicFramePr>
+                  <a:graphic>
+                    <a:graphicData uri="http://schemas.openxmlformats.org/drawingml/2006/picture">
+                      <pic:pic>
+                        <pic:nvPicPr>
+                          <pic:cNvPr id="0" name="frame_0000.jpg"/>
+                          <pic:cNvPicPr/>
+                        </pic:nvPicPr>
+                        <pic:blipFill>
+                          <a:blip r:embed="rId9"/>
+                          <a:stretch>
+                            <a:fillRect/>
+                          </a:stretch>
+                        </pic:blipFill>
+                        <pic:spPr>
+                          <a:xfrm>
+                            <a:off x="0" y="0"/>
+                            <a:ext cx="1097280" cy="617220"/>
+                          </a:xfrm>
+                          <a:prstGeom prst="rect"/>
+                        </pic:spPr>
+                      </pic:pic>
+                    </a:graphicData>
+                  </a:graphic>
+                </wp:inline>
+              </w:drawing>
             </w:r>
           </w:p>
         </w:tc>
@@ -3723,7 +9241,38 @@
           </w:tcPr>
           <w:p>
             <w:r>
-              <w:t>frame_0142.jpg</w:t>
+              <w:drawing>
+                <wp:inline xmlns:a="http://schemas.openxmlformats.org/drawingml/2006/main" xmlns:pic="http://schemas.openxmlformats.org/drawingml/2006/picture">
+                  <wp:extent cx="1097280" cy="617220"/>
+                  <wp:docPr id="179" name="Picture 179"/>
+                  <wp:cNvGraphicFramePr>
+                    <a:graphicFrameLocks noChangeAspect="1"/>
+                  </wp:cNvGraphicFramePr>
+                  <a:graphic>
+                    <a:graphicData uri="http://schemas.openxmlformats.org/drawingml/2006/picture">
+                      <pic:pic>
+                        <pic:nvPicPr>
+                          <pic:cNvPr id="0" name="frame_0142.jpg"/>
+                          <pic:cNvPicPr/>
+                        </pic:nvPicPr>
+                        <pic:blipFill>
+                          <a:blip r:embed="rId10"/>
+                          <a:stretch>
+                            <a:fillRect/>
+                          </a:stretch>
+                        </pic:blipFill>
+                        <pic:spPr>
+                          <a:xfrm>
+                            <a:off x="0" y="0"/>
+                            <a:ext cx="1097280" cy="617220"/>
+                          </a:xfrm>
+                          <a:prstGeom prst="rect"/>
+                        </pic:spPr>
+                      </pic:pic>
+                    </a:graphicData>
+                  </a:graphic>
+                </wp:inline>
+              </w:drawing>
             </w:r>
           </w:p>
         </w:tc>
@@ -3733,7 +9282,38 @@
           </w:tcPr>
           <w:p>
             <w:r>
-              <w:t>frame_0284.jpg</w:t>
+              <w:drawing>
+                <wp:inline xmlns:a="http://schemas.openxmlformats.org/drawingml/2006/main" xmlns:pic="http://schemas.openxmlformats.org/drawingml/2006/picture">
+                  <wp:extent cx="1097280" cy="617220"/>
+                  <wp:docPr id="180" name="Picture 180"/>
+                  <wp:cNvGraphicFramePr>
+                    <a:graphicFrameLocks noChangeAspect="1"/>
+                  </wp:cNvGraphicFramePr>
+                  <a:graphic>
+                    <a:graphicData uri="http://schemas.openxmlformats.org/drawingml/2006/picture">
+                      <pic:pic>
+                        <pic:nvPicPr>
+                          <pic:cNvPr id="0" name="frame_0284.jpg"/>
+                          <pic:cNvPicPr/>
+                        </pic:nvPicPr>
+                        <pic:blipFill>
+                          <a:blip r:embed="rId11"/>
+                          <a:stretch>
+                            <a:fillRect/>
+                          </a:stretch>
+                        </pic:blipFill>
+                        <pic:spPr>
+                          <a:xfrm>
+                            <a:off x="0" y="0"/>
+                            <a:ext cx="1097280" cy="617220"/>
+                          </a:xfrm>
+                          <a:prstGeom prst="rect"/>
+                        </pic:spPr>
+                      </pic:pic>
+                    </a:graphicData>
+                  </a:graphic>
+                </wp:inline>
+              </w:drawing>
             </w:r>
           </w:p>
         </w:tc>
@@ -3780,7 +9360,38 @@
           </w:tcPr>
           <w:p>
             <w:r>
-              <w:t>frame_0000.jpg</w:t>
+              <w:drawing>
+                <wp:inline xmlns:a="http://schemas.openxmlformats.org/drawingml/2006/main" xmlns:pic="http://schemas.openxmlformats.org/drawingml/2006/picture">
+                  <wp:extent cx="1280160" cy="720090"/>
+                  <wp:docPr id="181" name="Picture 181"/>
+                  <wp:cNvGraphicFramePr>
+                    <a:graphicFrameLocks noChangeAspect="1"/>
+                  </wp:cNvGraphicFramePr>
+                  <a:graphic>
+                    <a:graphicData uri="http://schemas.openxmlformats.org/drawingml/2006/picture">
+                      <pic:pic>
+                        <pic:nvPicPr>
+                          <pic:cNvPr id="0" name="frame_0000.jpg"/>
+                          <pic:cNvPicPr/>
+                        </pic:nvPicPr>
+                        <pic:blipFill>
+                          <a:blip r:embed="rId9"/>
+                          <a:stretch>
+                            <a:fillRect/>
+                          </a:stretch>
+                        </pic:blipFill>
+                        <pic:spPr>
+                          <a:xfrm>
+                            <a:off x="0" y="0"/>
+                            <a:ext cx="1280160" cy="720090"/>
+                          </a:xfrm>
+                          <a:prstGeom prst="rect"/>
+                        </pic:spPr>
+                      </pic:pic>
+                    </a:graphicData>
+                  </a:graphic>
+                </wp:inline>
+              </w:drawing>
             </w:r>
           </w:p>
         </w:tc>
@@ -3790,7 +9401,38 @@
           </w:tcPr>
           <w:p>
             <w:r>
-              <w:t>frame_0142.jpg</w:t>
+              <w:drawing>
+                <wp:inline xmlns:a="http://schemas.openxmlformats.org/drawingml/2006/main" xmlns:pic="http://schemas.openxmlformats.org/drawingml/2006/picture">
+                  <wp:extent cx="1280160" cy="720090"/>
+                  <wp:docPr id="182" name="Picture 182"/>
+                  <wp:cNvGraphicFramePr>
+                    <a:graphicFrameLocks noChangeAspect="1"/>
+                  </wp:cNvGraphicFramePr>
+                  <a:graphic>
+                    <a:graphicData uri="http://schemas.openxmlformats.org/drawingml/2006/picture">
+                      <pic:pic>
+                        <pic:nvPicPr>
+                          <pic:cNvPr id="0" name="frame_0142.jpg"/>
+                          <pic:cNvPicPr/>
+                        </pic:nvPicPr>
+                        <pic:blipFill>
+                          <a:blip r:embed="rId10"/>
+                          <a:stretch>
+                            <a:fillRect/>
+                          </a:stretch>
+                        </pic:blipFill>
+                        <pic:spPr>
+                          <a:xfrm>
+                            <a:off x="0" y="0"/>
+                            <a:ext cx="1280160" cy="720090"/>
+                          </a:xfrm>
+                          <a:prstGeom prst="rect"/>
+                        </pic:spPr>
+                      </pic:pic>
+                    </a:graphicData>
+                  </a:graphic>
+                </wp:inline>
+              </w:drawing>
             </w:r>
           </w:p>
         </w:tc>
@@ -3800,7 +9442,38 @@
           </w:tcPr>
           <w:p>
             <w:r>
-              <w:t>frame_0284.jpg</w:t>
+              <w:drawing>
+                <wp:inline xmlns:a="http://schemas.openxmlformats.org/drawingml/2006/main" xmlns:pic="http://schemas.openxmlformats.org/drawingml/2006/picture">
+                  <wp:extent cx="1280160" cy="720090"/>
+                  <wp:docPr id="183" name="Picture 183"/>
+                  <wp:cNvGraphicFramePr>
+                    <a:graphicFrameLocks noChangeAspect="1"/>
+                  </wp:cNvGraphicFramePr>
+                  <a:graphic>
+                    <a:graphicData uri="http://schemas.openxmlformats.org/drawingml/2006/picture">
+                      <pic:pic>
+                        <pic:nvPicPr>
+                          <pic:cNvPr id="0" name="frame_0284.jpg"/>
+                          <pic:cNvPicPr/>
+                        </pic:nvPicPr>
+                        <pic:blipFill>
+                          <a:blip r:embed="rId11"/>
+                          <a:stretch>
+                            <a:fillRect/>
+                          </a:stretch>
+                        </pic:blipFill>
+                        <pic:spPr>
+                          <a:xfrm>
+                            <a:off x="0" y="0"/>
+                            <a:ext cx="1280160" cy="720090"/>
+                          </a:xfrm>
+                          <a:prstGeom prst="rect"/>
+                        </pic:spPr>
+                      </pic:pic>
+                    </a:graphicData>
+                  </a:graphic>
+                </wp:inline>
+              </w:drawing>
             </w:r>
           </w:p>
         </w:tc>
@@ -3842,7 +9515,38 @@
           </w:tcPr>
           <w:p>
             <w:r>
-              <w:t>frame_0000.jpg</w:t>
+              <w:drawing>
+                <wp:inline xmlns:a="http://schemas.openxmlformats.org/drawingml/2006/main" xmlns:pic="http://schemas.openxmlformats.org/drawingml/2006/picture">
+                  <wp:extent cx="1280160" cy="720090"/>
+                  <wp:docPr id="184" name="Picture 184"/>
+                  <wp:cNvGraphicFramePr>
+                    <a:graphicFrameLocks noChangeAspect="1"/>
+                  </wp:cNvGraphicFramePr>
+                  <a:graphic>
+                    <a:graphicData uri="http://schemas.openxmlformats.org/drawingml/2006/picture">
+                      <pic:pic>
+                        <pic:nvPicPr>
+                          <pic:cNvPr id="0" name="frame_0000.jpg"/>
+                          <pic:cNvPicPr/>
+                        </pic:nvPicPr>
+                        <pic:blipFill>
+                          <a:blip r:embed="rId9"/>
+                          <a:stretch>
+                            <a:fillRect/>
+                          </a:stretch>
+                        </pic:blipFill>
+                        <pic:spPr>
+                          <a:xfrm>
+                            <a:off x="0" y="0"/>
+                            <a:ext cx="1280160" cy="720090"/>
+                          </a:xfrm>
+                          <a:prstGeom prst="rect"/>
+                        </pic:spPr>
+                      </pic:pic>
+                    </a:graphicData>
+                  </a:graphic>
+                </wp:inline>
+              </w:drawing>
             </w:r>
           </w:p>
         </w:tc>
@@ -3852,7 +9556,38 @@
           </w:tcPr>
           <w:p>
             <w:r>
-              <w:t>frame_0142.jpg</w:t>
+              <w:drawing>
+                <wp:inline xmlns:a="http://schemas.openxmlformats.org/drawingml/2006/main" xmlns:pic="http://schemas.openxmlformats.org/drawingml/2006/picture">
+                  <wp:extent cx="1280160" cy="720090"/>
+                  <wp:docPr id="185" name="Picture 185"/>
+                  <wp:cNvGraphicFramePr>
+                    <a:graphicFrameLocks noChangeAspect="1"/>
+                  </wp:cNvGraphicFramePr>
+                  <a:graphic>
+                    <a:graphicData uri="http://schemas.openxmlformats.org/drawingml/2006/picture">
+                      <pic:pic>
+                        <pic:nvPicPr>
+                          <pic:cNvPr id="0" name="frame_0142.jpg"/>
+                          <pic:cNvPicPr/>
+                        </pic:nvPicPr>
+                        <pic:blipFill>
+                          <a:blip r:embed="rId10"/>
+                          <a:stretch>
+                            <a:fillRect/>
+                          </a:stretch>
+                        </pic:blipFill>
+                        <pic:spPr>
+                          <a:xfrm>
+                            <a:off x="0" y="0"/>
+                            <a:ext cx="1280160" cy="720090"/>
+                          </a:xfrm>
+                          <a:prstGeom prst="rect"/>
+                        </pic:spPr>
+                      </pic:pic>
+                    </a:graphicData>
+                  </a:graphic>
+                </wp:inline>
+              </w:drawing>
             </w:r>
           </w:p>
         </w:tc>
@@ -3862,7 +9597,38 @@
           </w:tcPr>
           <w:p>
             <w:r>
-              <w:t>frame_0284.jpg</w:t>
+              <w:drawing>
+                <wp:inline xmlns:a="http://schemas.openxmlformats.org/drawingml/2006/main" xmlns:pic="http://schemas.openxmlformats.org/drawingml/2006/picture">
+                  <wp:extent cx="1280160" cy="720090"/>
+                  <wp:docPr id="186" name="Picture 186"/>
+                  <wp:cNvGraphicFramePr>
+                    <a:graphicFrameLocks noChangeAspect="1"/>
+                  </wp:cNvGraphicFramePr>
+                  <a:graphic>
+                    <a:graphicData uri="http://schemas.openxmlformats.org/drawingml/2006/picture">
+                      <pic:pic>
+                        <pic:nvPicPr>
+                          <pic:cNvPr id="0" name="frame_0284.jpg"/>
+                          <pic:cNvPicPr/>
+                        </pic:nvPicPr>
+                        <pic:blipFill>
+                          <a:blip r:embed="rId11"/>
+                          <a:stretch>
+                            <a:fillRect/>
+                          </a:stretch>
+                        </pic:blipFill>
+                        <pic:spPr>
+                          <a:xfrm>
+                            <a:off x="0" y="0"/>
+                            <a:ext cx="1280160" cy="720090"/>
+                          </a:xfrm>
+                          <a:prstGeom prst="rect"/>
+                        </pic:spPr>
+                      </pic:pic>
+                    </a:graphicData>
+                  </a:graphic>
+                </wp:inline>
+              </w:drawing>
             </w:r>
           </w:p>
         </w:tc>
@@ -3914,7 +9680,38 @@
           </w:tcPr>
           <w:p>
             <w:r>
-              <w:t>frame_0000.jpg</w:t>
+              <w:drawing>
+                <wp:inline xmlns:a="http://schemas.openxmlformats.org/drawingml/2006/main" xmlns:pic="http://schemas.openxmlformats.org/drawingml/2006/picture">
+                  <wp:extent cx="1280160" cy="720090"/>
+                  <wp:docPr id="187" name="Picture 187"/>
+                  <wp:cNvGraphicFramePr>
+                    <a:graphicFrameLocks noChangeAspect="1"/>
+                  </wp:cNvGraphicFramePr>
+                  <a:graphic>
+                    <a:graphicData uri="http://schemas.openxmlformats.org/drawingml/2006/picture">
+                      <pic:pic>
+                        <pic:nvPicPr>
+                          <pic:cNvPr id="0" name="frame_0000.jpg"/>
+                          <pic:cNvPicPr/>
+                        </pic:nvPicPr>
+                        <pic:blipFill>
+                          <a:blip r:embed="rId9"/>
+                          <a:stretch>
+                            <a:fillRect/>
+                          </a:stretch>
+                        </pic:blipFill>
+                        <pic:spPr>
+                          <a:xfrm>
+                            <a:off x="0" y="0"/>
+                            <a:ext cx="1280160" cy="720090"/>
+                          </a:xfrm>
+                          <a:prstGeom prst="rect"/>
+                        </pic:spPr>
+                      </pic:pic>
+                    </a:graphicData>
+                  </a:graphic>
+                </wp:inline>
+              </w:drawing>
             </w:r>
           </w:p>
         </w:tc>
@@ -3924,7 +9721,38 @@
           </w:tcPr>
           <w:p>
             <w:r>
-              <w:t>frame_0142.jpg</w:t>
+              <w:drawing>
+                <wp:inline xmlns:a="http://schemas.openxmlformats.org/drawingml/2006/main" xmlns:pic="http://schemas.openxmlformats.org/drawingml/2006/picture">
+                  <wp:extent cx="1280160" cy="720090"/>
+                  <wp:docPr id="188" name="Picture 188"/>
+                  <wp:cNvGraphicFramePr>
+                    <a:graphicFrameLocks noChangeAspect="1"/>
+                  </wp:cNvGraphicFramePr>
+                  <a:graphic>
+                    <a:graphicData uri="http://schemas.openxmlformats.org/drawingml/2006/picture">
+                      <pic:pic>
+                        <pic:nvPicPr>
+                          <pic:cNvPr id="0" name="frame_0142.jpg"/>
+                          <pic:cNvPicPr/>
+                        </pic:nvPicPr>
+                        <pic:blipFill>
+                          <a:blip r:embed="rId10"/>
+                          <a:stretch>
+                            <a:fillRect/>
+                          </a:stretch>
+                        </pic:blipFill>
+                        <pic:spPr>
+                          <a:xfrm>
+                            <a:off x="0" y="0"/>
+                            <a:ext cx="1280160" cy="720090"/>
+                          </a:xfrm>
+                          <a:prstGeom prst="rect"/>
+                        </pic:spPr>
+                      </pic:pic>
+                    </a:graphicData>
+                  </a:graphic>
+                </wp:inline>
+              </w:drawing>
             </w:r>
           </w:p>
         </w:tc>
@@ -3934,7 +9762,38 @@
           </w:tcPr>
           <w:p>
             <w:r>
-              <w:t>frame_0284.jpg</w:t>
+              <w:drawing>
+                <wp:inline xmlns:a="http://schemas.openxmlformats.org/drawingml/2006/main" xmlns:pic="http://schemas.openxmlformats.org/drawingml/2006/picture">
+                  <wp:extent cx="1280160" cy="720090"/>
+                  <wp:docPr id="189" name="Picture 189"/>
+                  <wp:cNvGraphicFramePr>
+                    <a:graphicFrameLocks noChangeAspect="1"/>
+                  </wp:cNvGraphicFramePr>
+                  <a:graphic>
+                    <a:graphicData uri="http://schemas.openxmlformats.org/drawingml/2006/picture">
+                      <pic:pic>
+                        <pic:nvPicPr>
+                          <pic:cNvPr id="0" name="frame_0284.jpg"/>
+                          <pic:cNvPicPr/>
+                        </pic:nvPicPr>
+                        <pic:blipFill>
+                          <a:blip r:embed="rId11"/>
+                          <a:stretch>
+                            <a:fillRect/>
+                          </a:stretch>
+                        </pic:blipFill>
+                        <pic:spPr>
+                          <a:xfrm>
+                            <a:off x="0" y="0"/>
+                            <a:ext cx="1280160" cy="720090"/>
+                          </a:xfrm>
+                          <a:prstGeom prst="rect"/>
+                        </pic:spPr>
+                      </pic:pic>
+                    </a:graphicData>
+                  </a:graphic>
+                </wp:inline>
+              </w:drawing>
             </w:r>
           </w:p>
         </w:tc>
@@ -4046,7 +9905,38 @@
           </w:tcPr>
           <w:p>
             <w:r>
-              <w:t>frame_0000.jpg</w:t>
+              <w:drawing>
+                <wp:inline xmlns:a="http://schemas.openxmlformats.org/drawingml/2006/main" xmlns:pic="http://schemas.openxmlformats.org/drawingml/2006/picture">
+                  <wp:extent cx="1280160" cy="720090"/>
+                  <wp:docPr id="190" name="Picture 190"/>
+                  <wp:cNvGraphicFramePr>
+                    <a:graphicFrameLocks noChangeAspect="1"/>
+                  </wp:cNvGraphicFramePr>
+                  <a:graphic>
+                    <a:graphicData uri="http://schemas.openxmlformats.org/drawingml/2006/picture">
+                      <pic:pic>
+                        <pic:nvPicPr>
+                          <pic:cNvPr id="0" name="frame_0000.jpg"/>
+                          <pic:cNvPicPr/>
+                        </pic:nvPicPr>
+                        <pic:blipFill>
+                          <a:blip r:embed="rId9"/>
+                          <a:stretch>
+                            <a:fillRect/>
+                          </a:stretch>
+                        </pic:blipFill>
+                        <pic:spPr>
+                          <a:xfrm>
+                            <a:off x="0" y="0"/>
+                            <a:ext cx="1280160" cy="720090"/>
+                          </a:xfrm>
+                          <a:prstGeom prst="rect"/>
+                        </pic:spPr>
+                      </pic:pic>
+                    </a:graphicData>
+                  </a:graphic>
+                </wp:inline>
+              </w:drawing>
             </w:r>
           </w:p>
         </w:tc>
@@ -4056,7 +9946,38 @@
           </w:tcPr>
           <w:p>
             <w:r>
-              <w:t>frame_0142.jpg</w:t>
+              <w:drawing>
+                <wp:inline xmlns:a="http://schemas.openxmlformats.org/drawingml/2006/main" xmlns:pic="http://schemas.openxmlformats.org/drawingml/2006/picture">
+                  <wp:extent cx="1280160" cy="720090"/>
+                  <wp:docPr id="191" name="Picture 191"/>
+                  <wp:cNvGraphicFramePr>
+                    <a:graphicFrameLocks noChangeAspect="1"/>
+                  </wp:cNvGraphicFramePr>
+                  <a:graphic>
+                    <a:graphicData uri="http://schemas.openxmlformats.org/drawingml/2006/picture">
+                      <pic:pic>
+                        <pic:nvPicPr>
+                          <pic:cNvPr id="0" name="frame_0142.jpg"/>
+                          <pic:cNvPicPr/>
+                        </pic:nvPicPr>
+                        <pic:blipFill>
+                          <a:blip r:embed="rId10"/>
+                          <a:stretch>
+                            <a:fillRect/>
+                          </a:stretch>
+                        </pic:blipFill>
+                        <pic:spPr>
+                          <a:xfrm>
+                            <a:off x="0" y="0"/>
+                            <a:ext cx="1280160" cy="720090"/>
+                          </a:xfrm>
+                          <a:prstGeom prst="rect"/>
+                        </pic:spPr>
+                      </pic:pic>
+                    </a:graphicData>
+                  </a:graphic>
+                </wp:inline>
+              </w:drawing>
             </w:r>
           </w:p>
         </w:tc>
@@ -4066,7 +9987,38 @@
           </w:tcPr>
           <w:p>
             <w:r>
-              <w:t>frame_0284.jpg</w:t>
+              <w:drawing>
+                <wp:inline xmlns:a="http://schemas.openxmlformats.org/drawingml/2006/main" xmlns:pic="http://schemas.openxmlformats.org/drawingml/2006/picture">
+                  <wp:extent cx="1280160" cy="720090"/>
+                  <wp:docPr id="192" name="Picture 192"/>
+                  <wp:cNvGraphicFramePr>
+                    <a:graphicFrameLocks noChangeAspect="1"/>
+                  </wp:cNvGraphicFramePr>
+                  <a:graphic>
+                    <a:graphicData uri="http://schemas.openxmlformats.org/drawingml/2006/picture">
+                      <pic:pic>
+                        <pic:nvPicPr>
+                          <pic:cNvPr id="0" name="frame_0284.jpg"/>
+                          <pic:cNvPicPr/>
+                        </pic:nvPicPr>
+                        <pic:blipFill>
+                          <a:blip r:embed="rId11"/>
+                          <a:stretch>
+                            <a:fillRect/>
+                          </a:stretch>
+                        </pic:blipFill>
+                        <pic:spPr>
+                          <a:xfrm>
+                            <a:off x="0" y="0"/>
+                            <a:ext cx="1280160" cy="720090"/>
+                          </a:xfrm>
+                          <a:prstGeom prst="rect"/>
+                        </pic:spPr>
+                      </pic:pic>
+                    </a:graphicData>
+                  </a:graphic>
+                </wp:inline>
+              </w:drawing>
             </w:r>
           </w:p>
         </w:tc>
@@ -4108,7 +10060,38 @@
           </w:tcPr>
           <w:p>
             <w:r>
-              <w:t>frame_0000.jpg</w:t>
+              <w:drawing>
+                <wp:inline xmlns:a="http://schemas.openxmlformats.org/drawingml/2006/main" xmlns:pic="http://schemas.openxmlformats.org/drawingml/2006/picture">
+                  <wp:extent cx="1280160" cy="720090"/>
+                  <wp:docPr id="193" name="Picture 193"/>
+                  <wp:cNvGraphicFramePr>
+                    <a:graphicFrameLocks noChangeAspect="1"/>
+                  </wp:cNvGraphicFramePr>
+                  <a:graphic>
+                    <a:graphicData uri="http://schemas.openxmlformats.org/drawingml/2006/picture">
+                      <pic:pic>
+                        <pic:nvPicPr>
+                          <pic:cNvPr id="0" name="frame_0000.jpg"/>
+                          <pic:cNvPicPr/>
+                        </pic:nvPicPr>
+                        <pic:blipFill>
+                          <a:blip r:embed="rId9"/>
+                          <a:stretch>
+                            <a:fillRect/>
+                          </a:stretch>
+                        </pic:blipFill>
+                        <pic:spPr>
+                          <a:xfrm>
+                            <a:off x="0" y="0"/>
+                            <a:ext cx="1280160" cy="720090"/>
+                          </a:xfrm>
+                          <a:prstGeom prst="rect"/>
+                        </pic:spPr>
+                      </pic:pic>
+                    </a:graphicData>
+                  </a:graphic>
+                </wp:inline>
+              </w:drawing>
             </w:r>
           </w:p>
         </w:tc>
@@ -4118,7 +10101,38 @@
           </w:tcPr>
           <w:p>
             <w:r>
-              <w:t>frame_0142.jpg</w:t>
+              <w:drawing>
+                <wp:inline xmlns:a="http://schemas.openxmlformats.org/drawingml/2006/main" xmlns:pic="http://schemas.openxmlformats.org/drawingml/2006/picture">
+                  <wp:extent cx="1280160" cy="720090"/>
+                  <wp:docPr id="194" name="Picture 194"/>
+                  <wp:cNvGraphicFramePr>
+                    <a:graphicFrameLocks noChangeAspect="1"/>
+                  </wp:cNvGraphicFramePr>
+                  <a:graphic>
+                    <a:graphicData uri="http://schemas.openxmlformats.org/drawingml/2006/picture">
+                      <pic:pic>
+                        <pic:nvPicPr>
+                          <pic:cNvPr id="0" name="frame_0142.jpg"/>
+                          <pic:cNvPicPr/>
+                        </pic:nvPicPr>
+                        <pic:blipFill>
+                          <a:blip r:embed="rId10"/>
+                          <a:stretch>
+                            <a:fillRect/>
+                          </a:stretch>
+                        </pic:blipFill>
+                        <pic:spPr>
+                          <a:xfrm>
+                            <a:off x="0" y="0"/>
+                            <a:ext cx="1280160" cy="720090"/>
+                          </a:xfrm>
+                          <a:prstGeom prst="rect"/>
+                        </pic:spPr>
+                      </pic:pic>
+                    </a:graphicData>
+                  </a:graphic>
+                </wp:inline>
+              </w:drawing>
             </w:r>
           </w:p>
         </w:tc>
@@ -4128,7 +10142,38 @@
           </w:tcPr>
           <w:p>
             <w:r>
-              <w:t>frame_0284.jpg</w:t>
+              <w:drawing>
+                <wp:inline xmlns:a="http://schemas.openxmlformats.org/drawingml/2006/main" xmlns:pic="http://schemas.openxmlformats.org/drawingml/2006/picture">
+                  <wp:extent cx="1280160" cy="720090"/>
+                  <wp:docPr id="195" name="Picture 195"/>
+                  <wp:cNvGraphicFramePr>
+                    <a:graphicFrameLocks noChangeAspect="1"/>
+                  </wp:cNvGraphicFramePr>
+                  <a:graphic>
+                    <a:graphicData uri="http://schemas.openxmlformats.org/drawingml/2006/picture">
+                      <pic:pic>
+                        <pic:nvPicPr>
+                          <pic:cNvPr id="0" name="frame_0284.jpg"/>
+                          <pic:cNvPicPr/>
+                        </pic:nvPicPr>
+                        <pic:blipFill>
+                          <a:blip r:embed="rId11"/>
+                          <a:stretch>
+                            <a:fillRect/>
+                          </a:stretch>
+                        </pic:blipFill>
+                        <pic:spPr>
+                          <a:xfrm>
+                            <a:off x="0" y="0"/>
+                            <a:ext cx="1280160" cy="720090"/>
+                          </a:xfrm>
+                          <a:prstGeom prst="rect"/>
+                        </pic:spPr>
+                      </pic:pic>
+                    </a:graphicData>
+                  </a:graphic>
+                </wp:inline>
+              </w:drawing>
             </w:r>
           </w:p>
         </w:tc>
